--- a/Практика ПМ05/Отчет Лотков Павел.docx
+++ b/Практика ПМ05/Отчет Лотков Павел.docx
@@ -27,6 +27,13 @@
           <w:szCs w:val="28"/>
         </w:rPr>
       </w:r>
+      <w:r>
+        <w:rPr>
+          <w:rFonts w:ascii="Times New Roman" w:hAnsi="Times New Roman"/>
+          <w:sz w:val="28"/>
+          <w:szCs w:val="28"/>
+        </w:rPr>
+      </w:r>
     </w:p>
     <w:p>
       <w:pPr>
@@ -44,6 +51,13 @@
           <w:sz w:val="28"/>
           <w:szCs w:val="28"/>
           <w:lang w:eastAsia="ru-RU"/>
+        </w:rPr>
+      </w:r>
+      <w:r>
+        <w:rPr>
+          <w:rFonts w:ascii="Times New Roman" w:hAnsi="Times New Roman"/>
+          <w:sz w:val="28"/>
+          <w:szCs w:val="28"/>
         </w:rPr>
       </w:r>
       <w:r>
@@ -56,7 +70,7 @@
     </w:p>
     <w:tbl>
       <w:tblPr>
-        <w:tblStyle w:val="964"/>
+        <w:tblStyle w:val="1039"/>
         <w:tblW w:w="0" w:type="auto"/>
         <w:tblBorders>
           <w:top w:val="none" w:color="auto" w:sz="0" w:space="0"/>
@@ -172,6 +186,14 @@
                 <w:szCs w:val="28"/>
               </w:rPr>
             </w:r>
+            <w:r>
+              <w:rPr>
+                <w:rFonts w:ascii="Times New Roman" w:hAnsi="Times New Roman"/>
+                <w:b/>
+                <w:sz w:val="28"/>
+                <w:szCs w:val="28"/>
+              </w:rPr>
+            </w:r>
           </w:p>
         </w:tc>
         <w:tc>
@@ -197,6 +219,13 @@
                 <w:szCs w:val="28"/>
               </w:rPr>
               <w:t xml:space="preserve">Правительство Санкт-Петербурга</w:t>
+            </w:r>
+            <w:r>
+              <w:rPr>
+                <w:rFonts w:ascii="Times New Roman" w:hAnsi="Times New Roman"/>
+                <w:sz w:val="28"/>
+                <w:szCs w:val="28"/>
+              </w:rPr>
             </w:r>
             <w:r>
               <w:rPr>
@@ -231,6 +260,13 @@
                 <w:szCs w:val="28"/>
               </w:rPr>
             </w:r>
+            <w:r>
+              <w:rPr>
+                <w:rFonts w:ascii="Times New Roman" w:hAnsi="Times New Roman"/>
+                <w:sz w:val="28"/>
+                <w:szCs w:val="28"/>
+              </w:rPr>
+            </w:r>
           </w:p>
           <w:p>
             <w:pPr>
@@ -252,6 +288,14 @@
                 <w:lang w:eastAsia="ar-SA"/>
               </w:rPr>
               <w:t xml:space="preserve">Санкт-Петербургское Государственное бюджетное профессиональное образовательное учреждение </w:t>
+            </w:r>
+            <w:r>
+              <w:rPr>
+                <w:rFonts w:ascii="Times New Roman" w:hAnsi="Times New Roman"/>
+                <w:color w:val="000000"/>
+                <w:sz w:val="28"/>
+                <w:szCs w:val="28"/>
+              </w:rPr>
             </w:r>
             <w:r>
               <w:rPr>
@@ -291,6 +335,14 @@
                 <w:szCs w:val="28"/>
               </w:rPr>
             </w:r>
+            <w:r>
+              <w:rPr>
+                <w:rFonts w:ascii="Times New Roman" w:hAnsi="Times New Roman"/>
+                <w:color w:val="000000"/>
+                <w:sz w:val="28"/>
+                <w:szCs w:val="28"/>
+              </w:rPr>
+            </w:r>
           </w:p>
           <w:p>
             <w:pPr>
@@ -319,6 +371,14 @@
                 <w:szCs w:val="28"/>
               </w:rPr>
             </w:r>
+            <w:r>
+              <w:rPr>
+                <w:rFonts w:ascii="Times New Roman" w:hAnsi="Times New Roman"/>
+                <w:b/>
+                <w:sz w:val="28"/>
+                <w:szCs w:val="28"/>
+              </w:rPr>
+            </w:r>
           </w:p>
         </w:tc>
       </w:tr>
@@ -348,6 +408,13 @@
           <w:szCs w:val="28"/>
         </w:rPr>
       </w:r>
+      <w:r>
+        <w:rPr>
+          <w:rFonts w:ascii="Times New Roman" w:hAnsi="Times New Roman"/>
+          <w:sz w:val="28"/>
+          <w:szCs w:val="28"/>
+        </w:rPr>
+      </w:r>
     </w:p>
     <w:p>
       <w:pPr>
@@ -374,6 +441,13 @@
           <w:szCs w:val="28"/>
         </w:rPr>
       </w:r>
+      <w:r>
+        <w:rPr>
+          <w:rFonts w:ascii="Times New Roman" w:hAnsi="Times New Roman"/>
+          <w:sz w:val="28"/>
+          <w:szCs w:val="28"/>
+        </w:rPr>
+      </w:r>
     </w:p>
     <w:p>
       <w:pPr>
@@ -400,6 +474,13 @@
           <w:szCs w:val="28"/>
         </w:rPr>
       </w:r>
+      <w:r>
+        <w:rPr>
+          <w:rFonts w:ascii="Times New Roman" w:hAnsi="Times New Roman"/>
+          <w:sz w:val="28"/>
+          <w:szCs w:val="28"/>
+        </w:rPr>
+      </w:r>
     </w:p>
     <w:p>
       <w:pPr>
@@ -426,6 +507,13 @@
           <w:szCs w:val="28"/>
         </w:rPr>
       </w:r>
+      <w:r>
+        <w:rPr>
+          <w:rFonts w:ascii="Times New Roman" w:hAnsi="Times New Roman"/>
+          <w:sz w:val="28"/>
+          <w:szCs w:val="28"/>
+        </w:rPr>
+      </w:r>
     </w:p>
     <w:p>
       <w:pPr>
@@ -451,6 +539,13 @@
           <w:szCs w:val="28"/>
         </w:rPr>
       </w:r>
+      <w:r>
+        <w:rPr>
+          <w:rFonts w:ascii="Times New Roman" w:hAnsi="Times New Roman"/>
+          <w:sz w:val="28"/>
+          <w:szCs w:val="28"/>
+        </w:rPr>
+      </w:r>
     </w:p>
     <w:p>
       <w:pPr>
@@ -477,6 +572,13 @@
           <w:szCs w:val="28"/>
         </w:rPr>
       </w:r>
+      <w:r>
+        <w:rPr>
+          <w:rFonts w:ascii="Times New Roman" w:hAnsi="Times New Roman"/>
+          <w:sz w:val="28"/>
+          <w:szCs w:val="28"/>
+        </w:rPr>
+      </w:r>
     </w:p>
     <w:p>
       <w:pPr>
@@ -503,6 +605,13 @@
           <w:szCs w:val="28"/>
         </w:rPr>
       </w:r>
+      <w:r>
+        <w:rPr>
+          <w:rFonts w:ascii="Times New Roman" w:hAnsi="Times New Roman"/>
+          <w:sz w:val="28"/>
+          <w:szCs w:val="28"/>
+        </w:rPr>
+      </w:r>
     </w:p>
     <w:p>
       <w:pPr>
@@ -532,6 +641,14 @@
           <w:szCs w:val="28"/>
         </w:rPr>
       </w:r>
+      <w:r>
+        <w:rPr>
+          <w:rFonts w:ascii="Times New Roman" w:hAnsi="Times New Roman" w:eastAsiaTheme="minorHAnsi"/>
+          <w:b/>
+          <w:sz w:val="28"/>
+          <w:szCs w:val="28"/>
+        </w:rPr>
+      </w:r>
     </w:p>
     <w:p>
       <w:pPr>
@@ -558,6 +675,13 @@
           <w:szCs w:val="28"/>
         </w:rPr>
       </w:r>
+      <w:r>
+        <w:rPr>
+          <w:rFonts w:ascii="Times New Roman" w:hAnsi="Times New Roman" w:eastAsiaTheme="minorHAnsi"/>
+          <w:sz w:val="28"/>
+          <w:szCs w:val="28"/>
+        </w:rPr>
+      </w:r>
     </w:p>
     <w:p>
       <w:pPr>
@@ -584,6 +708,13 @@
           <w:szCs w:val="28"/>
         </w:rPr>
       </w:r>
+      <w:r>
+        <w:rPr>
+          <w:rFonts w:ascii="Times New Roman" w:hAnsi="Times New Roman" w:eastAsiaTheme="minorHAnsi"/>
+          <w:sz w:val="28"/>
+          <w:szCs w:val="28"/>
+        </w:rPr>
+      </w:r>
     </w:p>
     <w:p>
       <w:pPr>
@@ -610,6 +741,13 @@
           <w:szCs w:val="28"/>
         </w:rPr>
       </w:r>
+      <w:r>
+        <w:rPr>
+          <w:rFonts w:ascii="Times New Roman" w:hAnsi="Times New Roman" w:eastAsiaTheme="minorHAnsi"/>
+          <w:sz w:val="28"/>
+          <w:szCs w:val="28"/>
+        </w:rPr>
+      </w:r>
     </w:p>
     <w:p>
       <w:pPr>
@@ -635,6 +773,13 @@
           <w:szCs w:val="28"/>
         </w:rPr>
       </w:r>
+      <w:r>
+        <w:rPr>
+          <w:rFonts w:ascii="Times New Roman" w:hAnsi="Times New Roman" w:eastAsiaTheme="minorHAnsi"/>
+          <w:sz w:val="28"/>
+          <w:szCs w:val="28"/>
+        </w:rPr>
+      </w:r>
     </w:p>
     <w:p>
       <w:pPr>
@@ -661,6 +806,13 @@
           <w:szCs w:val="28"/>
         </w:rPr>
       </w:r>
+      <w:r>
+        <w:rPr>
+          <w:rFonts w:ascii="Times New Roman" w:hAnsi="Times New Roman" w:eastAsiaTheme="minorHAnsi"/>
+          <w:sz w:val="28"/>
+          <w:szCs w:val="28"/>
+        </w:rPr>
+      </w:r>
     </w:p>
     <w:p>
       <w:pPr>
@@ -702,6 +854,13 @@
           <w:szCs w:val="28"/>
         </w:rPr>
       </w:r>
+      <w:r>
+        <w:rPr>
+          <w:rFonts w:ascii="Times New Roman" w:hAnsi="Times New Roman" w:eastAsiaTheme="minorHAnsi"/>
+          <w:sz w:val="28"/>
+          <w:szCs w:val="28"/>
+        </w:rPr>
+      </w:r>
     </w:p>
     <w:p>
       <w:pPr>
@@ -737,22 +896,6 @@
           <w:highlight w:val="none"/>
         </w:rPr>
       </w:r>
-      <w:r>
-        <w:rPr>
-          <w:rFonts w:ascii="Times New Roman" w:hAnsi="Times New Roman" w:eastAsiaTheme="minorHAnsi"/>
-          <w:sz w:val="28"/>
-          <w:szCs w:val="28"/>
-          <w:highlight w:val="none"/>
-        </w:rPr>
-      </w:r>
-      <w:r>
-        <w:rPr>
-          <w:rFonts w:ascii="Times New Roman" w:hAnsi="Times New Roman" w:eastAsiaTheme="minorHAnsi"/>
-          <w:sz w:val="28"/>
-          <w:szCs w:val="28"/>
-          <w:highlight w:val="none"/>
-        </w:rPr>
-      </w:r>
     </w:p>
     <w:p>
       <w:pPr>
@@ -773,6 +916,14 @@
           <w:u w:val="single"/>
         </w:rPr>
         <w:t xml:space="preserve">Лотков Павел Юрьевич</w:t>
+      </w:r>
+      <w:r>
+        <w:rPr>
+          <w:rFonts w:asciiTheme="minorHAnsi" w:hAnsiTheme="minorHAnsi" w:eastAsiaTheme="minorHAnsi" w:cstheme="minorBidi"/>
+          <w:sz w:val="28"/>
+          <w:szCs w:val="28"/>
+          <w:u w:val="single"/>
+        </w:rPr>
       </w:r>
       <w:r>
         <w:rPr>
@@ -810,28 +961,14 @@
           <w:rFonts w:ascii="Times New Roman" w:hAnsi="Times New Roman" w:eastAsiaTheme="minorHAnsi"/>
           <w:sz w:val="28"/>
           <w:szCs w:val="28"/>
+        </w:rPr>
+      </w:r>
+      <w:r>
+        <w:rPr>
+          <w:rFonts w:ascii="Times New Roman" w:hAnsi="Times New Roman" w:eastAsiaTheme="minorHAnsi"/>
+          <w:sz w:val="28"/>
+          <w:szCs w:val="28"/>
           <w:highlight w:val="none"/>
-        </w:rPr>
-      </w:r>
-      <w:r>
-        <w:rPr>
-          <w:rFonts w:ascii="Times New Roman" w:hAnsi="Times New Roman" w:eastAsiaTheme="minorHAnsi"/>
-          <w:sz w:val="28"/>
-          <w:szCs w:val="28"/>
-        </w:rPr>
-      </w:r>
-      <w:r>
-        <w:rPr>
-          <w:rFonts w:ascii="Times New Roman" w:hAnsi="Times New Roman" w:eastAsiaTheme="minorHAnsi"/>
-          <w:sz w:val="28"/>
-          <w:szCs w:val="28"/>
-        </w:rPr>
-      </w:r>
-      <w:r>
-        <w:rPr>
-          <w:rFonts w:ascii="Times New Roman" w:hAnsi="Times New Roman" w:eastAsiaTheme="minorHAnsi"/>
-          <w:sz w:val="28"/>
-          <w:szCs w:val="28"/>
         </w:rPr>
       </w:r>
     </w:p>
@@ -864,6 +1001,13 @@
           <w:highlight w:val="none"/>
         </w:rPr>
       </w:r>
+      <w:r>
+        <w:rPr>
+          <w:rFonts w:ascii="Times New Roman" w:hAnsi="Times New Roman" w:eastAsiaTheme="minorHAnsi"/>
+          <w:sz w:val="28"/>
+          <w:szCs w:val="28"/>
+        </w:rPr>
+      </w:r>
     </w:p>
     <w:p>
       <w:pPr>
@@ -888,6 +1032,13 @@
           <w:szCs w:val="28"/>
         </w:rPr>
       </w:r>
+      <w:r>
+        <w:rPr>
+          <w:rFonts w:ascii="Times New Roman" w:hAnsi="Times New Roman" w:eastAsiaTheme="minorHAnsi"/>
+          <w:sz w:val="28"/>
+          <w:szCs w:val="28"/>
+        </w:rPr>
+      </w:r>
     </w:p>
     <w:p>
       <w:pPr>
@@ -912,6 +1063,13 @@
           <w:szCs w:val="28"/>
         </w:rPr>
       </w:r>
+      <w:r>
+        <w:rPr>
+          <w:rFonts w:ascii="Times New Roman" w:hAnsi="Times New Roman" w:eastAsiaTheme="minorHAnsi"/>
+          <w:sz w:val="28"/>
+          <w:szCs w:val="28"/>
+        </w:rPr>
+      </w:r>
     </w:p>
     <w:p>
       <w:pPr>
@@ -940,21 +1098,6 @@
       </w:r>
       <w:r>
         <w:rPr>
-          <w:rFonts w:ascii="Times New Roman" w:hAnsi="Times New Roman"/>
-          <w:sz w:val="28"/>
-          <w:szCs w:val="28"/>
-          <w:lang w:eastAsia="ru-RU"/>
-        </w:rPr>
-      </w:r>
-      <w:r>
-        <w:rPr>
-          <w:rFonts w:ascii="Times New Roman" w:hAnsi="Times New Roman"/>
-          <w:sz w:val="28"/>
-          <w:szCs w:val="28"/>
-        </w:rPr>
-      </w:r>
-      <w:r>
-        <w:rPr>
           <w:rFonts w:ascii="Times New Roman" w:hAnsi="Times New Roman" w:eastAsiaTheme="minorHAnsi"/>
           <w:sz w:val="28"/>
           <w:szCs w:val="28"/>
@@ -987,6 +1130,13 @@
           <w:szCs w:val="28"/>
         </w:rPr>
       </w:r>
+      <w:r>
+        <w:rPr>
+          <w:rFonts w:ascii="Times New Roman" w:hAnsi="Times New Roman"/>
+          <w:sz w:val="28"/>
+          <w:szCs w:val="28"/>
+        </w:rPr>
+      </w:r>
     </w:p>
     <w:p>
       <w:pPr>
@@ -1014,6 +1164,13 @@
           <w:szCs w:val="28"/>
         </w:rPr>
       </w:r>
+      <w:r>
+        <w:rPr>
+          <w:rFonts w:ascii="Times New Roman" w:hAnsi="Times New Roman"/>
+          <w:sz w:val="28"/>
+          <w:szCs w:val="28"/>
+        </w:rPr>
+      </w:r>
     </w:p>
     <w:p>
       <w:pPr>
@@ -1051,6 +1208,17 @@
           <w:lang w:eastAsia="ru-RU"/>
         </w:rPr>
       </w:r>
+      <w:r>
+        <w:rPr>
+          <w:rFonts w:ascii="Times New Roman" w:hAnsi="Times New Roman"/>
+          <w:b/>
+          <w:bCs/>
+          <w:sz w:val="28"/>
+          <w:szCs w:val="28"/>
+          <w:highlight w:val="none"/>
+          <w:lang w:eastAsia="ru-RU"/>
+        </w:rPr>
+      </w:r>
     </w:p>
     <w:p>
       <w:pPr>
@@ -1088,6 +1256,17 @@
           <w:lang w:eastAsia="ru-RU"/>
         </w:rPr>
       </w:r>
+      <w:r>
+        <w:rPr>
+          <w:rFonts w:ascii="Times New Roman" w:hAnsi="Times New Roman"/>
+          <w:b/>
+          <w:bCs/>
+          <w:sz w:val="28"/>
+          <w:szCs w:val="28"/>
+          <w:highlight w:val="none"/>
+          <w:lang w:eastAsia="ru-RU"/>
+        </w:rPr>
+      </w:r>
     </w:p>
     <w:p>
       <w:pPr>
@@ -1124,6 +1303,13 @@
           <w:szCs w:val="28"/>
         </w:rPr>
       </w:r>
+      <w:r>
+        <w:rPr>
+          <w:rFonts w:ascii="Times New Roman" w:hAnsi="Times New Roman"/>
+          <w:sz w:val="28"/>
+          <w:szCs w:val="28"/>
+        </w:rPr>
+      </w:r>
     </w:p>
     <w:p>
       <w:pPr>
@@ -1160,6 +1346,13 @@
           <w:szCs w:val="28"/>
         </w:rPr>
       </w:r>
+      <w:r>
+        <w:rPr>
+          <w:rFonts w:ascii="Times New Roman" w:hAnsi="Times New Roman"/>
+          <w:sz w:val="28"/>
+          <w:szCs w:val="28"/>
+        </w:rPr>
+      </w:r>
     </w:p>
     <w:p>
       <w:pPr>
@@ -1196,6 +1389,13 @@
           <w:szCs w:val="28"/>
         </w:rPr>
       </w:r>
+      <w:r>
+        <w:rPr>
+          <w:rFonts w:ascii="Times New Roman" w:hAnsi="Times New Roman"/>
+          <w:sz w:val="28"/>
+          <w:szCs w:val="28"/>
+        </w:rPr>
+      </w:r>
     </w:p>
     <w:p>
       <w:pPr>
@@ -1241,6 +1441,13 @@
           <w:szCs w:val="28"/>
         </w:rPr>
       </w:r>
+      <w:r>
+        <w:rPr>
+          <w:rFonts w:ascii="Times New Roman" w:hAnsi="Times New Roman"/>
+          <w:sz w:val="28"/>
+          <w:szCs w:val="28"/>
+        </w:rPr>
+      </w:r>
     </w:p>
     <w:p>
       <w:pPr>
@@ -1286,6 +1493,13 @@
           <w:szCs w:val="28"/>
         </w:rPr>
       </w:r>
+      <w:r>
+        <w:rPr>
+          <w:rFonts w:ascii="Times New Roman" w:hAnsi="Times New Roman"/>
+          <w:sz w:val="28"/>
+          <w:szCs w:val="28"/>
+        </w:rPr>
+      </w:r>
     </w:p>
     <w:p>
       <w:pPr>
@@ -1318,6 +1532,15 @@
           <w:szCs w:val="28"/>
         </w:rPr>
       </w:r>
+      <w:r>
+        <w:rPr>
+          <w:rFonts w:ascii="Times New Roman" w:hAnsi="Times New Roman"/>
+          <w:b/>
+          <w:bCs/>
+          <w:sz w:val="28"/>
+          <w:szCs w:val="28"/>
+        </w:rPr>
+      </w:r>
     </w:p>
     <w:p>
       <w:pPr>
@@ -1340,6 +1563,15 @@
           <w:lang w:eastAsia="ru-RU"/>
         </w:rPr>
         <w:br w:type="page" w:clear="all"/>
+      </w:r>
+      <w:r>
+        <w:rPr>
+          <w:rFonts w:ascii="Times New Roman" w:hAnsi="Times New Roman"/>
+          <w:b/>
+          <w:bCs/>
+          <w:sz w:val="28"/>
+          <w:szCs w:val="28"/>
+        </w:rPr>
       </w:r>
       <w:r>
         <w:rPr>
@@ -1371,6 +1603,14 @@
           <w:szCs w:val="28"/>
         </w:rPr>
         <w:t xml:space="preserve">Введение</w:t>
+      </w:r>
+      <w:r>
+        <w:rPr>
+          <w:rFonts w:ascii="Times New Roman" w:hAnsi="Times New Roman"/>
+          <w:b/>
+          <w:sz w:val="28"/>
+          <w:szCs w:val="28"/>
+        </w:rPr>
       </w:r>
       <w:r>
         <w:rPr>
@@ -1441,6 +1681,13 @@
           <w:szCs w:val="28"/>
         </w:rPr>
       </w:r>
+      <w:r>
+        <w:rPr>
+          <w:rFonts w:ascii="Times New Roman" w:hAnsi="Times New Roman" w:cs="Times New Roman"/>
+          <w:sz w:val="28"/>
+          <w:szCs w:val="28"/>
+        </w:rPr>
+      </w:r>
     </w:p>
     <w:p>
       <w:pPr>
@@ -1475,6 +1722,13 @@
           <w:szCs w:val="28"/>
         </w:rPr>
       </w:r>
+      <w:r>
+        <w:rPr>
+          <w:rFonts w:ascii="Times New Roman" w:hAnsi="Times New Roman" w:cs="Times New Roman"/>
+          <w:sz w:val="28"/>
+          <w:szCs w:val="28"/>
+        </w:rPr>
+      </w:r>
     </w:p>
     <w:p>
       <w:pPr>
@@ -1519,6 +1773,14 @@
           <w:szCs w:val="28"/>
         </w:rPr>
       </w:r>
+      <w:r>
+        <w:rPr>
+          <w:rFonts w:ascii="Times New Roman" w:hAnsi="Times New Roman" w:eastAsia="Times New Roman" w:cs="Times New Roman"/>
+          <w:color w:val="000000"/>
+          <w:sz w:val="28"/>
+          <w:szCs w:val="28"/>
+        </w:rPr>
+      </w:r>
     </w:p>
     <w:p>
       <w:pPr>
@@ -1575,7 +1837,6 @@
       </w:r>
       <w:r>
         <w:rPr>
-          <w:rFonts w:ascii="Times New Roman" w:hAnsi="Times New Roman" w:eastAsia="Times New Roman" w:cs="Times New Roman"/>
           <w:b w:val="0"/>
           <w:bCs w:val="0"/>
           <w:sz w:val="28"/>
@@ -1584,6 +1845,7 @@
       </w:r>
       <w:r>
         <w:rPr>
+          <w:rFonts w:ascii="Times New Roman" w:hAnsi="Times New Roman" w:cs="Times New Roman"/>
           <w:b w:val="0"/>
           <w:bCs w:val="0"/>
           <w:sz w:val="28"/>
@@ -1593,7 +1855,7 @@
     </w:p>
     <w:p>
       <w:pPr>
-        <w:pStyle w:val="962"/>
+        <w:pStyle w:val="1037"/>
         <w:numPr>
           <w:ilvl w:val="0"/>
           <w:numId w:val="75"/>
@@ -1664,10 +1926,17 @@
           <w:szCs w:val="28"/>
         </w:rPr>
       </w:r>
+      <w:r>
+        <w:rPr>
+          <w:rFonts w:ascii="Times New Roman" w:hAnsi="Times New Roman" w:cs="Times New Roman"/>
+          <w:sz w:val="28"/>
+          <w:szCs w:val="28"/>
+        </w:rPr>
+      </w:r>
     </w:p>
     <w:p>
       <w:pPr>
-        <w:pStyle w:val="962"/>
+        <w:pStyle w:val="1037"/>
         <w:numPr>
           <w:ilvl w:val="0"/>
           <w:numId w:val="75"/>
@@ -1716,6 +1985,13 @@
           <w:szCs w:val="28"/>
         </w:rPr>
       </w:r>
+      <w:r>
+        <w:rPr>
+          <w:rFonts w:ascii="Times New Roman" w:hAnsi="Times New Roman" w:cs="Times New Roman"/>
+          <w:sz w:val="28"/>
+          <w:szCs w:val="28"/>
+        </w:rPr>
+      </w:r>
     </w:p>
     <w:p>
       <w:pPr>
@@ -1754,10 +2030,17 @@
           <w:u w:val="none"/>
         </w:rPr>
       </w:r>
+      <w:r>
+        <w:rPr>
+          <w:rFonts w:ascii="Times New Roman" w:hAnsi="Times New Roman" w:cs="Times New Roman"/>
+          <w:sz w:val="28"/>
+          <w:szCs w:val="28"/>
+        </w:rPr>
+      </w:r>
     </w:p>
     <w:p>
       <w:pPr>
-        <w:pStyle w:val="962"/>
+        <w:pStyle w:val="1037"/>
         <w:numPr>
           <w:ilvl w:val="0"/>
           <w:numId w:val="75"/>
@@ -1828,10 +2111,17 @@
           <w:szCs w:val="28"/>
         </w:rPr>
       </w:r>
+      <w:r>
+        <w:rPr>
+          <w:rFonts w:ascii="Times New Roman" w:hAnsi="Times New Roman" w:cs="Times New Roman"/>
+          <w:sz w:val="28"/>
+          <w:szCs w:val="28"/>
+        </w:rPr>
+      </w:r>
     </w:p>
     <w:p>
       <w:pPr>
-        <w:pStyle w:val="962"/>
+        <w:pStyle w:val="1037"/>
         <w:numPr>
           <w:ilvl w:val="0"/>
           <w:numId w:val="75"/>
@@ -1888,6 +2178,13 @@
           <w:szCs w:val="28"/>
         </w:rPr>
       </w:r>
+      <w:r>
+        <w:rPr>
+          <w:rFonts w:ascii="Times New Roman" w:hAnsi="Times New Roman" w:cs="Times New Roman"/>
+          <w:sz w:val="28"/>
+          <w:szCs w:val="28"/>
+        </w:rPr>
+      </w:r>
     </w:p>
     <w:p>
       <w:pPr>
@@ -1921,7 +2218,7 @@
           <w:sz w:val="28"/>
           <w:szCs w:val="28"/>
         </w:rPr>
-        <w:t xml:space="preserve">Для наглядной демонстрации всех полученных результатов в отчет были добавлены скриншоты рабочих страниц и понятные описания к каждому шагу. Поскольку просто писать код без теории нельзя, в текст также включена полезная информация из разных учебников и стате</w:t>
+        <w:t xml:space="preserve">Д</w:t>
       </w:r>
       <w:r>
         <w:rPr>
@@ -1930,7 +2227,7 @@
           <w:sz w:val="28"/>
           <w:szCs w:val="28"/>
         </w:rPr>
-        <w:t xml:space="preserve">й. Это помогло лучше разобраться, как устроен сайт и как все должно работать на самом деле. А вот ежедневные записи из дневника практики и оценки от руководителя сюда вставляться не будут. Все эти документы со всеми подписями сдаются отдельно, так что в сам</w:t>
+        <w:t xml:space="preserve">ля наглядной демонстрации всех полученных результатов в отчет были добавлены скриншоты рабочих страниц и понятные описания к каждому шагу. Поскольку просто писать код без теории нельзя, в текст также включена полезная информация из разных учебников и стате</w:t>
       </w:r>
       <w:r>
         <w:rPr>
@@ -1939,7 +2236,7 @@
           <w:sz w:val="28"/>
           <w:szCs w:val="28"/>
         </w:rPr>
-        <w:t xml:space="preserve">ом отчете их дублировать нет никакого смысла.</w:t>
+        <w:t xml:space="preserve">й</w:t>
       </w:r>
       <w:r>
         <w:rPr>
@@ -1948,10 +2245,27 @@
           <w:sz w:val="28"/>
           <w:szCs w:val="28"/>
         </w:rPr>
+        <w:t xml:space="preserve">. Это помогло лучше разобраться, как устроен сайт и как все должно работать на самом деле. А вот ежедневные записи из дневника практики и оценки от руководителя сюда вставляться не будут. Все эти документы со всеми подписями сдаются отдельно, так что в сам</w:t>
       </w:r>
       <w:r>
         <w:rPr>
           <w:rFonts w:ascii="Times New Roman" w:hAnsi="Times New Roman" w:eastAsia="Times New Roman" w:cs="Times New Roman"/>
+          <w:color w:val="000000"/>
+          <w:sz w:val="28"/>
+          <w:szCs w:val="28"/>
+        </w:rPr>
+        <w:t xml:space="preserve">ом отчете их дублировать нет никакого смысла.</w:t>
+      </w:r>
+      <w:r>
+        <w:rPr>
+          <w:rFonts w:ascii="Times New Roman" w:hAnsi="Times New Roman" w:eastAsia="Times New Roman" w:cs="Times New Roman"/>
+          <w:sz w:val="28"/>
+          <w:szCs w:val="28"/>
+        </w:rPr>
+      </w:r>
+      <w:r>
+        <w:rPr>
+          <w:rFonts w:ascii="Times New Roman" w:hAnsi="Times New Roman" w:cs="Times New Roman"/>
           <w:sz w:val="28"/>
           <w:szCs w:val="28"/>
         </w:rPr>
@@ -1959,7 +2273,7 @@
     </w:p>
     <w:p>
       <w:pPr>
-        <w:pStyle w:val="962"/>
+        <w:pStyle w:val="1037"/>
         <w:contextualSpacing w:val="0"/>
         <w:ind w:left="0" w:firstLine="709"/>
         <w:jc w:val="both"/>
@@ -1977,10 +2291,17 @@
           <w:szCs w:val="28"/>
         </w:rPr>
       </w:r>
+      <w:r>
+        <w:rPr>
+          <w:rFonts w:ascii="Times New Roman" w:hAnsi="Times New Roman"/>
+          <w:sz w:val="28"/>
+          <w:szCs w:val="28"/>
+        </w:rPr>
+      </w:r>
     </w:p>
     <w:p>
       <w:pPr>
-        <w:pStyle w:val="962"/>
+        <w:pStyle w:val="1037"/>
         <w:contextualSpacing w:val="0"/>
         <w:ind w:left="0" w:firstLine="709"/>
         <w:jc w:val="both"/>
@@ -2005,10 +2326,17 @@
           <w:szCs w:val="28"/>
         </w:rPr>
       </w:r>
+      <w:r>
+        <w:rPr>
+          <w:rFonts w:ascii="Times New Roman" w:hAnsi="Times New Roman"/>
+          <w:sz w:val="28"/>
+          <w:szCs w:val="28"/>
+        </w:rPr>
+      </w:r>
     </w:p>
     <w:p>
       <w:pPr>
-        <w:pStyle w:val="962"/>
+        <w:pStyle w:val="1037"/>
         <w:contextualSpacing w:val="0"/>
         <w:ind w:left="0" w:firstLine="709"/>
         <w:jc w:val="both"/>
@@ -2033,10 +2361,17 @@
           <w:szCs w:val="28"/>
         </w:rPr>
       </w:r>
+      <w:r>
+        <w:rPr>
+          <w:rFonts w:ascii="Times New Roman" w:hAnsi="Times New Roman"/>
+          <w:sz w:val="28"/>
+          <w:szCs w:val="28"/>
+        </w:rPr>
+      </w:r>
     </w:p>
     <w:p>
       <w:pPr>
-        <w:pStyle w:val="962"/>
+        <w:pStyle w:val="1037"/>
         <w:contextualSpacing w:val="0"/>
         <w:ind w:left="0" w:firstLine="709"/>
         <w:jc w:val="both"/>
@@ -2061,10 +2396,17 @@
           <w:szCs w:val="28"/>
         </w:rPr>
       </w:r>
+      <w:r>
+        <w:rPr>
+          <w:rFonts w:ascii="Times New Roman" w:hAnsi="Times New Roman"/>
+          <w:sz w:val="28"/>
+          <w:szCs w:val="28"/>
+        </w:rPr>
+      </w:r>
     </w:p>
     <w:p>
       <w:pPr>
-        <w:pStyle w:val="962"/>
+        <w:pStyle w:val="1037"/>
         <w:contextualSpacing w:val="0"/>
         <w:ind w:left="0" w:firstLine="709"/>
         <w:jc w:val="both"/>
@@ -2089,10 +2431,17 @@
           <w:szCs w:val="28"/>
         </w:rPr>
       </w:r>
+      <w:r>
+        <w:rPr>
+          <w:rFonts w:ascii="Times New Roman" w:hAnsi="Times New Roman"/>
+          <w:sz w:val="28"/>
+          <w:szCs w:val="28"/>
+        </w:rPr>
+      </w:r>
     </w:p>
     <w:p>
       <w:pPr>
-        <w:pStyle w:val="962"/>
+        <w:pStyle w:val="1037"/>
         <w:contextualSpacing w:val="0"/>
         <w:ind w:left="0" w:firstLine="709"/>
         <w:jc w:val="both"/>
@@ -2117,10 +2466,17 @@
           <w:szCs w:val="28"/>
         </w:rPr>
       </w:r>
+      <w:r>
+        <w:rPr>
+          <w:rFonts w:ascii="Times New Roman" w:hAnsi="Times New Roman"/>
+          <w:sz w:val="28"/>
+          <w:szCs w:val="28"/>
+        </w:rPr>
+      </w:r>
     </w:p>
     <w:p>
       <w:pPr>
-        <w:pStyle w:val="962"/>
+        <w:pStyle w:val="1037"/>
         <w:contextualSpacing w:val="0"/>
         <w:ind w:left="0" w:firstLine="709"/>
         <w:jc w:val="both"/>
@@ -2145,10 +2501,17 @@
           <w:szCs w:val="28"/>
         </w:rPr>
       </w:r>
+      <w:r>
+        <w:rPr>
+          <w:rFonts w:ascii="Times New Roman" w:hAnsi="Times New Roman"/>
+          <w:sz w:val="28"/>
+          <w:szCs w:val="28"/>
+        </w:rPr>
+      </w:r>
     </w:p>
     <w:p>
       <w:pPr>
-        <w:pStyle w:val="962"/>
+        <w:pStyle w:val="1037"/>
         <w:contextualSpacing w:val="0"/>
         <w:ind w:left="0" w:firstLine="709"/>
         <w:jc w:val="both"/>
@@ -2173,10 +2536,17 @@
           <w:szCs w:val="28"/>
         </w:rPr>
       </w:r>
+      <w:r>
+        <w:rPr>
+          <w:rFonts w:ascii="Times New Roman" w:hAnsi="Times New Roman"/>
+          <w:sz w:val="28"/>
+          <w:szCs w:val="28"/>
+        </w:rPr>
+      </w:r>
     </w:p>
     <w:p>
       <w:pPr>
-        <w:pStyle w:val="962"/>
+        <w:pStyle w:val="1037"/>
         <w:contextualSpacing w:val="0"/>
         <w:ind w:left="0" w:firstLine="709"/>
         <w:jc w:val="both"/>
@@ -2187,6 +2557,13 @@
           <w:szCs w:val="28"/>
         </w:rPr>
       </w:pPr>
+      <w:r>
+        <w:rPr>
+          <w:rFonts w:ascii="Times New Roman" w:hAnsi="Times New Roman"/>
+          <w:sz w:val="28"/>
+          <w:szCs w:val="28"/>
+        </w:rPr>
+      </w:r>
       <w:r>
         <w:rPr>
           <w:rFonts w:ascii="Times New Roman" w:hAnsi="Times New Roman"/>
@@ -2240,6 +2617,15 @@
           <w:highlight w:val="none"/>
         </w:rPr>
       </w:r>
+      <w:r>
+        <w:rPr>
+          <w:rFonts w:ascii="Times New Roman" w:hAnsi="Times New Roman"/>
+          <w:b/>
+          <w:bCs/>
+          <w:sz w:val="28"/>
+          <w:szCs w:val="28"/>
+        </w:rPr>
+      </w:r>
     </w:p>
     <w:p>
       <w:pPr>
@@ -2280,6 +2666,16 @@
           <w:highlight w:val="none"/>
         </w:rPr>
       </w:r>
+      <w:r>
+        <w:rPr>
+          <w:rFonts w:ascii="Times New Roman" w:hAnsi="Times New Roman"/>
+          <w:b/>
+          <w:bCs/>
+          <w:sz w:val="28"/>
+          <w:szCs w:val="28"/>
+          <w:highlight w:val="none"/>
+        </w:rPr>
+      </w:r>
     </w:p>
     <w:p>
       <w:pPr>
@@ -2320,6 +2716,16 @@
           <w:highlight w:val="none"/>
         </w:rPr>
       </w:r>
+      <w:r>
+        <w:rPr>
+          <w:rFonts w:ascii="Times New Roman" w:hAnsi="Times New Roman"/>
+          <w:b/>
+          <w:bCs/>
+          <w:sz w:val="28"/>
+          <w:szCs w:val="28"/>
+          <w:highlight w:val="none"/>
+        </w:rPr>
+      </w:r>
     </w:p>
     <w:p>
       <w:pPr>
@@ -2358,6 +2764,15 @@
           <w:highlight w:val="none"/>
         </w:rPr>
       </w:r>
+      <w:r>
+        <w:rPr>
+          <w:rFonts w:ascii="Times New Roman" w:hAnsi="Times New Roman"/>
+          <w:b/>
+          <w:bCs/>
+          <w:sz w:val="28"/>
+          <w:szCs w:val="28"/>
+        </w:rPr>
+      </w:r>
     </w:p>
     <w:p>
       <w:pPr>
@@ -2398,6 +2813,16 @@
           <w:highlight w:val="none"/>
         </w:rPr>
       </w:r>
+      <w:r>
+        <w:rPr>
+          <w:rFonts w:ascii="Times New Roman" w:hAnsi="Times New Roman"/>
+          <w:b/>
+          <w:bCs/>
+          <w:sz w:val="28"/>
+          <w:szCs w:val="28"/>
+          <w:highlight w:val="none"/>
+        </w:rPr>
+      </w:r>
     </w:p>
     <w:p>
       <w:pPr>
@@ -2438,6 +2863,16 @@
           <w:highlight w:val="none"/>
         </w:rPr>
       </w:r>
+      <w:r>
+        <w:rPr>
+          <w:rFonts w:ascii="Times New Roman" w:hAnsi="Times New Roman"/>
+          <w:b/>
+          <w:bCs/>
+          <w:sz w:val="28"/>
+          <w:szCs w:val="28"/>
+          <w:highlight w:val="none"/>
+        </w:rPr>
+      </w:r>
     </w:p>
     <w:p>
       <w:pPr>
@@ -2470,18 +2905,18 @@
       </w:r>
       <w:r>
         <w:rPr>
+          <w:sz w:val="28"/>
+          <w:szCs w:val="28"/>
+        </w:rPr>
+      </w:r>
+      <w:r>
+        <w:rPr>
           <w:rFonts w:ascii="Times New Roman" w:hAnsi="Times New Roman"/>
           <w:b/>
           <w:bCs/>
           <w:sz w:val="28"/>
           <w:szCs w:val="28"/>
           <w:highlight w:val="none"/>
-        </w:rPr>
-      </w:r>
-      <w:r>
-        <w:rPr>
-          <w:sz w:val="28"/>
-          <w:szCs w:val="28"/>
         </w:rPr>
       </w:r>
     </w:p>
@@ -2582,7 +3017,7 @@
     </w:p>
     <w:p>
       <w:pPr>
-        <w:pStyle w:val="962"/>
+        <w:pStyle w:val="1037"/>
         <w:numPr>
           <w:ilvl w:val="0"/>
           <w:numId w:val="59"/>
@@ -2626,7 +3061,7 @@
     </w:p>
     <w:p>
       <w:pPr>
-        <w:pStyle w:val="962"/>
+        <w:pStyle w:val="1037"/>
         <w:numPr>
           <w:ilvl w:val="0"/>
           <w:numId w:val="59"/>
@@ -2670,7 +3105,7 @@
     </w:p>
     <w:p>
       <w:pPr>
-        <w:pStyle w:val="962"/>
+        <w:pStyle w:val="1037"/>
         <w:numPr>
           <w:ilvl w:val="0"/>
           <w:numId w:val="59"/>
@@ -2714,7 +3149,7 @@
     </w:p>
     <w:p>
       <w:pPr>
-        <w:pStyle w:val="962"/>
+        <w:pStyle w:val="1037"/>
         <w:numPr>
           <w:ilvl w:val="0"/>
           <w:numId w:val="59"/>
@@ -2865,7 +3300,6 @@
           <w:bCs/>
           <w:sz w:val="28"/>
           <w:szCs w:val="28"/>
-          <w:highlight w:val="none"/>
         </w:rPr>
       </w:r>
       <w:r>
@@ -2916,6 +3350,16 @@
           <w:highlight w:val="none"/>
         </w:rPr>
       </w:r>
+      <w:r>
+        <w:rPr>
+          <w:rFonts w:ascii="Times New Roman" w:hAnsi="Times New Roman"/>
+          <w:b/>
+          <w:bCs/>
+          <w:sz w:val="28"/>
+          <w:szCs w:val="28"/>
+          <w:highlight w:val="none"/>
+        </w:rPr>
+      </w:r>
     </w:p>
     <w:p>
       <w:pPr>
@@ -2955,6 +3399,16 @@
           <w:highlight w:val="none"/>
         </w:rPr>
       </w:r>
+      <w:r>
+        <w:rPr>
+          <w:rFonts w:ascii="Times New Roman" w:hAnsi="Times New Roman"/>
+          <w:b/>
+          <w:bCs/>
+          <w:sz w:val="28"/>
+          <w:szCs w:val="28"/>
+          <w:highlight w:val="none"/>
+        </w:rPr>
+      </w:r>
     </w:p>
     <w:p>
       <w:pPr>
@@ -3030,6 +3484,7 @@
           <w:bCs/>
           <w:sz w:val="28"/>
           <w:szCs w:val="28"/>
+          <w:highlight w:val="none"/>
         </w:rPr>
       </w:r>
     </w:p>
@@ -3073,7 +3528,7 @@
     </w:p>
     <w:p>
       <w:pPr>
-        <w:pStyle w:val="962"/>
+        <w:pStyle w:val="1037"/>
         <w:numPr>
           <w:ilvl w:val="0"/>
           <w:numId w:val="84"/>
@@ -3116,7 +3571,7 @@
     </w:p>
     <w:p>
       <w:pPr>
-        <w:pStyle w:val="962"/>
+        <w:pStyle w:val="1037"/>
         <w:numPr>
           <w:ilvl w:val="0"/>
           <w:numId w:val="84"/>
@@ -3159,7 +3614,7 @@
     </w:p>
     <w:p>
       <w:pPr>
-        <w:pStyle w:val="962"/>
+        <w:pStyle w:val="1037"/>
         <w:numPr>
           <w:ilvl w:val="0"/>
           <w:numId w:val="84"/>
@@ -3306,7 +3761,6 @@
           <w:rFonts w:ascii="Times New Roman" w:hAnsi="Times New Roman"/>
           <w:sz w:val="28"/>
           <w:szCs w:val="28"/>
-          <w:lang w:eastAsia="ru-RU"/>
         </w:rPr>
       </w:r>
     </w:p>
@@ -3344,6 +3798,15 @@
           <w:lang w:eastAsia="ru-RU"/>
         </w:rPr>
       </w:r>
+      <w:r>
+        <w:rPr>
+          <w:rFonts w:ascii="Times New Roman" w:hAnsi="Times New Roman"/>
+          <w:b/>
+          <w:bCs/>
+          <w:sz w:val="28"/>
+          <w:szCs w:val="28"/>
+        </w:rPr>
+      </w:r>
     </w:p>
     <w:p>
       <w:pPr>
@@ -3380,6 +3843,16 @@
           <w:lang w:eastAsia="ru-RU"/>
         </w:rPr>
       </w:r>
+      <w:r>
+        <w:rPr>
+          <w:rFonts w:ascii="Times New Roman" w:hAnsi="Times New Roman"/>
+          <w:b/>
+          <w:bCs/>
+          <w:sz w:val="28"/>
+          <w:szCs w:val="28"/>
+          <w:highlight w:val="none"/>
+        </w:rPr>
+      </w:r>
     </w:p>
     <w:p>
       <w:pPr>
@@ -3416,6 +3889,16 @@
           <w:lang w:eastAsia="ru-RU"/>
         </w:rPr>
       </w:r>
+      <w:r>
+        <w:rPr>
+          <w:rFonts w:ascii="Times New Roman" w:hAnsi="Times New Roman"/>
+          <w:b/>
+          <w:bCs/>
+          <w:sz w:val="28"/>
+          <w:szCs w:val="28"/>
+          <w:highlight w:val="none"/>
+        </w:rPr>
+      </w:r>
     </w:p>
     <w:p>
       <w:pPr>
@@ -3452,6 +3935,16 @@
           <w:lang w:eastAsia="ru-RU"/>
         </w:rPr>
       </w:r>
+      <w:r>
+        <w:rPr>
+          <w:rFonts w:ascii="Times New Roman" w:hAnsi="Times New Roman"/>
+          <w:b/>
+          <w:bCs/>
+          <w:sz w:val="28"/>
+          <w:szCs w:val="28"/>
+          <w:highlight w:val="none"/>
+        </w:rPr>
+      </w:r>
     </w:p>
     <w:p>
       <w:pPr>
@@ -3489,6 +3982,17 @@
           <w:lang w:eastAsia="ru-RU"/>
         </w:rPr>
       </w:r>
+      <w:r>
+        <w:rPr>
+          <w:rFonts w:ascii="Times New Roman" w:hAnsi="Times New Roman"/>
+          <w:b/>
+          <w:bCs/>
+          <w:sz w:val="28"/>
+          <w:szCs w:val="28"/>
+          <w:highlight w:val="none"/>
+          <w:lang w:eastAsia="ru-RU"/>
+        </w:rPr>
+      </w:r>
     </w:p>
     <w:p>
       <w:pPr>
@@ -3587,6 +4091,7 @@
           <w:bCs/>
           <w:sz w:val="28"/>
           <w:szCs w:val="28"/>
+          <w:highlight w:val="none"/>
           <w:lang w:eastAsia="ru-RU"/>
         </w:rPr>
       </w:r>
@@ -3623,13 +4128,12 @@
           <w:rFonts w:ascii="Times New Roman" w:hAnsi="Times New Roman"/>
           <w:sz w:val="28"/>
           <w:szCs w:val="28"/>
-          <w:lang w:eastAsia="ru-RU"/>
         </w:rPr>
       </w:r>
     </w:p>
     <w:p>
       <w:pPr>
-        <w:pStyle w:val="962"/>
+        <w:pStyle w:val="1037"/>
         <w:numPr>
           <w:ilvl w:val="0"/>
           <w:numId w:val="62"/>
@@ -3664,13 +4168,12 @@
           <w:rFonts w:ascii="Times New Roman" w:hAnsi="Times New Roman"/>
           <w:sz w:val="28"/>
           <w:szCs w:val="28"/>
-          <w:lang w:eastAsia="ru-RU"/>
         </w:rPr>
       </w:r>
     </w:p>
     <w:p>
       <w:pPr>
-        <w:pStyle w:val="962"/>
+        <w:pStyle w:val="1037"/>
         <w:numPr>
           <w:ilvl w:val="0"/>
           <w:numId w:val="62"/>
@@ -3705,13 +4208,12 @@
           <w:rFonts w:ascii="Times New Roman" w:hAnsi="Times New Roman"/>
           <w:sz w:val="28"/>
           <w:szCs w:val="28"/>
-          <w:lang w:eastAsia="ru-RU"/>
         </w:rPr>
       </w:r>
     </w:p>
     <w:p>
       <w:pPr>
-        <w:pStyle w:val="962"/>
+        <w:pStyle w:val="1037"/>
         <w:numPr>
           <w:ilvl w:val="0"/>
           <w:numId w:val="62"/>
@@ -3746,13 +4248,12 @@
           <w:rFonts w:ascii="Times New Roman" w:hAnsi="Times New Roman"/>
           <w:sz w:val="28"/>
           <w:szCs w:val="28"/>
-          <w:lang w:eastAsia="ru-RU"/>
         </w:rPr>
       </w:r>
     </w:p>
     <w:p>
       <w:pPr>
-        <w:pStyle w:val="962"/>
+        <w:pStyle w:val="1037"/>
         <w:numPr>
           <w:ilvl w:val="0"/>
           <w:numId w:val="62"/>
@@ -3787,7 +4288,6 @@
           <w:rFonts w:ascii="Times New Roman" w:hAnsi="Times New Roman"/>
           <w:sz w:val="28"/>
           <w:szCs w:val="28"/>
-          <w:lang w:eastAsia="ru-RU"/>
         </w:rPr>
       </w:r>
     </w:p>
@@ -3823,7 +4323,6 @@
           <w:rFonts w:ascii="Times New Roman" w:hAnsi="Times New Roman"/>
           <w:sz w:val="28"/>
           <w:szCs w:val="28"/>
-          <w:lang w:eastAsia="ru-RU"/>
         </w:rPr>
       </w:r>
     </w:p>
@@ -3858,7 +4357,6 @@
           <w:rFonts w:ascii="Times New Roman" w:hAnsi="Times New Roman"/>
           <w:sz w:val="28"/>
           <w:szCs w:val="28"/>
-          <w:lang w:eastAsia="ru-RU"/>
         </w:rPr>
       </w:r>
     </w:p>
@@ -3964,7 +4462,6 @@
           <w:bCs/>
           <w:sz w:val="28"/>
           <w:szCs w:val="28"/>
-          <w:lang w:eastAsia="ru-RU"/>
         </w:rPr>
       </w:r>
       <w:r>
@@ -3974,10 +4471,12 @@
           <w:bCs/>
           <w:sz w:val="28"/>
           <w:szCs w:val="28"/>
-          <w:lang w:eastAsia="ru-RU"/>
-        </w:rPr>
-      </w:r>
-      <w:r>
+        </w:rPr>
+      </w:r>
+    </w:p>
+    <w:p>
+      <w:pPr>
+        <w:spacing w:after="0" w:line="276" w:lineRule="auto"/>
         <w:rPr>
           <w:rFonts w:ascii="Times New Roman" w:hAnsi="Times New Roman"/>
           <w:b/>
@@ -3985,9 +4484,8 @@
           <w:sz w:val="28"/>
           <w:szCs w:val="28"/>
           <w:highlight w:val="none"/>
-          <w:lang w:eastAsia="ru-RU"/>
-        </w:rPr>
-      </w:r>
+        </w:rPr>
+      </w:pPr>
       <w:r>
         <w:rPr>
           <w:rFonts w:ascii="Times New Roman" w:hAnsi="Times New Roman"/>
@@ -3995,9 +4493,9 @@
           <w:bCs/>
           <w:sz w:val="28"/>
           <w:szCs w:val="28"/>
-          <w:highlight w:val="none"/>
           <w:lang w:eastAsia="ru-RU"/>
         </w:rPr>
+        <w:t xml:space="preserve">4. Создание диаграммы классов (компонентов) системы  </w:t>
       </w:r>
       <w:r>
         <w:rPr>
@@ -4006,6 +4504,17 @@
           <w:bCs/>
           <w:sz w:val="28"/>
           <w:szCs w:val="28"/>
+          <w:lang w:eastAsia="ru-RU"/>
+        </w:rPr>
+      </w:r>
+      <w:r>
+        <w:rPr>
+          <w:rFonts w:ascii="Times New Roman" w:hAnsi="Times New Roman"/>
+          <w:b/>
+          <w:bCs/>
+          <w:sz w:val="28"/>
+          <w:szCs w:val="28"/>
+          <w:highlight w:val="none"/>
         </w:rPr>
       </w:r>
     </w:p>
@@ -4014,29 +4523,22 @@
         <w:spacing w:after="0" w:line="276" w:lineRule="auto"/>
         <w:rPr>
           <w:rFonts w:ascii="Times New Roman" w:hAnsi="Times New Roman"/>
-          <w:b/>
-          <w:bCs/>
-          <w:sz w:val="28"/>
-          <w:szCs w:val="28"/>
-          <w:highlight w:val="none"/>
-        </w:rPr>
-      </w:pPr>
-      <w:r>
-        <w:rPr>
-          <w:rFonts w:ascii="Times New Roman" w:hAnsi="Times New Roman"/>
-          <w:b/>
-          <w:bCs/>
+          <w:sz w:val="28"/>
+          <w:szCs w:val="28"/>
+        </w:rPr>
+      </w:pPr>
+      <w:r>
+        <w:rPr>
+          <w:rFonts w:ascii="Times New Roman" w:hAnsi="Times New Roman"/>
           <w:sz w:val="28"/>
           <w:szCs w:val="28"/>
           <w:lang w:eastAsia="ru-RU"/>
         </w:rPr>
-        <w:t xml:space="preserve">4. Создание диаграммы классов (компонентов) системы  </w:t>
-      </w:r>
-      <w:r>
-        <w:rPr>
-          <w:rFonts w:ascii="Times New Roman" w:hAnsi="Times New Roman"/>
-          <w:b/>
-          <w:bCs/>
+        <w:t xml:space="preserve">Диаграмма классов показывает структуру программного кода приложения. Вся логика разделена на три понятных уровня:</w:t>
+      </w:r>
+      <w:r>
+        <w:rPr>
+          <w:rFonts w:ascii="Times New Roman" w:hAnsi="Times New Roman"/>
           <w:sz w:val="28"/>
           <w:szCs w:val="28"/>
           <w:lang w:eastAsia="ru-RU"/>
@@ -4045,52 +4547,14 @@
       <w:r>
         <w:rPr>
           <w:rFonts w:ascii="Times New Roman" w:hAnsi="Times New Roman"/>
-          <w:b/>
-          <w:bCs/>
-          <w:sz w:val="28"/>
-          <w:szCs w:val="28"/>
-          <w:lang w:eastAsia="ru-RU"/>
+          <w:sz w:val="28"/>
+          <w:szCs w:val="28"/>
         </w:rPr>
       </w:r>
     </w:p>
     <w:p>
       <w:pPr>
-        <w:spacing w:after="0" w:line="276" w:lineRule="auto"/>
-        <w:rPr>
-          <w:rFonts w:ascii="Times New Roman" w:hAnsi="Times New Roman"/>
-          <w:sz w:val="28"/>
-          <w:szCs w:val="28"/>
-        </w:rPr>
-      </w:pPr>
-      <w:r>
-        <w:rPr>
-          <w:rFonts w:ascii="Times New Roman" w:hAnsi="Times New Roman"/>
-          <w:sz w:val="28"/>
-          <w:szCs w:val="28"/>
-          <w:lang w:eastAsia="ru-RU"/>
-        </w:rPr>
-        <w:t xml:space="preserve">Диаграмма классов показывает структуру программного кода приложения. Вся логика разделена на три понятных уровня:</w:t>
-      </w:r>
-      <w:r>
-        <w:rPr>
-          <w:rFonts w:ascii="Times New Roman" w:hAnsi="Times New Roman"/>
-          <w:sz w:val="28"/>
-          <w:szCs w:val="28"/>
-          <w:lang w:eastAsia="ru-RU"/>
-        </w:rPr>
-      </w:r>
-      <w:r>
-        <w:rPr>
-          <w:rFonts w:ascii="Times New Roman" w:hAnsi="Times New Roman"/>
-          <w:sz w:val="28"/>
-          <w:szCs w:val="28"/>
-          <w:lang w:eastAsia="ru-RU"/>
-        </w:rPr>
-      </w:r>
-    </w:p>
-    <w:p>
-      <w:pPr>
-        <w:pStyle w:val="962"/>
+        <w:pStyle w:val="1037"/>
         <w:numPr>
           <w:ilvl w:val="0"/>
           <w:numId w:val="64"/>
@@ -4124,13 +4588,12 @@
           <w:rFonts w:ascii="Times New Roman" w:hAnsi="Times New Roman"/>
           <w:sz w:val="28"/>
           <w:szCs w:val="28"/>
-          <w:lang w:eastAsia="ru-RU"/>
         </w:rPr>
       </w:r>
     </w:p>
     <w:p>
       <w:pPr>
-        <w:pStyle w:val="962"/>
+        <w:pStyle w:val="1037"/>
         <w:numPr>
           <w:ilvl w:val="0"/>
           <w:numId w:val="64"/>
@@ -4164,13 +4627,12 @@
           <w:rFonts w:ascii="Times New Roman" w:hAnsi="Times New Roman"/>
           <w:sz w:val="28"/>
           <w:szCs w:val="28"/>
-          <w:lang w:eastAsia="ru-RU"/>
         </w:rPr>
       </w:r>
     </w:p>
     <w:p>
       <w:pPr>
-        <w:pStyle w:val="962"/>
+        <w:pStyle w:val="1037"/>
         <w:numPr>
           <w:ilvl w:val="0"/>
           <w:numId w:val="64"/>
@@ -4204,7 +4666,6 @@
           <w:rFonts w:ascii="Times New Roman" w:hAnsi="Times New Roman"/>
           <w:sz w:val="28"/>
           <w:szCs w:val="28"/>
-          <w:lang w:eastAsia="ru-RU"/>
         </w:rPr>
       </w:r>
     </w:p>
@@ -4239,7 +4700,6 @@
           <w:rFonts w:ascii="Times New Roman" w:hAnsi="Times New Roman"/>
           <w:sz w:val="28"/>
           <w:szCs w:val="28"/>
-          <w:lang w:eastAsia="ru-RU"/>
         </w:rPr>
       </w:r>
     </w:p>
@@ -4258,13 +4718,36 @@
           <w:sz w:val="28"/>
           <w:szCs w:val="28"/>
         </w:rPr>
+      </w:r>
+      <w:r>
+        <w:rPr>
+          <w:rFonts w:ascii="Times New Roman" w:hAnsi="Times New Roman"/>
+          <w:sz w:val="28"/>
+          <w:szCs w:val="28"/>
+        </w:rPr>
+      </w:r>
+      <w:r>
+        <w:rPr>
+          <w:sz w:val="28"/>
+          <w:szCs w:val="28"/>
+        </w:rPr>
+      </w:r>
+      <w:r/>
+      <w:r>
+        <w:rPr>
+          <w:rFonts w:ascii="Times New Roman" w:hAnsi="Times New Roman"/>
+          <w:sz w:val="28"/>
+          <w:szCs w:val="28"/>
+        </w:rPr>
+      </w:r>
+      <w:r>
         <mc:AlternateContent>
           <mc:Choice Requires="wpg">
             <w:drawing>
               <wp:inline xmlns:wp="http://schemas.openxmlformats.org/drawingml/2006/wordprocessingDrawing" distT="0" distB="0" distL="0" distR="0">
-                <wp:extent cx="5940425" cy="3604895"/>
-                <wp:effectExtent l="76200" t="76200" r="136525" b="128905"/>
-                <wp:docPr id="5" name="Рисунок 4"/>
+                <wp:extent cx="5940425" cy="4262834"/>
+                <wp:effectExtent l="0" t="0" r="0" b="0"/>
+                <wp:docPr id="5" name=""/>
                 <wp:cNvGraphicFramePr>
                   <a:graphicFrameLocks xmlns:a="http://schemas.openxmlformats.org/drawingml/2006/main" noChangeAspect="1"/>
                 </wp:cNvGraphicFramePr>
@@ -4272,7 +4755,7 @@
                   <a:graphicData uri="http://schemas.openxmlformats.org/drawingml/2006/picture">
                     <pic:pic xmlns:pic="http://schemas.openxmlformats.org/drawingml/2006/picture">
                       <pic:nvPicPr>
-                        <pic:cNvPr id="1808623638" name="Picture 115"/>
+                        <pic:cNvPr id="1462096840" name=""/>
                         <pic:cNvPicPr>
                           <a:picLocks noChangeAspect="1"/>
                         </pic:cNvPicPr>
@@ -4285,25 +4768,11 @@
                       <pic:spPr bwMode="auto">
                         <a:xfrm>
                           <a:off x="0" y="0"/>
-                          <a:ext cx="5940424" cy="3604894"/>
+                          <a:ext cx="5940424" cy="4262833"/>
                         </a:xfrm>
                         <a:prstGeom prst="rect">
                           <a:avLst/>
                         </a:prstGeom>
-                        <a:ln w="38100" cap="sq">
-                          <a:solidFill>
-                            <a:srgbClr val="000000"/>
-                          </a:solidFill>
-                          <a:prstDash val="solid"/>
-                          <a:miter lim="800000"/>
-                        </a:ln>
-                        <a:effectLst>
-                          <a:outerShdw blurRad="50800" dist="38100" dir="2700000" algn="tl" rotWithShape="0">
-                            <a:srgbClr val="000000">
-                              <a:alpha val="43000"/>
-                            </a:srgbClr>
-                          </a:outerShdw>
-                        </a:effectLst>
                       </pic:spPr>
                     </pic:pic>
                   </a:graphicData>
@@ -4329,7 +4798,7 @@
                   <v:f eqn="sum @10 21600 0"/>
                 </v:formulas>
               </v:shapetype>
-              <v:shape id="_x0000_i4" o:spid="_x0000_s4" type="#_x0000_t75" style="width:467.75pt;height:283.85pt;mso-wrap-distance-left:0.00pt;mso-wrap-distance-top:0.00pt;mso-wrap-distance-right:0.00pt;mso-wrap-distance-bottom:0.00pt;" strokecolor="#000000" strokeweight="3.00pt">
+              <v:shape id="_x0000_i4" o:spid="_x0000_s4" type="#_x0000_t75" style="width:467.75pt;height:335.66pt;mso-wrap-distance-left:0.00pt;mso-wrap-distance-top:0.00pt;mso-wrap-distance-right:0.00pt;mso-wrap-distance-bottom:0.00pt;" stroked="false">
                 <v:path textboxrect="0,0,0,0"/>
                 <v:imagedata r:id="rId14" o:title=""/>
               </v:shape>
@@ -4339,47 +4808,16 @@
       </w:r>
       <w:r>
         <w:rPr>
-          <w:rFonts w:ascii="Times New Roman" w:hAnsi="Times New Roman" w:eastAsia="Times New Roman" w:cs="Times New Roman"/>
-          <w:b/>
-          <w:bCs/>
+          <w:rFonts w:ascii="Times New Roman" w:hAnsi="Times New Roman"/>
+          <w:sz w:val="28"/>
+          <w:szCs w:val="28"/>
+        </w:rPr>
+      </w:r>
+      <w:r>
+        <w:rPr>
           <w:sz w:val="28"/>
           <w:szCs w:val="28"/>
           <w:highlight w:val="none"/>
-        </w:rPr>
-      </w:r>
-      <w:r>
-        <w:rPr>
-          <w:rFonts w:ascii="Times New Roman" w:hAnsi="Times New Roman"/>
-          <w:sz w:val="28"/>
-          <w:szCs w:val="28"/>
-          <w:lang w:eastAsia="ru-RU"/>
-        </w:rPr>
-      </w:r>
-      <w:r>
-        <w:rPr>
-          <w:rFonts w:ascii="Times New Roman" w:hAnsi="Times New Roman" w:eastAsia="Times New Roman" w:cs="Times New Roman"/>
-          <w:b/>
-          <w:bCs/>
-          <w:sz w:val="28"/>
-          <w:szCs w:val="28"/>
-          <w:highlight w:val="none"/>
-        </w:rPr>
-      </w:r>
-      <w:r>
-        <w:rPr>
-          <w:rFonts w:ascii="Times New Roman" w:hAnsi="Times New Roman" w:eastAsia="Times New Roman" w:cs="Times New Roman"/>
-          <w:b/>
-          <w:bCs/>
-          <w:sz w:val="28"/>
-          <w:szCs w:val="28"/>
-          <w:highlight w:val="none"/>
-        </w:rPr>
-      </w:r>
-      <w:r>
-        <w:rPr>
-          <w:rFonts w:ascii="Times New Roman" w:hAnsi="Times New Roman"/>
-          <w:sz w:val="28"/>
-          <w:szCs w:val="28"/>
         </w:rPr>
       </w:r>
     </w:p>
@@ -4407,6 +4845,13 @@
           <w:szCs w:val="28"/>
         </w:rPr>
       </w:r>
+      <w:r>
+        <w:rPr>
+          <w:rFonts w:ascii="Times New Roman" w:hAnsi="Times New Roman"/>
+          <w:sz w:val="28"/>
+          <w:szCs w:val="28"/>
+        </w:rPr>
+      </w:r>
     </w:p>
     <w:p>
       <w:pPr>
@@ -4432,10 +4877,17 @@
           <w:highlight w:val="none"/>
         </w:rPr>
       </w:r>
+      <w:r>
+        <w:rPr>
+          <w:rFonts w:ascii="Times New Roman" w:hAnsi="Times New Roman"/>
+          <w:sz w:val="28"/>
+          <w:szCs w:val="28"/>
+        </w:rPr>
+      </w:r>
     </w:p>
     <w:p>
       <w:pPr>
-        <w:pStyle w:val="773"/>
+        <w:pStyle w:val="848"/>
         <w:jc w:val="center"/>
         <w:spacing w:line="276" w:lineRule="auto"/>
         <w:rPr>
@@ -4473,10 +4925,20 @@
           <w:highlight w:val="none"/>
         </w:rPr>
       </w:r>
+      <w:r>
+        <w:rPr>
+          <w:rFonts w:ascii="Times New Roman" w:hAnsi="Times New Roman" w:eastAsia="Times New Roman" w:cs="Times New Roman"/>
+          <w:b/>
+          <w:bCs/>
+          <w:sz w:val="28"/>
+          <w:szCs w:val="28"/>
+          <w:highlight w:val="none"/>
+        </w:rPr>
+      </w:r>
     </w:p>
     <w:p>
       <w:pPr>
-        <w:pStyle w:val="773"/>
+        <w:pStyle w:val="848"/>
         <w:spacing w:line="276" w:lineRule="auto"/>
         <w:rPr>
           <w:rFonts w:ascii="Times New Roman" w:hAnsi="Times New Roman" w:cs="Times New Roman"/>
@@ -4566,6 +5028,16 @@
           <w:szCs w:val="28"/>
         </w:rPr>
       </w:r>
+      <w:r>
+        <w:rPr>
+          <w:rFonts w:ascii="Times New Roman" w:hAnsi="Times New Roman" w:cs="Times New Roman"/>
+          <w:b/>
+          <w:bCs/>
+          <w:color w:val="000000"/>
+          <w:sz w:val="28"/>
+          <w:szCs w:val="28"/>
+        </w:rPr>
+      </w:r>
     </w:p>
     <w:p>
       <w:pPr>
@@ -4610,10 +5082,17 @@
           <w:szCs w:val="28"/>
         </w:rPr>
       </w:r>
+      <w:r>
+        <w:rPr>
+          <w:rFonts w:ascii="Times New Roman" w:hAnsi="Times New Roman"/>
+          <w:sz w:val="28"/>
+          <w:szCs w:val="28"/>
+        </w:rPr>
+      </w:r>
     </w:p>
     <w:p>
       <w:pPr>
-        <w:pStyle w:val="962"/>
+        <w:pStyle w:val="1037"/>
         <w:numPr>
           <w:ilvl w:val="0"/>
           <w:numId w:val="78"/>
@@ -4647,10 +5126,17 @@
           <w:szCs w:val="28"/>
         </w:rPr>
       </w:r>
+      <w:r>
+        <w:rPr>
+          <w:rFonts w:ascii="Times New Roman" w:hAnsi="Times New Roman"/>
+          <w:sz w:val="28"/>
+          <w:szCs w:val="28"/>
+        </w:rPr>
+      </w:r>
     </w:p>
     <w:p>
       <w:pPr>
-        <w:pStyle w:val="962"/>
+        <w:pStyle w:val="1037"/>
         <w:numPr>
           <w:ilvl w:val="0"/>
           <w:numId w:val="78"/>
@@ -4684,10 +5170,17 @@
           <w:szCs w:val="28"/>
         </w:rPr>
       </w:r>
+      <w:r>
+        <w:rPr>
+          <w:rFonts w:ascii="Times New Roman" w:hAnsi="Times New Roman"/>
+          <w:sz w:val="28"/>
+          <w:szCs w:val="28"/>
+        </w:rPr>
+      </w:r>
     </w:p>
     <w:p>
       <w:pPr>
-        <w:pStyle w:val="962"/>
+        <w:pStyle w:val="1037"/>
         <w:numPr>
           <w:ilvl w:val="0"/>
           <w:numId w:val="78"/>
@@ -4721,6 +5214,13 @@
           <w:szCs w:val="28"/>
         </w:rPr>
       </w:r>
+      <w:r>
+        <w:rPr>
+          <w:rFonts w:ascii="Times New Roman" w:hAnsi="Times New Roman"/>
+          <w:sz w:val="28"/>
+          <w:szCs w:val="28"/>
+        </w:rPr>
+      </w:r>
     </w:p>
     <w:p>
       <w:pPr>
@@ -4754,10 +5254,17 @@
           <w:szCs w:val="28"/>
         </w:rPr>
       </w:r>
+      <w:r>
+        <w:rPr>
+          <w:rFonts w:ascii="Times New Roman" w:hAnsi="Times New Roman"/>
+          <w:sz w:val="28"/>
+          <w:szCs w:val="28"/>
+        </w:rPr>
+      </w:r>
     </w:p>
     <w:p>
       <w:pPr>
-        <w:pStyle w:val="962"/>
+        <w:pStyle w:val="1037"/>
         <w:numPr>
           <w:ilvl w:val="0"/>
           <w:numId w:val="77"/>
@@ -4791,10 +5298,17 @@
           <w:szCs w:val="28"/>
         </w:rPr>
       </w:r>
+      <w:r>
+        <w:rPr>
+          <w:rFonts w:ascii="Times New Roman" w:hAnsi="Times New Roman"/>
+          <w:sz w:val="28"/>
+          <w:szCs w:val="28"/>
+        </w:rPr>
+      </w:r>
     </w:p>
     <w:p>
       <w:pPr>
-        <w:pStyle w:val="962"/>
+        <w:pStyle w:val="1037"/>
         <w:numPr>
           <w:ilvl w:val="0"/>
           <w:numId w:val="77"/>
@@ -4828,10 +5342,17 @@
           <w:szCs w:val="28"/>
         </w:rPr>
       </w:r>
+      <w:r>
+        <w:rPr>
+          <w:rFonts w:ascii="Times New Roman" w:hAnsi="Times New Roman"/>
+          <w:sz w:val="28"/>
+          <w:szCs w:val="28"/>
+        </w:rPr>
+      </w:r>
     </w:p>
     <w:p>
       <w:pPr>
-        <w:pStyle w:val="962"/>
+        <w:pStyle w:val="1037"/>
         <w:numPr>
           <w:ilvl w:val="0"/>
           <w:numId w:val="77"/>
@@ -4865,6 +5386,13 @@
           <w:szCs w:val="28"/>
         </w:rPr>
       </w:r>
+      <w:r>
+        <w:rPr>
+          <w:rFonts w:ascii="Times New Roman" w:hAnsi="Times New Roman"/>
+          <w:sz w:val="28"/>
+          <w:szCs w:val="28"/>
+        </w:rPr>
+      </w:r>
     </w:p>
     <w:p>
       <w:pPr>
@@ -4900,10 +5428,17 @@
           <w:highlight w:val="none"/>
         </w:rPr>
       </w:r>
+      <w:r>
+        <w:rPr>
+          <w:rFonts w:ascii="Times New Roman" w:hAnsi="Times New Roman"/>
+          <w:sz w:val="28"/>
+          <w:szCs w:val="28"/>
+        </w:rPr>
+      </w:r>
     </w:p>
     <w:p>
       <w:pPr>
-        <w:pStyle w:val="773"/>
+        <w:pStyle w:val="848"/>
         <w:spacing w:line="276" w:lineRule="auto"/>
         <w:rPr>
           <w:rFonts w:ascii="Times New Roman" w:hAnsi="Times New Roman" w:cs="Times New Roman"/>
@@ -4934,6 +5469,13 @@
           <w:szCs w:val="28"/>
         </w:rPr>
       </w:r>
+      <w:r>
+        <w:rPr>
+          <w:rFonts w:ascii="Times New Roman" w:hAnsi="Times New Roman" w:cs="Times New Roman"/>
+          <w:sz w:val="28"/>
+          <w:szCs w:val="28"/>
+        </w:rPr>
+      </w:r>
     </w:p>
     <w:p>
       <w:pPr>
@@ -4967,10 +5509,17 @@
           <w:szCs w:val="28"/>
         </w:rPr>
       </w:r>
+      <w:r>
+        <w:rPr>
+          <w:rFonts w:ascii="Times New Roman" w:hAnsi="Times New Roman"/>
+          <w:sz w:val="28"/>
+          <w:szCs w:val="28"/>
+        </w:rPr>
+      </w:r>
     </w:p>
     <w:p>
       <w:pPr>
-        <w:pStyle w:val="962"/>
+        <w:pStyle w:val="1037"/>
         <w:numPr>
           <w:ilvl w:val="0"/>
           <w:numId w:val="76"/>
@@ -5004,10 +5553,17 @@
           <w:szCs w:val="28"/>
         </w:rPr>
       </w:r>
+      <w:r>
+        <w:rPr>
+          <w:rFonts w:ascii="Times New Roman" w:hAnsi="Times New Roman"/>
+          <w:sz w:val="28"/>
+          <w:szCs w:val="28"/>
+        </w:rPr>
+      </w:r>
     </w:p>
     <w:p>
       <w:pPr>
-        <w:pStyle w:val="962"/>
+        <w:pStyle w:val="1037"/>
         <w:numPr>
           <w:ilvl w:val="0"/>
           <w:numId w:val="76"/>
@@ -5046,35 +5602,8 @@
       <w:r>
         <w:rPr>
           <w:rFonts w:ascii="Times New Roman" w:hAnsi="Times New Roman"/>
-          <w:color w:val="000000"/>
-          <w:sz w:val="28"/>
-          <w:szCs w:val="28"/>
-          <w:highlight w:val="none"/>
-        </w:rPr>
-      </w:r>
-      <w:r>
-        <w:rPr>
-          <w:rFonts w:ascii="Times New Roman" w:hAnsi="Times New Roman"/>
-          <w:sz w:val="28"/>
-          <w:szCs w:val="28"/>
-        </w:rPr>
-      </w:r>
-      <w:r>
-        <w:rPr>
-          <w:rFonts w:ascii="Times New Roman" w:hAnsi="Times New Roman"/>
-          <w:color w:val="000000"/>
-          <w:sz w:val="28"/>
-          <w:szCs w:val="28"/>
-          <w:highlight w:val="none"/>
-        </w:rPr>
-      </w:r>
-      <w:r>
-        <w:rPr>
-          <w:rFonts w:ascii="Times New Roman" w:hAnsi="Times New Roman"/>
-          <w:color w:val="000000"/>
-          <w:sz w:val="28"/>
-          <w:szCs w:val="28"/>
-          <w:highlight w:val="none"/>
+          <w:sz w:val="28"/>
+          <w:szCs w:val="28"/>
         </w:rPr>
       </w:r>
       <w:r>
@@ -5125,10 +5654,21 @@
           <w:highlight w:val="none"/>
         </w:rPr>
       </w:r>
+      <w:r>
+        <w:rPr>
+          <w:rFonts w:ascii="Times New Roman" w:hAnsi="Times New Roman"/>
+          <w:b/>
+          <w:bCs/>
+          <w:color w:val="000000"/>
+          <w:sz w:val="28"/>
+          <w:szCs w:val="28"/>
+          <w:highlight w:val="none"/>
+        </w:rPr>
+      </w:r>
     </w:p>
     <w:p>
       <w:pPr>
-        <w:pStyle w:val="962"/>
+        <w:pStyle w:val="1037"/>
         <w:numPr>
           <w:ilvl w:val="0"/>
           <w:numId w:val="67"/>
@@ -5162,10 +5702,17 @@
           <w:szCs w:val="28"/>
         </w:rPr>
       </w:r>
+      <w:r>
+        <w:rPr>
+          <w:rFonts w:ascii="Times New Roman" w:hAnsi="Times New Roman"/>
+          <w:sz w:val="28"/>
+          <w:szCs w:val="28"/>
+        </w:rPr>
+      </w:r>
     </w:p>
     <w:p>
       <w:pPr>
-        <w:pStyle w:val="962"/>
+        <w:pStyle w:val="1037"/>
         <w:numPr>
           <w:ilvl w:val="0"/>
           <w:numId w:val="67"/>
@@ -5199,10 +5746,17 @@
           <w:szCs w:val="28"/>
         </w:rPr>
       </w:r>
+      <w:r>
+        <w:rPr>
+          <w:rFonts w:ascii="Times New Roman" w:hAnsi="Times New Roman"/>
+          <w:sz w:val="28"/>
+          <w:szCs w:val="28"/>
+        </w:rPr>
+      </w:r>
     </w:p>
     <w:p>
       <w:pPr>
-        <w:pStyle w:val="962"/>
+        <w:pStyle w:val="1037"/>
         <w:numPr>
           <w:ilvl w:val="0"/>
           <w:numId w:val="67"/>
@@ -5236,10 +5790,17 @@
           <w:szCs w:val="28"/>
         </w:rPr>
       </w:r>
+      <w:r>
+        <w:rPr>
+          <w:rFonts w:ascii="Times New Roman" w:hAnsi="Times New Roman"/>
+          <w:sz w:val="28"/>
+          <w:szCs w:val="28"/>
+        </w:rPr>
+      </w:r>
     </w:p>
     <w:p>
       <w:pPr>
-        <w:pStyle w:val="962"/>
+        <w:pStyle w:val="1037"/>
         <w:numPr>
           <w:ilvl w:val="0"/>
           <w:numId w:val="67"/>
@@ -5273,10 +5834,17 @@
           <w:szCs w:val="28"/>
         </w:rPr>
       </w:r>
+      <w:r>
+        <w:rPr>
+          <w:rFonts w:ascii="Times New Roman" w:hAnsi="Times New Roman"/>
+          <w:sz w:val="28"/>
+          <w:szCs w:val="28"/>
+        </w:rPr>
+      </w:r>
     </w:p>
     <w:p>
       <w:pPr>
-        <w:pStyle w:val="962"/>
+        <w:pStyle w:val="1037"/>
         <w:numPr>
           <w:ilvl w:val="0"/>
           <w:numId w:val="67"/>
@@ -5310,6 +5878,13 @@
           <w:szCs w:val="28"/>
         </w:rPr>
       </w:r>
+      <w:r>
+        <w:rPr>
+          <w:rFonts w:ascii="Times New Roman" w:hAnsi="Times New Roman"/>
+          <w:sz w:val="28"/>
+          <w:szCs w:val="28"/>
+        </w:rPr>
+      </w:r>
     </w:p>
     <w:p>
       <w:pPr>
@@ -5345,10 +5920,17 @@
           <w:highlight w:val="none"/>
         </w:rPr>
       </w:r>
+      <w:r>
+        <w:rPr>
+          <w:rFonts w:ascii="Times New Roman" w:hAnsi="Times New Roman"/>
+          <w:sz w:val="28"/>
+          <w:szCs w:val="28"/>
+        </w:rPr>
+      </w:r>
     </w:p>
     <w:p>
       <w:pPr>
-        <w:pStyle w:val="773"/>
+        <w:pStyle w:val="848"/>
         <w:spacing w:line="276" w:lineRule="auto"/>
         <w:rPr>
           <w:rFonts w:ascii="Times New Roman" w:hAnsi="Times New Roman" w:cs="Times New Roman"/>
@@ -5379,6 +5961,13 @@
           <w:szCs w:val="28"/>
         </w:rPr>
       </w:r>
+      <w:r>
+        <w:rPr>
+          <w:rFonts w:ascii="Times New Roman" w:hAnsi="Times New Roman" w:cs="Times New Roman"/>
+          <w:sz w:val="28"/>
+          <w:szCs w:val="28"/>
+        </w:rPr>
+      </w:r>
     </w:p>
     <w:p>
       <w:pPr>
@@ -5412,10 +6001,17 @@
           <w:szCs w:val="28"/>
         </w:rPr>
       </w:r>
+      <w:r>
+        <w:rPr>
+          <w:rFonts w:ascii="Times New Roman" w:hAnsi="Times New Roman"/>
+          <w:sz w:val="28"/>
+          <w:szCs w:val="28"/>
+        </w:rPr>
+      </w:r>
     </w:p>
     <w:p>
       <w:pPr>
-        <w:pStyle w:val="962"/>
+        <w:pStyle w:val="1037"/>
         <w:numPr>
           <w:ilvl w:val="0"/>
           <w:numId w:val="68"/>
@@ -5449,10 +6045,17 @@
           <w:szCs w:val="28"/>
         </w:rPr>
       </w:r>
+      <w:r>
+        <w:rPr>
+          <w:rFonts w:ascii="Times New Roman" w:hAnsi="Times New Roman"/>
+          <w:sz w:val="28"/>
+          <w:szCs w:val="28"/>
+        </w:rPr>
+      </w:r>
     </w:p>
     <w:p>
       <w:pPr>
-        <w:pStyle w:val="962"/>
+        <w:pStyle w:val="1037"/>
         <w:numPr>
           <w:ilvl w:val="0"/>
           <w:numId w:val="68"/>
@@ -5486,10 +6089,17 @@
           <w:szCs w:val="28"/>
         </w:rPr>
       </w:r>
+      <w:r>
+        <w:rPr>
+          <w:rFonts w:ascii="Times New Roman" w:hAnsi="Times New Roman"/>
+          <w:sz w:val="28"/>
+          <w:szCs w:val="28"/>
+        </w:rPr>
+      </w:r>
     </w:p>
     <w:p>
       <w:pPr>
-        <w:pStyle w:val="962"/>
+        <w:pStyle w:val="1037"/>
         <w:numPr>
           <w:ilvl w:val="0"/>
           <w:numId w:val="68"/>
@@ -5523,10 +6133,17 @@
           <w:szCs w:val="28"/>
         </w:rPr>
       </w:r>
+      <w:r>
+        <w:rPr>
+          <w:rFonts w:ascii="Times New Roman" w:hAnsi="Times New Roman"/>
+          <w:sz w:val="28"/>
+          <w:szCs w:val="28"/>
+        </w:rPr>
+      </w:r>
     </w:p>
     <w:p>
       <w:pPr>
-        <w:pStyle w:val="962"/>
+        <w:pStyle w:val="1037"/>
         <w:numPr>
           <w:ilvl w:val="0"/>
           <w:numId w:val="68"/>
@@ -5560,10 +6177,17 @@
           <w:szCs w:val="28"/>
         </w:rPr>
       </w:r>
+      <w:r>
+        <w:rPr>
+          <w:rFonts w:ascii="Times New Roman" w:hAnsi="Times New Roman"/>
+          <w:sz w:val="28"/>
+          <w:szCs w:val="28"/>
+        </w:rPr>
+      </w:r>
     </w:p>
     <w:p>
       <w:pPr>
-        <w:pStyle w:val="962"/>
+        <w:pStyle w:val="1037"/>
         <w:numPr>
           <w:ilvl w:val="0"/>
           <w:numId w:val="68"/>
@@ -5597,10 +6221,17 @@
           <w:szCs w:val="28"/>
         </w:rPr>
       </w:r>
+      <w:r>
+        <w:rPr>
+          <w:rFonts w:ascii="Times New Roman" w:hAnsi="Times New Roman"/>
+          <w:sz w:val="28"/>
+          <w:szCs w:val="28"/>
+        </w:rPr>
+      </w:r>
     </w:p>
     <w:p>
       <w:pPr>
-        <w:pStyle w:val="962"/>
+        <w:pStyle w:val="1037"/>
         <w:numPr>
           <w:ilvl w:val="0"/>
           <w:numId w:val="68"/>
@@ -5634,10 +6265,17 @@
           <w:szCs w:val="28"/>
         </w:rPr>
       </w:r>
+      <w:r>
+        <w:rPr>
+          <w:rFonts w:ascii="Times New Roman" w:hAnsi="Times New Roman"/>
+          <w:sz w:val="28"/>
+          <w:szCs w:val="28"/>
+        </w:rPr>
+      </w:r>
     </w:p>
     <w:p>
       <w:pPr>
-        <w:pStyle w:val="962"/>
+        <w:pStyle w:val="1037"/>
         <w:numPr>
           <w:ilvl w:val="0"/>
           <w:numId w:val="68"/>
@@ -5671,10 +6309,17 @@
           <w:szCs w:val="28"/>
         </w:rPr>
       </w:r>
+      <w:r>
+        <w:rPr>
+          <w:rFonts w:ascii="Times New Roman" w:hAnsi="Times New Roman"/>
+          <w:sz w:val="28"/>
+          <w:szCs w:val="28"/>
+        </w:rPr>
+      </w:r>
     </w:p>
     <w:p>
       <w:pPr>
-        <w:pStyle w:val="962"/>
+        <w:pStyle w:val="1037"/>
         <w:numPr>
           <w:ilvl w:val="0"/>
           <w:numId w:val="68"/>
@@ -5711,49 +6356,6 @@
       <w:r>
         <w:rPr>
           <w:rFonts w:ascii="Times New Roman" w:hAnsi="Times New Roman"/>
-          <w:color w:val="000000"/>
-          <w:sz w:val="28"/>
-          <w:szCs w:val="28"/>
-          <w:highlight w:val="none"/>
-        </w:rPr>
-      </w:r>
-      <w:r>
-        <w:rPr>
-          <w:rFonts w:ascii="Times New Roman" w:hAnsi="Times New Roman"/>
-          <w:color w:val="000000"/>
-          <w:sz w:val="28"/>
-          <w:szCs w:val="28"/>
-          <w:highlight w:val="none"/>
-        </w:rPr>
-      </w:r>
-      <w:r>
-        <w:rPr>
-          <w:rFonts w:ascii="Times New Roman" w:hAnsi="Times New Roman"/>
-          <w:sz w:val="28"/>
-          <w:szCs w:val="28"/>
-        </w:rPr>
-      </w:r>
-      <w:r>
-        <w:rPr>
-          <w:rFonts w:ascii="Times New Roman" w:hAnsi="Times New Roman"/>
-          <w:color w:val="000000"/>
-          <w:sz w:val="28"/>
-          <w:szCs w:val="28"/>
-          <w:highlight w:val="none"/>
-        </w:rPr>
-      </w:r>
-      <w:r>
-        <w:rPr>
-          <w:rFonts w:ascii="Times New Roman" w:hAnsi="Times New Roman"/>
-          <w:color w:val="000000"/>
-          <w:sz w:val="28"/>
-          <w:szCs w:val="28"/>
-          <w:highlight w:val="none"/>
-        </w:rPr>
-      </w:r>
-      <w:r>
-        <w:rPr>
-          <w:rFonts w:ascii="Times New Roman" w:hAnsi="Times New Roman"/>
           <w:sz w:val="28"/>
           <w:szCs w:val="28"/>
         </w:rPr>
@@ -5793,10 +6395,17 @@
           <w:highlight w:val="none"/>
         </w:rPr>
       </w:r>
+      <w:r>
+        <w:rPr>
+          <w:rFonts w:ascii="Times New Roman" w:hAnsi="Times New Roman"/>
+          <w:sz w:val="28"/>
+          <w:szCs w:val="28"/>
+        </w:rPr>
+      </w:r>
     </w:p>
     <w:p>
       <w:pPr>
-        <w:pStyle w:val="773"/>
+        <w:pStyle w:val="848"/>
         <w:spacing w:line="276" w:lineRule="auto"/>
         <w:rPr>
           <w:rFonts w:ascii="Times New Roman" w:hAnsi="Times New Roman" w:cs="Times New Roman"/>
@@ -5827,6 +6436,13 @@
           <w:szCs w:val="28"/>
         </w:rPr>
       </w:r>
+      <w:r>
+        <w:rPr>
+          <w:rFonts w:ascii="Times New Roman" w:hAnsi="Times New Roman" w:cs="Times New Roman"/>
+          <w:sz w:val="28"/>
+          <w:szCs w:val="28"/>
+        </w:rPr>
+      </w:r>
     </w:p>
     <w:p>
       <w:pPr>
@@ -5860,10 +6476,17 @@
           <w:szCs w:val="28"/>
         </w:rPr>
       </w:r>
+      <w:r>
+        <w:rPr>
+          <w:rFonts w:ascii="Times New Roman" w:hAnsi="Times New Roman"/>
+          <w:sz w:val="28"/>
+          <w:szCs w:val="28"/>
+        </w:rPr>
+      </w:r>
     </w:p>
     <w:p>
       <w:pPr>
-        <w:pStyle w:val="962"/>
+        <w:pStyle w:val="1037"/>
         <w:numPr>
           <w:ilvl w:val="0"/>
           <w:numId w:val="69"/>
@@ -5897,10 +6520,17 @@
           <w:szCs w:val="28"/>
         </w:rPr>
       </w:r>
+      <w:r>
+        <w:rPr>
+          <w:rFonts w:ascii="Times New Roman" w:hAnsi="Times New Roman"/>
+          <w:sz w:val="28"/>
+          <w:szCs w:val="28"/>
+        </w:rPr>
+      </w:r>
     </w:p>
     <w:p>
       <w:pPr>
-        <w:pStyle w:val="962"/>
+        <w:pStyle w:val="1037"/>
         <w:numPr>
           <w:ilvl w:val="0"/>
           <w:numId w:val="69"/>
@@ -5934,10 +6564,17 @@
           <w:szCs w:val="28"/>
         </w:rPr>
       </w:r>
+      <w:r>
+        <w:rPr>
+          <w:rFonts w:ascii="Times New Roman" w:hAnsi="Times New Roman"/>
+          <w:sz w:val="28"/>
+          <w:szCs w:val="28"/>
+        </w:rPr>
+      </w:r>
     </w:p>
     <w:p>
       <w:pPr>
-        <w:pStyle w:val="962"/>
+        <w:pStyle w:val="1037"/>
         <w:numPr>
           <w:ilvl w:val="0"/>
           <w:numId w:val="69"/>
@@ -5971,10 +6608,17 @@
           <w:szCs w:val="28"/>
         </w:rPr>
       </w:r>
+      <w:r>
+        <w:rPr>
+          <w:rFonts w:ascii="Times New Roman" w:hAnsi="Times New Roman"/>
+          <w:sz w:val="28"/>
+          <w:szCs w:val="28"/>
+        </w:rPr>
+      </w:r>
     </w:p>
     <w:p>
       <w:pPr>
-        <w:pStyle w:val="962"/>
+        <w:pStyle w:val="1037"/>
         <w:numPr>
           <w:ilvl w:val="0"/>
           <w:numId w:val="69"/>
@@ -6008,10 +6652,17 @@
           <w:szCs w:val="28"/>
         </w:rPr>
       </w:r>
+      <w:r>
+        <w:rPr>
+          <w:rFonts w:ascii="Times New Roman" w:hAnsi="Times New Roman"/>
+          <w:sz w:val="28"/>
+          <w:szCs w:val="28"/>
+        </w:rPr>
+      </w:r>
     </w:p>
     <w:p>
       <w:pPr>
-        <w:pStyle w:val="962"/>
+        <w:pStyle w:val="1037"/>
         <w:numPr>
           <w:ilvl w:val="0"/>
           <w:numId w:val="69"/>
@@ -6048,24 +6699,6 @@
       <w:r>
         <w:rPr>
           <w:rFonts w:ascii="Times New Roman" w:hAnsi="Times New Roman"/>
-          <w:color w:val="000000"/>
-          <w:sz w:val="28"/>
-          <w:szCs w:val="28"/>
-          <w:highlight w:val="none"/>
-        </w:rPr>
-      </w:r>
-      <w:r>
-        <w:rPr>
-          <w:rFonts w:ascii="Times New Roman" w:hAnsi="Times New Roman"/>
-          <w:color w:val="000000"/>
-          <w:sz w:val="28"/>
-          <w:szCs w:val="28"/>
-          <w:highlight w:val="none"/>
-        </w:rPr>
-      </w:r>
-      <w:r>
-        <w:rPr>
-          <w:rFonts w:ascii="Times New Roman" w:hAnsi="Times New Roman"/>
           <w:sz w:val="28"/>
           <w:szCs w:val="28"/>
         </w:rPr>
@@ -6103,10 +6736,17 @@
           <w:szCs w:val="28"/>
         </w:rPr>
       </w:r>
+      <w:r>
+        <w:rPr>
+          <w:rFonts w:ascii="Times New Roman" w:hAnsi="Times New Roman"/>
+          <w:sz w:val="28"/>
+          <w:szCs w:val="28"/>
+        </w:rPr>
+      </w:r>
     </w:p>
     <w:p>
       <w:pPr>
-        <w:pStyle w:val="962"/>
+        <w:pStyle w:val="1037"/>
         <w:numPr>
           <w:ilvl w:val="0"/>
           <w:numId w:val="70"/>
@@ -6140,10 +6780,17 @@
           <w:szCs w:val="28"/>
         </w:rPr>
       </w:r>
+      <w:r>
+        <w:rPr>
+          <w:rFonts w:ascii="Times New Roman" w:hAnsi="Times New Roman"/>
+          <w:sz w:val="28"/>
+          <w:szCs w:val="28"/>
+        </w:rPr>
+      </w:r>
     </w:p>
     <w:p>
       <w:pPr>
-        <w:pStyle w:val="962"/>
+        <w:pStyle w:val="1037"/>
         <w:numPr>
           <w:ilvl w:val="0"/>
           <w:numId w:val="70"/>
@@ -6177,10 +6824,17 @@
           <w:szCs w:val="28"/>
         </w:rPr>
       </w:r>
+      <w:r>
+        <w:rPr>
+          <w:rFonts w:ascii="Times New Roman" w:hAnsi="Times New Roman"/>
+          <w:sz w:val="28"/>
+          <w:szCs w:val="28"/>
+        </w:rPr>
+      </w:r>
     </w:p>
     <w:p>
       <w:pPr>
-        <w:pStyle w:val="962"/>
+        <w:pStyle w:val="1037"/>
         <w:numPr>
           <w:ilvl w:val="0"/>
           <w:numId w:val="70"/>
@@ -6214,10 +6868,17 @@
           <w:szCs w:val="28"/>
         </w:rPr>
       </w:r>
+      <w:r>
+        <w:rPr>
+          <w:rFonts w:ascii="Times New Roman" w:hAnsi="Times New Roman"/>
+          <w:sz w:val="28"/>
+          <w:szCs w:val="28"/>
+        </w:rPr>
+      </w:r>
     </w:p>
     <w:p>
       <w:pPr>
-        <w:pStyle w:val="962"/>
+        <w:pStyle w:val="1037"/>
         <w:numPr>
           <w:ilvl w:val="0"/>
           <w:numId w:val="70"/>
@@ -6251,10 +6912,17 @@
           <w:szCs w:val="28"/>
         </w:rPr>
       </w:r>
+      <w:r>
+        <w:rPr>
+          <w:rFonts w:ascii="Times New Roman" w:hAnsi="Times New Roman"/>
+          <w:sz w:val="28"/>
+          <w:szCs w:val="28"/>
+        </w:rPr>
+      </w:r>
     </w:p>
     <w:p>
       <w:pPr>
-        <w:pStyle w:val="962"/>
+        <w:pStyle w:val="1037"/>
         <w:numPr>
           <w:ilvl w:val="0"/>
           <w:numId w:val="70"/>
@@ -6288,10 +6956,17 @@
           <w:szCs w:val="28"/>
         </w:rPr>
       </w:r>
+      <w:r>
+        <w:rPr>
+          <w:rFonts w:ascii="Times New Roman" w:hAnsi="Times New Roman"/>
+          <w:sz w:val="28"/>
+          <w:szCs w:val="28"/>
+        </w:rPr>
+      </w:r>
     </w:p>
     <w:p>
       <w:pPr>
-        <w:pStyle w:val="962"/>
+        <w:pStyle w:val="1037"/>
         <w:numPr>
           <w:ilvl w:val="0"/>
           <w:numId w:val="70"/>
@@ -6325,6 +7000,13 @@
           <w:szCs w:val="28"/>
         </w:rPr>
       </w:r>
+      <w:r>
+        <w:rPr>
+          <w:rFonts w:ascii="Times New Roman" w:hAnsi="Times New Roman"/>
+          <w:sz w:val="28"/>
+          <w:szCs w:val="28"/>
+        </w:rPr>
+      </w:r>
     </w:p>
     <w:p>
       <w:pPr>
@@ -6361,6 +7043,16 @@
           <w:szCs w:val="28"/>
         </w:rPr>
       </w:r>
+      <w:r>
+        <w:rPr>
+          <w:rFonts w:ascii="Times New Roman" w:hAnsi="Times New Roman"/>
+          <w:b/>
+          <w:bCs/>
+          <w:color w:val="000000"/>
+          <w:sz w:val="28"/>
+          <w:szCs w:val="28"/>
+        </w:rPr>
+      </w:r>
     </w:p>
     <w:p>
       <w:pPr>
@@ -6394,11 +7086,17 @@
           <w:szCs w:val="28"/>
         </w:rPr>
       </w:r>
-      <w:r/>
+      <w:r>
+        <w:rPr>
+          <w:rFonts w:ascii="Times New Roman" w:hAnsi="Times New Roman"/>
+          <w:sz w:val="28"/>
+          <w:szCs w:val="28"/>
+        </w:rPr>
+      </w:r>
     </w:p>
     <w:p>
       <w:pPr>
-        <w:pStyle w:val="962"/>
+        <w:pStyle w:val="1037"/>
         <w:numPr>
           <w:ilvl w:val="0"/>
           <w:numId w:val="73"/>
@@ -6432,10 +7130,17 @@
           <w:szCs w:val="28"/>
         </w:rPr>
       </w:r>
+      <w:r>
+        <w:rPr>
+          <w:rFonts w:ascii="Times New Roman" w:hAnsi="Times New Roman"/>
+          <w:sz w:val="28"/>
+          <w:szCs w:val="28"/>
+        </w:rPr>
+      </w:r>
     </w:p>
     <w:p>
       <w:pPr>
-        <w:pStyle w:val="962"/>
+        <w:pStyle w:val="1037"/>
         <w:numPr>
           <w:ilvl w:val="0"/>
           <w:numId w:val="73"/>
@@ -6469,10 +7174,17 @@
           <w:szCs w:val="28"/>
         </w:rPr>
       </w:r>
+      <w:r>
+        <w:rPr>
+          <w:rFonts w:ascii="Times New Roman" w:hAnsi="Times New Roman"/>
+          <w:sz w:val="28"/>
+          <w:szCs w:val="28"/>
+        </w:rPr>
+      </w:r>
     </w:p>
     <w:p>
       <w:pPr>
-        <w:pStyle w:val="962"/>
+        <w:pStyle w:val="1037"/>
         <w:numPr>
           <w:ilvl w:val="0"/>
           <w:numId w:val="73"/>
@@ -6506,10 +7218,17 @@
           <w:szCs w:val="28"/>
         </w:rPr>
       </w:r>
+      <w:r>
+        <w:rPr>
+          <w:rFonts w:ascii="Times New Roman" w:hAnsi="Times New Roman"/>
+          <w:sz w:val="28"/>
+          <w:szCs w:val="28"/>
+        </w:rPr>
+      </w:r>
     </w:p>
     <w:p>
       <w:pPr>
-        <w:pStyle w:val="962"/>
+        <w:pStyle w:val="1037"/>
         <w:numPr>
           <w:ilvl w:val="0"/>
           <w:numId w:val="73"/>
@@ -6543,10 +7262,17 @@
           <w:szCs w:val="28"/>
         </w:rPr>
       </w:r>
+      <w:r>
+        <w:rPr>
+          <w:rFonts w:ascii="Times New Roman" w:hAnsi="Times New Roman"/>
+          <w:sz w:val="28"/>
+          <w:szCs w:val="28"/>
+        </w:rPr>
+      </w:r>
     </w:p>
     <w:p>
       <w:pPr>
-        <w:pStyle w:val="962"/>
+        <w:pStyle w:val="1037"/>
         <w:numPr>
           <w:ilvl w:val="0"/>
           <w:numId w:val="73"/>
@@ -6580,10 +7306,17 @@
           <w:szCs w:val="28"/>
         </w:rPr>
       </w:r>
+      <w:r>
+        <w:rPr>
+          <w:rFonts w:ascii="Times New Roman" w:hAnsi="Times New Roman"/>
+          <w:sz w:val="28"/>
+          <w:szCs w:val="28"/>
+        </w:rPr>
+      </w:r>
     </w:p>
     <w:p>
       <w:pPr>
-        <w:pStyle w:val="962"/>
+        <w:pStyle w:val="1037"/>
         <w:numPr>
           <w:ilvl w:val="0"/>
           <w:numId w:val="73"/>
@@ -6617,10 +7350,17 @@
           <w:szCs w:val="28"/>
         </w:rPr>
       </w:r>
+      <w:r>
+        <w:rPr>
+          <w:rFonts w:ascii="Times New Roman" w:hAnsi="Times New Roman"/>
+          <w:sz w:val="28"/>
+          <w:szCs w:val="28"/>
+        </w:rPr>
+      </w:r>
     </w:p>
     <w:p>
       <w:pPr>
-        <w:pStyle w:val="962"/>
+        <w:pStyle w:val="1037"/>
         <w:numPr>
           <w:ilvl w:val="0"/>
           <w:numId w:val="73"/>
@@ -6654,10 +7394,17 @@
           <w:szCs w:val="28"/>
         </w:rPr>
       </w:r>
+      <w:r>
+        <w:rPr>
+          <w:rFonts w:ascii="Times New Roman" w:hAnsi="Times New Roman"/>
+          <w:sz w:val="28"/>
+          <w:szCs w:val="28"/>
+        </w:rPr>
+      </w:r>
     </w:p>
     <w:p>
       <w:pPr>
-        <w:pStyle w:val="962"/>
+        <w:pStyle w:val="1037"/>
         <w:numPr>
           <w:ilvl w:val="0"/>
           <w:numId w:val="73"/>
@@ -6691,10 +7438,17 @@
           <w:szCs w:val="28"/>
         </w:rPr>
       </w:r>
+      <w:r>
+        <w:rPr>
+          <w:rFonts w:ascii="Times New Roman" w:hAnsi="Times New Roman"/>
+          <w:sz w:val="28"/>
+          <w:szCs w:val="28"/>
+        </w:rPr>
+      </w:r>
     </w:p>
     <w:p>
       <w:pPr>
-        <w:pStyle w:val="962"/>
+        <w:pStyle w:val="1037"/>
         <w:numPr>
           <w:ilvl w:val="0"/>
           <w:numId w:val="73"/>
@@ -6728,10 +7482,17 @@
           <w:szCs w:val="28"/>
         </w:rPr>
       </w:r>
+      <w:r>
+        <w:rPr>
+          <w:rFonts w:ascii="Times New Roman" w:hAnsi="Times New Roman"/>
+          <w:sz w:val="28"/>
+          <w:szCs w:val="28"/>
+        </w:rPr>
+      </w:r>
     </w:p>
     <w:p>
       <w:pPr>
-        <w:pStyle w:val="962"/>
+        <w:pStyle w:val="1037"/>
         <w:numPr>
           <w:ilvl w:val="0"/>
           <w:numId w:val="73"/>
@@ -6765,10 +7526,17 @@
           <w:szCs w:val="28"/>
         </w:rPr>
       </w:r>
+      <w:r>
+        <w:rPr>
+          <w:rFonts w:ascii="Times New Roman" w:hAnsi="Times New Roman"/>
+          <w:sz w:val="28"/>
+          <w:szCs w:val="28"/>
+        </w:rPr>
+      </w:r>
     </w:p>
     <w:p>
       <w:pPr>
-        <w:pStyle w:val="962"/>
+        <w:pStyle w:val="1037"/>
         <w:numPr>
           <w:ilvl w:val="0"/>
           <w:numId w:val="73"/>
@@ -6802,10 +7570,17 @@
           <w:szCs w:val="28"/>
         </w:rPr>
       </w:r>
+      <w:r>
+        <w:rPr>
+          <w:rFonts w:ascii="Times New Roman" w:hAnsi="Times New Roman"/>
+          <w:sz w:val="28"/>
+          <w:szCs w:val="28"/>
+        </w:rPr>
+      </w:r>
     </w:p>
     <w:p>
       <w:pPr>
-        <w:pStyle w:val="962"/>
+        <w:pStyle w:val="1037"/>
         <w:numPr>
           <w:ilvl w:val="0"/>
           <w:numId w:val="73"/>
@@ -6839,10 +7614,17 @@
           <w:szCs w:val="28"/>
         </w:rPr>
       </w:r>
+      <w:r>
+        <w:rPr>
+          <w:rFonts w:ascii="Times New Roman" w:hAnsi="Times New Roman"/>
+          <w:sz w:val="28"/>
+          <w:szCs w:val="28"/>
+        </w:rPr>
+      </w:r>
     </w:p>
     <w:p>
       <w:pPr>
-        <w:pStyle w:val="962"/>
+        <w:pStyle w:val="1037"/>
         <w:numPr>
           <w:ilvl w:val="0"/>
           <w:numId w:val="73"/>
@@ -6876,10 +7658,17 @@
           <w:szCs w:val="28"/>
         </w:rPr>
       </w:r>
+      <w:r>
+        <w:rPr>
+          <w:rFonts w:ascii="Times New Roman" w:hAnsi="Times New Roman"/>
+          <w:sz w:val="28"/>
+          <w:szCs w:val="28"/>
+        </w:rPr>
+      </w:r>
     </w:p>
     <w:p>
       <w:pPr>
-        <w:pStyle w:val="962"/>
+        <w:pStyle w:val="1037"/>
         <w:numPr>
           <w:ilvl w:val="0"/>
           <w:numId w:val="73"/>
@@ -6913,6 +7702,13 @@
           <w:szCs w:val="28"/>
         </w:rPr>
       </w:r>
+      <w:r>
+        <w:rPr>
+          <w:rFonts w:ascii="Times New Roman" w:hAnsi="Times New Roman"/>
+          <w:sz w:val="28"/>
+          <w:szCs w:val="28"/>
+        </w:rPr>
+      </w:r>
     </w:p>
     <w:p>
       <w:pPr>
@@ -6938,6 +7734,13 @@
           <w:szCs w:val="28"/>
         </w:rPr>
       </w:r>
+      <w:r>
+        <w:rPr>
+          <w:rFonts w:ascii="Times New Roman" w:hAnsi="Times New Roman"/>
+          <w:sz w:val="28"/>
+          <w:szCs w:val="28"/>
+        </w:rPr>
+      </w:r>
     </w:p>
     <w:p>
       <w:pPr>
@@ -6975,6 +7778,17 @@
           <w:lang w:eastAsia="ru-RU"/>
         </w:rPr>
       </w:r>
+      <w:r>
+        <w:rPr>
+          <w:rFonts w:ascii="Times New Roman" w:hAnsi="Times New Roman"/>
+          <w:b/>
+          <w:bCs/>
+          <w:sz w:val="28"/>
+          <w:szCs w:val="28"/>
+          <w:highlight w:val="none"/>
+          <w:lang w:eastAsia="ru-RU"/>
+        </w:rPr>
+      </w:r>
     </w:p>
     <w:p>
       <w:pPr>
@@ -7012,6 +7826,17 @@
           <w:lang w:eastAsia="ru-RU"/>
         </w:rPr>
       </w:r>
+      <w:r>
+        <w:rPr>
+          <w:rFonts w:ascii="Times New Roman" w:hAnsi="Times New Roman"/>
+          <w:b/>
+          <w:bCs/>
+          <w:sz w:val="28"/>
+          <w:szCs w:val="28"/>
+          <w:highlight w:val="none"/>
+          <w:lang w:eastAsia="ru-RU"/>
+        </w:rPr>
+      </w:r>
     </w:p>
     <w:p>
       <w:pPr>
@@ -7049,6 +7874,17 @@
           <w:lang w:eastAsia="ru-RU"/>
         </w:rPr>
       </w:r>
+      <w:r>
+        <w:rPr>
+          <w:rFonts w:ascii="Times New Roman" w:hAnsi="Times New Roman"/>
+          <w:b/>
+          <w:bCs/>
+          <w:sz w:val="28"/>
+          <w:szCs w:val="28"/>
+          <w:highlight w:val="none"/>
+          <w:lang w:eastAsia="ru-RU"/>
+        </w:rPr>
+      </w:r>
     </w:p>
     <w:p>
       <w:pPr>
@@ -7085,6 +7921,13 @@
           <w:szCs w:val="28"/>
         </w:rPr>
       </w:r>
+      <w:r>
+        <w:rPr>
+          <w:rFonts w:ascii="Times New Roman" w:hAnsi="Times New Roman"/>
+          <w:sz w:val="28"/>
+          <w:szCs w:val="28"/>
+        </w:rPr>
+      </w:r>
     </w:p>
     <w:p>
       <w:pPr>
@@ -7112,10 +7955,17 @@
           <w:szCs w:val="28"/>
         </w:rPr>
       </w:r>
+      <w:r>
+        <w:rPr>
+          <w:rFonts w:ascii="Times New Roman" w:hAnsi="Times New Roman"/>
+          <w:sz w:val="28"/>
+          <w:szCs w:val="28"/>
+        </w:rPr>
+      </w:r>
     </w:p>
     <w:p>
       <w:pPr>
-        <w:pStyle w:val="962"/>
+        <w:pStyle w:val="1037"/>
         <w:numPr>
           <w:ilvl w:val="0"/>
           <w:numId w:val="72"/>
@@ -7153,10 +8003,17 @@
           <w:szCs w:val="28"/>
         </w:rPr>
       </w:r>
+      <w:r>
+        <w:rPr>
+          <w:rFonts w:ascii="Times New Roman" w:hAnsi="Times New Roman"/>
+          <w:sz w:val="28"/>
+          <w:szCs w:val="28"/>
+        </w:rPr>
+      </w:r>
     </w:p>
     <w:p>
       <w:pPr>
-        <w:pStyle w:val="962"/>
+        <w:pStyle w:val="1037"/>
         <w:numPr>
           <w:ilvl w:val="0"/>
           <w:numId w:val="72"/>
@@ -7194,10 +8051,17 @@
           <w:szCs w:val="28"/>
         </w:rPr>
       </w:r>
+      <w:r>
+        <w:rPr>
+          <w:rFonts w:ascii="Times New Roman" w:hAnsi="Times New Roman"/>
+          <w:sz w:val="28"/>
+          <w:szCs w:val="28"/>
+        </w:rPr>
+      </w:r>
     </w:p>
     <w:p>
       <w:pPr>
-        <w:pStyle w:val="962"/>
+        <w:pStyle w:val="1037"/>
         <w:numPr>
           <w:ilvl w:val="0"/>
           <w:numId w:val="72"/>
@@ -7235,6 +8099,13 @@
           <w:szCs w:val="28"/>
         </w:rPr>
       </w:r>
+      <w:r>
+        <w:rPr>
+          <w:rFonts w:ascii="Times New Roman" w:hAnsi="Times New Roman"/>
+          <w:sz w:val="28"/>
+          <w:szCs w:val="28"/>
+        </w:rPr>
+      </w:r>
     </w:p>
     <w:p>
       <w:pPr>
@@ -7271,6 +8142,13 @@
           <w:szCs w:val="28"/>
         </w:rPr>
       </w:r>
+      <w:r>
+        <w:rPr>
+          <w:rFonts w:ascii="Times New Roman" w:hAnsi="Times New Roman"/>
+          <w:sz w:val="28"/>
+          <w:szCs w:val="28"/>
+        </w:rPr>
+      </w:r>
     </w:p>
     <w:p>
       <w:pPr>
@@ -7307,6 +8185,13 @@
           <w:szCs w:val="28"/>
         </w:rPr>
       </w:r>
+      <w:r>
+        <w:rPr>
+          <w:rFonts w:ascii="Times New Roman" w:hAnsi="Times New Roman"/>
+          <w:sz w:val="28"/>
+          <w:szCs w:val="28"/>
+        </w:rPr>
+      </w:r>
     </w:p>
     <w:p>
       <w:pPr>
@@ -7343,10 +8228,17 @@
           <w:szCs w:val="28"/>
         </w:rPr>
       </w:r>
+      <w:r>
+        <w:rPr>
+          <w:rFonts w:ascii="Times New Roman" w:hAnsi="Times New Roman"/>
+          <w:sz w:val="28"/>
+          <w:szCs w:val="28"/>
+        </w:rPr>
+      </w:r>
     </w:p>
     <w:p>
       <w:pPr>
-        <w:pStyle w:val="962"/>
+        <w:pStyle w:val="1037"/>
         <w:numPr>
           <w:ilvl w:val="0"/>
           <w:numId w:val="71"/>
@@ -7384,10 +8276,17 @@
           <w:szCs w:val="28"/>
         </w:rPr>
       </w:r>
+      <w:r>
+        <w:rPr>
+          <w:rFonts w:ascii="Times New Roman" w:hAnsi="Times New Roman"/>
+          <w:sz w:val="28"/>
+          <w:szCs w:val="28"/>
+        </w:rPr>
+      </w:r>
     </w:p>
     <w:p>
       <w:pPr>
-        <w:pStyle w:val="962"/>
+        <w:pStyle w:val="1037"/>
         <w:numPr>
           <w:ilvl w:val="0"/>
           <w:numId w:val="71"/>
@@ -7425,6 +8324,13 @@
           <w:szCs w:val="28"/>
         </w:rPr>
       </w:r>
+      <w:r>
+        <w:rPr>
+          <w:rFonts w:ascii="Times New Roman" w:hAnsi="Times New Roman"/>
+          <w:sz w:val="28"/>
+          <w:szCs w:val="28"/>
+        </w:rPr>
+      </w:r>
     </w:p>
     <w:p>
       <w:pPr>
@@ -7470,6 +8376,13 @@
           <w:szCs w:val="28"/>
         </w:rPr>
       </w:r>
+      <w:r>
+        <w:rPr>
+          <w:rFonts w:ascii="Times New Roman" w:hAnsi="Times New Roman"/>
+          <w:sz w:val="28"/>
+          <w:szCs w:val="28"/>
+        </w:rPr>
+      </w:r>
     </w:p>
     <w:p>
       <w:pPr>
@@ -7496,6 +8409,13 @@
           <w:szCs w:val="28"/>
         </w:rPr>
       </w:r>
+      <w:r>
+        <w:rPr>
+          <w:rFonts w:ascii="Times New Roman" w:hAnsi="Times New Roman"/>
+          <w:sz w:val="28"/>
+          <w:szCs w:val="28"/>
+        </w:rPr>
+      </w:r>
     </w:p>
     <w:p>
       <w:pPr>
@@ -7522,6 +8442,13 @@
           <w:szCs w:val="28"/>
         </w:rPr>
       </w:r>
+      <w:r>
+        <w:rPr>
+          <w:rFonts w:ascii="Times New Roman" w:hAnsi="Times New Roman"/>
+          <w:sz w:val="28"/>
+          <w:szCs w:val="28"/>
+        </w:rPr>
+      </w:r>
     </w:p>
     <w:p>
       <w:pPr>
@@ -7548,6 +8475,13 @@
           <w:szCs w:val="28"/>
         </w:rPr>
       </w:r>
+      <w:r>
+        <w:rPr>
+          <w:rFonts w:ascii="Times New Roman" w:hAnsi="Times New Roman"/>
+          <w:sz w:val="28"/>
+          <w:szCs w:val="28"/>
+        </w:rPr>
+      </w:r>
     </w:p>
     <w:p>
       <w:pPr>
@@ -7574,6 +8508,13 @@
           <w:szCs w:val="28"/>
         </w:rPr>
       </w:r>
+      <w:r>
+        <w:rPr>
+          <w:rFonts w:ascii="Times New Roman" w:hAnsi="Times New Roman"/>
+          <w:sz w:val="28"/>
+          <w:szCs w:val="28"/>
+        </w:rPr>
+      </w:r>
     </w:p>
     <w:p>
       <w:pPr>
@@ -7600,6 +8541,13 @@
           <w:szCs w:val="28"/>
         </w:rPr>
       </w:r>
+      <w:r>
+        <w:rPr>
+          <w:rFonts w:ascii="Times New Roman" w:hAnsi="Times New Roman"/>
+          <w:sz w:val="28"/>
+          <w:szCs w:val="28"/>
+        </w:rPr>
+      </w:r>
     </w:p>
     <w:p>
       <w:pPr>
@@ -7626,6 +8574,13 @@
           <w:szCs w:val="28"/>
         </w:rPr>
       </w:r>
+      <w:r>
+        <w:rPr>
+          <w:rFonts w:ascii="Times New Roman" w:hAnsi="Times New Roman"/>
+          <w:sz w:val="28"/>
+          <w:szCs w:val="28"/>
+        </w:rPr>
+      </w:r>
     </w:p>
     <w:p>
       <w:pPr>
@@ -7652,6 +8607,13 @@
           <w:szCs w:val="28"/>
         </w:rPr>
       </w:r>
+      <w:r>
+        <w:rPr>
+          <w:rFonts w:ascii="Times New Roman" w:hAnsi="Times New Roman"/>
+          <w:sz w:val="28"/>
+          <w:szCs w:val="28"/>
+        </w:rPr>
+      </w:r>
     </w:p>
     <w:p>
       <w:pPr>
@@ -7678,6 +8640,13 @@
           <w:szCs w:val="28"/>
         </w:rPr>
       </w:r>
+      <w:r>
+        <w:rPr>
+          <w:rFonts w:ascii="Times New Roman" w:hAnsi="Times New Roman"/>
+          <w:sz w:val="28"/>
+          <w:szCs w:val="28"/>
+        </w:rPr>
+      </w:r>
     </w:p>
     <w:p>
       <w:pPr>
@@ -7704,6 +8673,13 @@
           <w:szCs w:val="28"/>
         </w:rPr>
       </w:r>
+      <w:r>
+        <w:rPr>
+          <w:rFonts w:ascii="Times New Roman" w:hAnsi="Times New Roman"/>
+          <w:sz w:val="28"/>
+          <w:szCs w:val="28"/>
+        </w:rPr>
+      </w:r>
     </w:p>
     <w:p>
       <w:pPr>
@@ -7730,6 +8706,13 @@
           <w:szCs w:val="28"/>
         </w:rPr>
       </w:r>
+      <w:r>
+        <w:rPr>
+          <w:rFonts w:ascii="Times New Roman" w:hAnsi="Times New Roman"/>
+          <w:sz w:val="28"/>
+          <w:szCs w:val="28"/>
+        </w:rPr>
+      </w:r>
     </w:p>
     <w:p>
       <w:pPr>
@@ -7756,6 +8739,13 @@
           <w:szCs w:val="28"/>
         </w:rPr>
       </w:r>
+      <w:r>
+        <w:rPr>
+          <w:rFonts w:ascii="Times New Roman" w:hAnsi="Times New Roman"/>
+          <w:sz w:val="28"/>
+          <w:szCs w:val="28"/>
+        </w:rPr>
+      </w:r>
     </w:p>
     <w:p>
       <w:pPr>
@@ -7782,6 +8772,13 @@
           <w:szCs w:val="28"/>
         </w:rPr>
       </w:r>
+      <w:r>
+        <w:rPr>
+          <w:rFonts w:ascii="Times New Roman" w:hAnsi="Times New Roman"/>
+          <w:sz w:val="28"/>
+          <w:szCs w:val="28"/>
+        </w:rPr>
+      </w:r>
     </w:p>
     <w:p>
       <w:pPr>
@@ -7819,6 +8816,17 @@
           <w:lang w:eastAsia="ru-RU"/>
         </w:rPr>
       </w:r>
+      <w:r>
+        <w:rPr>
+          <w:rFonts w:ascii="Times New Roman" w:hAnsi="Times New Roman"/>
+          <w:b/>
+          <w:bCs/>
+          <w:sz w:val="28"/>
+          <w:szCs w:val="28"/>
+          <w:highlight w:val="none"/>
+          <w:lang w:eastAsia="ru-RU"/>
+        </w:rPr>
+      </w:r>
     </w:p>
     <w:p>
       <w:pPr>
@@ -7844,6 +8852,17 @@
           <w:lang w:eastAsia="ru-RU"/>
         </w:rPr>
         <w:t xml:space="preserve">Список использованных источников</w:t>
+      </w:r>
+      <w:r>
+        <w:rPr>
+          <w:rFonts w:ascii="Times New Roman" w:hAnsi="Times New Roman"/>
+          <w:b/>
+          <w:bCs/>
+          <w:sz w:val="28"/>
+          <w:szCs w:val="28"/>
+          <w:highlight w:val="none"/>
+          <w:lang w:eastAsia="ru-RU"/>
+        </w:rPr>
       </w:r>
       <w:r>
         <w:rPr>
@@ -7886,6 +8905,13 @@
           <w:szCs w:val="28"/>
         </w:rPr>
       </w:r>
+      <w:r>
+        <w:rPr>
+          <w:rFonts w:ascii="Times New Roman" w:hAnsi="Times New Roman"/>
+          <w:sz w:val="28"/>
+          <w:szCs w:val="28"/>
+        </w:rPr>
+      </w:r>
     </w:p>
     <w:p>
       <w:pPr>
@@ -7906,7 +8932,7 @@
       <w:hyperlink r:id="rId15" w:tooltip="Использование%20диаграммы%20вариантов%20использования%20UML%20при%20проектировании%20программного%20обеспечения%20/%20Хабр%20(https://habr.com/ru/articles/566218/)" w:history="1">
         <w:r>
           <w:rPr>
-            <w:rStyle w:val="965"/>
+            <w:rStyle w:val="1040"/>
             <w:rFonts w:ascii="Times New Roman" w:hAnsi="Times New Roman"/>
             <w:sz w:val="28"/>
             <w:szCs w:val="28"/>
@@ -7916,6 +8942,7 @@
       </w:hyperlink>
       <w:r>
         <w:rPr>
+          <w:rFonts w:ascii="Times New Roman" w:hAnsi="Times New Roman"/>
           <w:sz w:val="28"/>
           <w:szCs w:val="28"/>
         </w:rPr>
@@ -7957,6 +8984,13 @@
           <w:szCs w:val="28"/>
         </w:rPr>
       </w:r>
+      <w:r>
+        <w:rPr>
+          <w:rFonts w:ascii="Times New Roman" w:hAnsi="Times New Roman"/>
+          <w:sz w:val="28"/>
+          <w:szCs w:val="28"/>
+        </w:rPr>
+      </w:r>
     </w:p>
     <w:p>
       <w:pPr>
@@ -7975,6 +9009,13 @@
           <w:szCs w:val="28"/>
         </w:rPr>
         <w:t xml:space="preserve">Материалы:</w:t>
+      </w:r>
+      <w:r>
+        <w:rPr>
+          <w:rFonts w:ascii="Times New Roman" w:hAnsi="Times New Roman"/>
+          <w:sz w:val="28"/>
+          <w:szCs w:val="28"/>
+        </w:rPr>
       </w:r>
       <w:r>
         <w:rPr>
@@ -8003,7 +9044,7 @@
       <w:hyperlink r:id="rId16" w:tooltip="https://www.trinion.org/blog/idef0-znakomstvo-s-notaciey-i-primer-ispolzovaniya" w:history="1">
         <w:r>
           <w:rPr>
-            <w:rStyle w:val="965"/>
+            <w:rStyle w:val="1040"/>
             <w:rFonts w:ascii="Times New Roman" w:hAnsi="Times New Roman"/>
             <w:sz w:val="28"/>
             <w:szCs w:val="28"/>
@@ -8020,7 +9061,7 @@
         </w:r>
         <w:r>
           <w:rPr>
-            <w:rStyle w:val="965"/>
+            <w:rStyle w:val="1040"/>
             <w:rFonts w:ascii="Times New Roman" w:hAnsi="Times New Roman"/>
             <w:sz w:val="28"/>
             <w:szCs w:val="28"/>
@@ -8030,12 +9071,19 @@
       </w:hyperlink>
       <w:r>
         <w:rPr>
-          <w:rStyle w:val="965"/>
+          <w:rStyle w:val="1040"/>
           <w:rFonts w:ascii="Times New Roman" w:hAnsi="Times New Roman"/>
           <w:sz w:val="28"/>
           <w:szCs w:val="28"/>
         </w:rPr>
         <w:t xml:space="preserve">)</w:t>
+      </w:r>
+      <w:r>
+        <w:rPr>
+          <w:rFonts w:ascii="Times New Roman" w:hAnsi="Times New Roman"/>
+          <w:sz w:val="28"/>
+          <w:szCs w:val="28"/>
+        </w:rPr>
       </w:r>
       <w:r>
         <w:rPr>
@@ -8050,7 +9098,7 @@
         <w:ind w:left="426"/>
         <w:spacing w:line="276" w:lineRule="auto"/>
         <w:rPr>
-          <w:rStyle w:val="965"/>
+          <w:rStyle w:val="1040"/>
           <w:rFonts w:ascii="Times New Roman" w:hAnsi="Times New Roman"/>
           <w:color w:val="0000ee"/>
           <w:sz w:val="28"/>
@@ -8066,7 +9114,7 @@
       <w:hyperlink r:id="rId17" w:tooltip="https://www.comindware.ru/blog/%D0%B0%D0%B7%D1%8B-%D0%BC%D0%BE%D0%B4%D0%B5%D0%BB%D0%B8%D1%80%D0%BE%D0%B2%D0%B0%D0%BD%D0%B8%D1%8F-%D0%B2-idef0/" w:history="1">
         <w:r>
           <w:rPr>
-            <w:rStyle w:val="965"/>
+            <w:rStyle w:val="1040"/>
             <w:rFonts w:ascii="Times New Roman" w:hAnsi="Times New Roman"/>
             <w:sz w:val="28"/>
             <w:szCs w:val="28"/>
@@ -8076,7 +9124,7 @@
       </w:hyperlink>
       <w:r>
         <w:rPr>
-          <w:rStyle w:val="965"/>
+          <w:rStyle w:val="1040"/>
           <w:rFonts w:ascii="Times New Roman" w:hAnsi="Times New Roman"/>
           <w:sz w:val="28"/>
           <w:szCs w:val="28"/>
@@ -8085,7 +9133,16 @@
       </w:r>
       <w:r>
         <w:rPr>
-          <w:rStyle w:val="965"/>
+          <w:rStyle w:val="1040"/>
+          <w:rFonts w:ascii="Times New Roman" w:hAnsi="Times New Roman"/>
+          <w:color w:val="0000ee"/>
+          <w:sz w:val="28"/>
+          <w:szCs w:val="28"/>
+        </w:rPr>
+      </w:r>
+      <w:r>
+        <w:rPr>
+          <w:rStyle w:val="1040"/>
           <w:rFonts w:ascii="Times New Roman" w:hAnsi="Times New Roman"/>
           <w:color w:val="0000ee"/>
           <w:sz w:val="28"/>
@@ -8118,6 +9175,13 @@
           <w:szCs w:val="28"/>
         </w:rPr>
         <w:t xml:space="preserve">Материалы по DFD:</w:t>
+      </w:r>
+      <w:r>
+        <w:rPr>
+          <w:rFonts w:ascii="Times New Roman" w:hAnsi="Times New Roman"/>
+          <w:sz w:val="28"/>
+          <w:szCs w:val="28"/>
+        </w:rPr>
       </w:r>
       <w:r>
         <w:rPr>
@@ -8146,7 +9210,7 @@
       <w:hyperlink r:id="rId18" w:tooltip="DFD:%20примеры%20и%20правила%20построения%20диаграмм%20потоков%20данных%20(https://practicum.yandex.ru/blog/diagramma-potokov-dannyh-dfd)%20" w:history="1">
         <w:r>
           <w:rPr>
-            <w:rStyle w:val="965"/>
+            <w:rStyle w:val="1040"/>
             <w:rFonts w:ascii="Times New Roman" w:hAnsi="Times New Roman"/>
             <w:sz w:val="28"/>
             <w:szCs w:val="28"/>
@@ -8156,6 +9220,7 @@
       </w:hyperlink>
       <w:r>
         <w:rPr>
+          <w:rFonts w:ascii="Times New Roman" w:hAnsi="Times New Roman"/>
           <w:sz w:val="28"/>
           <w:szCs w:val="28"/>
         </w:rPr>
@@ -8173,7 +9238,7 @@
         <w:ind w:left="425"/>
         <w:spacing w:after="113" w:line="276" w:lineRule="auto"/>
         <w:rPr>
-          <w:rStyle w:val="965"/>
+          <w:rStyle w:val="1040"/>
           <w:rFonts w:ascii="Times New Roman" w:hAnsi="Times New Roman"/>
           <w:color w:val="0000ee"/>
           <w:sz w:val="28"/>
@@ -8189,7 +9254,7 @@
       <w:hyperlink r:id="rId19" w:tooltip="DFD%20(Data%20Flow%20Diagram)%20Диаграммы%20—%20зачем%20они%20нужны%20и%20какие%20бывают%20/%20Хабр%20(https://habr.com/ru/articles/668684/)" w:history="1">
         <w:r>
           <w:rPr>
-            <w:rStyle w:val="965"/>
+            <w:rStyle w:val="1040"/>
             <w:rFonts w:ascii="Times New Roman" w:hAnsi="Times New Roman"/>
             <w:sz w:val="28"/>
             <w:szCs w:val="28"/>
@@ -8199,13 +9264,16 @@
       </w:hyperlink>
       <w:r>
         <w:rPr>
-          <w:sz w:val="28"/>
-          <w:szCs w:val="28"/>
-        </w:rPr>
-      </w:r>
-      <w:r>
-        <w:rPr>
-          <w:rStyle w:val="965"/>
+          <w:rStyle w:val="1040"/>
+          <w:rFonts w:ascii="Times New Roman" w:hAnsi="Times New Roman"/>
+          <w:color w:val="0000ee"/>
+          <w:sz w:val="28"/>
+          <w:szCs w:val="28"/>
+        </w:rPr>
+      </w:r>
+      <w:r>
+        <w:rPr>
+          <w:rStyle w:val="1040"/>
           <w:rFonts w:ascii="Times New Roman" w:hAnsi="Times New Roman"/>
           <w:color w:val="0000ee"/>
           <w:sz w:val="28"/>
@@ -8232,7 +9300,7 @@
       <w:hyperlink r:id="rId20" w:tooltip="https://habr.com/ru/companies/kaiten/articles/925044/" w:history="1">
         <w:r>
           <w:rPr>
-            <w:rStyle w:val="965"/>
+            <w:rStyle w:val="1040"/>
             <w:rFonts w:ascii="Times New Roman" w:hAnsi="Times New Roman"/>
             <w:sz w:val="28"/>
             <w:szCs w:val="28"/>
@@ -8251,7 +9319,7 @@
       <w:hyperlink r:id="rId21" w:tooltip="https://habr.com/ru/companies/kaiten/articles/925044/" w:history="1">
         <w:r>
           <w:rPr>
-            <w:rStyle w:val="965"/>
+            <w:rStyle w:val="1040"/>
             <w:rFonts w:ascii="Times New Roman" w:hAnsi="Times New Roman"/>
             <w:sz w:val="28"/>
             <w:szCs w:val="28"/>
@@ -8261,6 +9329,7 @@
       </w:hyperlink>
       <w:r>
         <w:rPr>
+          <w:rFonts w:ascii="Times New Roman" w:hAnsi="Times New Roman"/>
           <w:sz w:val="28"/>
           <w:szCs w:val="28"/>
         </w:rPr>
@@ -8310,7 +9379,7 @@
       <w:hyperlink r:id="rId22" w:tooltip="https://habr.com/ru/articles/572234/" w:history="1">
         <w:r>
           <w:rPr>
-            <w:rStyle w:val="965"/>
+            <w:rStyle w:val="1040"/>
             <w:rFonts w:ascii="Times New Roman" w:hAnsi="Times New Roman"/>
             <w:sz w:val="28"/>
             <w:szCs w:val="28"/>
@@ -8320,6 +9389,7 @@
       </w:hyperlink>
       <w:r>
         <w:rPr>
+          <w:rFonts w:ascii="Times New Roman" w:hAnsi="Times New Roman"/>
           <w:sz w:val="28"/>
           <w:szCs w:val="28"/>
         </w:rPr>
@@ -8376,6 +9446,13 @@
           <w:szCs w:val="28"/>
         </w:rPr>
       </w:r>
+      <w:r>
+        <w:rPr>
+          <w:rFonts w:ascii="Times New Roman" w:hAnsi="Times New Roman"/>
+          <w:sz w:val="28"/>
+          <w:szCs w:val="28"/>
+        </w:rPr>
+      </w:r>
     </w:p>
     <w:p>
       <w:pPr>
@@ -8409,7 +9486,6 @@
           <w:rFonts w:ascii="Times New Roman" w:hAnsi="Times New Roman"/>
           <w:sz w:val="28"/>
           <w:szCs w:val="28"/>
-          <w:lang w:eastAsia="ru-RU"/>
         </w:rPr>
       </w:r>
       <w:r>
@@ -8440,6 +9516,15 @@
           <w:sz w:val="28"/>
           <w:szCs w:val="28"/>
           <w:lang w:eastAsia="ru-RU"/>
+        </w:rPr>
+      </w:r>
+      <w:r>
+        <w:rPr>
+          <w:rFonts w:ascii="Times New Roman" w:hAnsi="Times New Roman"/>
+          <w:b/>
+          <w:bCs/>
+          <w:sz w:val="28"/>
+          <w:szCs w:val="28"/>
         </w:rPr>
       </w:r>
       <w:r>
@@ -8509,7 +9594,7 @@
     <w:sdtContent>
       <w:p>
         <w:pPr>
-          <w:pStyle w:val="969"/>
+          <w:pStyle w:val="1044"/>
           <w:jc w:val="right"/>
         </w:pPr>
         <w:r>
@@ -8533,7 +9618,7 @@
   </w:sdt>
   <w:p>
     <w:pPr>
-      <w:pStyle w:val="969"/>
+      <w:pStyle w:val="1044"/>
     </w:pPr>
     <w:r/>
     <w:r/>
@@ -20252,7 +21337,7 @@
     <w:lsdException w:name="Bibliography" w:uiPriority="37"/>
     <w:lsdException w:name="TOC Heading" w:uiPriority="39" w:qFormat="1"/>
   </w:latentStyles>
-  <w:style w:type="paragraph" w:styleId="771" w:default="1">
+  <w:style w:type="paragraph" w:styleId="846" w:default="1">
     <w:name w:val="Normal"/>
     <w:qFormat/>
     <w:pPr>
@@ -20262,11 +21347,11 @@
       <w:rFonts w:ascii="Calibri" w:hAnsi="Calibri" w:eastAsia="Times New Roman" w:cs="Times New Roman"/>
     </w:rPr>
   </w:style>
-  <w:style w:type="paragraph" w:styleId="772">
+  <w:style w:type="paragraph" w:styleId="847">
     <w:name w:val="Heading 1"/>
-    <w:basedOn w:val="771"/>
-    <w:next w:val="771"/>
-    <w:link w:val="799"/>
+    <w:basedOn w:val="846"/>
+    <w:next w:val="846"/>
+    <w:link w:val="874"/>
     <w:uiPriority w:val="9"/>
     <w:qFormat/>
     <w:pPr>
@@ -20281,11 +21366,11 @@
       <w:szCs w:val="40"/>
     </w:rPr>
   </w:style>
-  <w:style w:type="paragraph" w:styleId="773">
+  <w:style w:type="paragraph" w:styleId="848">
     <w:name w:val="Heading 2"/>
-    <w:basedOn w:val="771"/>
-    <w:next w:val="771"/>
-    <w:link w:val="800"/>
+    <w:basedOn w:val="846"/>
+    <w:next w:val="846"/>
+    <w:link w:val="875"/>
     <w:uiPriority w:val="9"/>
     <w:unhideWhenUsed/>
     <w:qFormat/>
@@ -20300,11 +21385,11 @@
       <w:sz w:val="34"/>
     </w:rPr>
   </w:style>
-  <w:style w:type="paragraph" w:styleId="774">
+  <w:style w:type="paragraph" w:styleId="849">
     <w:name w:val="Heading 3"/>
-    <w:basedOn w:val="771"/>
-    <w:next w:val="771"/>
-    <w:link w:val="801"/>
+    <w:basedOn w:val="846"/>
+    <w:next w:val="846"/>
+    <w:link w:val="876"/>
     <w:uiPriority w:val="9"/>
     <w:unhideWhenUsed/>
     <w:qFormat/>
@@ -20320,11 +21405,11 @@
       <w:szCs w:val="30"/>
     </w:rPr>
   </w:style>
-  <w:style w:type="paragraph" w:styleId="775">
+  <w:style w:type="paragraph" w:styleId="850">
     <w:name w:val="Heading 4"/>
-    <w:basedOn w:val="771"/>
-    <w:next w:val="771"/>
-    <w:link w:val="802"/>
+    <w:basedOn w:val="846"/>
+    <w:next w:val="846"/>
+    <w:link w:val="877"/>
     <w:uiPriority w:val="9"/>
     <w:unhideWhenUsed/>
     <w:qFormat/>
@@ -20342,11 +21427,11 @@
       <w:szCs w:val="26"/>
     </w:rPr>
   </w:style>
-  <w:style w:type="paragraph" w:styleId="776">
+  <w:style w:type="paragraph" w:styleId="851">
     <w:name w:val="Heading 5"/>
-    <w:basedOn w:val="771"/>
-    <w:next w:val="771"/>
-    <w:link w:val="803"/>
+    <w:basedOn w:val="846"/>
+    <w:next w:val="846"/>
+    <w:link w:val="878"/>
     <w:uiPriority w:val="9"/>
     <w:unhideWhenUsed/>
     <w:qFormat/>
@@ -20364,11 +21449,11 @@
       <w:szCs w:val="24"/>
     </w:rPr>
   </w:style>
-  <w:style w:type="paragraph" w:styleId="777">
+  <w:style w:type="paragraph" w:styleId="852">
     <w:name w:val="Heading 6"/>
-    <w:basedOn w:val="771"/>
-    <w:next w:val="771"/>
-    <w:link w:val="804"/>
+    <w:basedOn w:val="846"/>
+    <w:next w:val="846"/>
+    <w:link w:val="879"/>
     <w:uiPriority w:val="9"/>
     <w:unhideWhenUsed/>
     <w:qFormat/>
@@ -20384,11 +21469,11 @@
       <w:bCs/>
     </w:rPr>
   </w:style>
-  <w:style w:type="paragraph" w:styleId="778">
+  <w:style w:type="paragraph" w:styleId="853">
     <w:name w:val="Heading 7"/>
-    <w:basedOn w:val="771"/>
-    <w:next w:val="771"/>
-    <w:link w:val="805"/>
+    <w:basedOn w:val="846"/>
+    <w:next w:val="846"/>
+    <w:link w:val="880"/>
     <w:uiPriority w:val="9"/>
     <w:unhideWhenUsed/>
     <w:qFormat/>
@@ -20406,11 +21491,11 @@
       <w:iCs/>
     </w:rPr>
   </w:style>
-  <w:style w:type="paragraph" w:styleId="779">
+  <w:style w:type="paragraph" w:styleId="854">
     <w:name w:val="Heading 8"/>
-    <w:basedOn w:val="771"/>
-    <w:next w:val="771"/>
-    <w:link w:val="806"/>
+    <w:basedOn w:val="846"/>
+    <w:next w:val="846"/>
+    <w:link w:val="881"/>
     <w:uiPriority w:val="9"/>
     <w:unhideWhenUsed/>
     <w:qFormat/>
@@ -20426,11 +21511,11 @@
       <w:iCs/>
     </w:rPr>
   </w:style>
-  <w:style w:type="paragraph" w:styleId="780">
+  <w:style w:type="paragraph" w:styleId="855">
     <w:name w:val="Heading 9"/>
-    <w:basedOn w:val="771"/>
-    <w:next w:val="771"/>
-    <w:link w:val="807"/>
+    <w:basedOn w:val="846"/>
+    <w:next w:val="846"/>
+    <w:link w:val="882"/>
     <w:uiPriority w:val="9"/>
     <w:unhideWhenUsed/>
     <w:qFormat/>
@@ -20448,12 +21533,12 @@
       <w:szCs w:val="21"/>
     </w:rPr>
   </w:style>
-  <w:style w:type="character" w:styleId="781" w:default="1">
+  <w:style w:type="character" w:styleId="856" w:default="1">
     <w:name w:val="Default Paragraph Font"/>
     <w:uiPriority w:val="1"/>
     <w:unhideWhenUsed/>
   </w:style>
-  <w:style w:type="table" w:styleId="782" w:default="1">
+  <w:style w:type="table" w:styleId="857" w:default="1">
     <w:name w:val="Normal Table"/>
     <w:uiPriority w:val="99"/>
     <w:semiHidden/>
@@ -20468,15 +21553,15 @@
       </w:tblCellMar>
     </w:tblPr>
   </w:style>
-  <w:style w:type="numbering" w:styleId="783" w:default="1">
+  <w:style w:type="numbering" w:styleId="858" w:default="1">
     <w:name w:val="No List"/>
     <w:uiPriority w:val="99"/>
     <w:semiHidden/>
     <w:unhideWhenUsed/>
   </w:style>
-  <w:style w:type="character" w:styleId="784" w:customStyle="1">
+  <w:style w:type="character" w:styleId="859" w:customStyle="1">
     <w:name w:val="Heading 1 Char"/>
-    <w:basedOn w:val="781"/>
+    <w:basedOn w:val="856"/>
     <w:uiPriority w:val="9"/>
     <w:rPr>
       <w:rFonts w:ascii="Arial" w:hAnsi="Arial" w:eastAsia="Arial" w:cs="Arial"/>
@@ -20484,18 +21569,18 @@
       <w:szCs w:val="40"/>
     </w:rPr>
   </w:style>
-  <w:style w:type="character" w:styleId="785" w:customStyle="1">
+  <w:style w:type="character" w:styleId="860" w:customStyle="1">
     <w:name w:val="Heading 2 Char"/>
-    <w:basedOn w:val="781"/>
+    <w:basedOn w:val="856"/>
     <w:uiPriority w:val="9"/>
     <w:rPr>
       <w:rFonts w:ascii="Arial" w:hAnsi="Arial" w:eastAsia="Arial" w:cs="Arial"/>
       <w:sz w:val="34"/>
     </w:rPr>
   </w:style>
-  <w:style w:type="character" w:styleId="786" w:customStyle="1">
+  <w:style w:type="character" w:styleId="861" w:customStyle="1">
     <w:name w:val="Heading 3 Char"/>
-    <w:basedOn w:val="781"/>
+    <w:basedOn w:val="856"/>
     <w:uiPriority w:val="9"/>
     <w:rPr>
       <w:rFonts w:ascii="Arial" w:hAnsi="Arial" w:eastAsia="Arial" w:cs="Arial"/>
@@ -20503,9 +21588,9 @@
       <w:szCs w:val="30"/>
     </w:rPr>
   </w:style>
-  <w:style w:type="character" w:styleId="787" w:customStyle="1">
+  <w:style w:type="character" w:styleId="862" w:customStyle="1">
     <w:name w:val="Heading 4 Char"/>
-    <w:basedOn w:val="781"/>
+    <w:basedOn w:val="856"/>
     <w:uiPriority w:val="9"/>
     <w:rPr>
       <w:rFonts w:ascii="Arial" w:hAnsi="Arial" w:eastAsia="Arial" w:cs="Arial"/>
@@ -20515,9 +21600,9 @@
       <w:szCs w:val="26"/>
     </w:rPr>
   </w:style>
-  <w:style w:type="character" w:styleId="788" w:customStyle="1">
+  <w:style w:type="character" w:styleId="863" w:customStyle="1">
     <w:name w:val="Heading 5 Char"/>
-    <w:basedOn w:val="781"/>
+    <w:basedOn w:val="856"/>
     <w:uiPriority w:val="9"/>
     <w:rPr>
       <w:rFonts w:ascii="Arial" w:hAnsi="Arial" w:eastAsia="Arial" w:cs="Arial"/>
@@ -20527,9 +21612,9 @@
       <w:szCs w:val="24"/>
     </w:rPr>
   </w:style>
-  <w:style w:type="character" w:styleId="789" w:customStyle="1">
+  <w:style w:type="character" w:styleId="864" w:customStyle="1">
     <w:name w:val="Heading 6 Char"/>
-    <w:basedOn w:val="781"/>
+    <w:basedOn w:val="856"/>
     <w:uiPriority w:val="9"/>
     <w:rPr>
       <w:rFonts w:ascii="Arial" w:hAnsi="Arial" w:eastAsia="Arial" w:cs="Arial"/>
@@ -20539,9 +21624,9 @@
       <w:szCs w:val="22"/>
     </w:rPr>
   </w:style>
-  <w:style w:type="character" w:styleId="790" w:customStyle="1">
+  <w:style w:type="character" w:styleId="865" w:customStyle="1">
     <w:name w:val="Heading 7 Char"/>
-    <w:basedOn w:val="781"/>
+    <w:basedOn w:val="856"/>
     <w:uiPriority w:val="9"/>
     <w:rPr>
       <w:rFonts w:ascii="Arial" w:hAnsi="Arial" w:eastAsia="Arial" w:cs="Arial"/>
@@ -20553,9 +21638,9 @@
       <w:szCs w:val="22"/>
     </w:rPr>
   </w:style>
-  <w:style w:type="character" w:styleId="791" w:customStyle="1">
+  <w:style w:type="character" w:styleId="866" w:customStyle="1">
     <w:name w:val="Heading 8 Char"/>
-    <w:basedOn w:val="781"/>
+    <w:basedOn w:val="856"/>
     <w:uiPriority w:val="9"/>
     <w:rPr>
       <w:rFonts w:ascii="Arial" w:hAnsi="Arial" w:eastAsia="Arial" w:cs="Arial"/>
@@ -20565,9 +21650,9 @@
       <w:szCs w:val="22"/>
     </w:rPr>
   </w:style>
-  <w:style w:type="character" w:styleId="792" w:customStyle="1">
+  <w:style w:type="character" w:styleId="867" w:customStyle="1">
     <w:name w:val="Heading 9 Char"/>
-    <w:basedOn w:val="781"/>
+    <w:basedOn w:val="856"/>
     <w:uiPriority w:val="9"/>
     <w:rPr>
       <w:rFonts w:ascii="Arial" w:hAnsi="Arial" w:eastAsia="Arial" w:cs="Arial"/>
@@ -20577,56 +21662,56 @@
       <w:szCs w:val="21"/>
     </w:rPr>
   </w:style>
-  <w:style w:type="character" w:styleId="793" w:customStyle="1">
+  <w:style w:type="character" w:styleId="868" w:customStyle="1">
     <w:name w:val="Title Char"/>
-    <w:basedOn w:val="781"/>
+    <w:basedOn w:val="856"/>
     <w:uiPriority w:val="10"/>
     <w:rPr>
       <w:sz w:val="48"/>
       <w:szCs w:val="48"/>
     </w:rPr>
   </w:style>
-  <w:style w:type="character" w:styleId="794" w:customStyle="1">
+  <w:style w:type="character" w:styleId="869" w:customStyle="1">
     <w:name w:val="Subtitle Char"/>
-    <w:basedOn w:val="781"/>
+    <w:basedOn w:val="856"/>
     <w:uiPriority w:val="11"/>
     <w:rPr>
       <w:sz w:val="24"/>
       <w:szCs w:val="24"/>
     </w:rPr>
   </w:style>
-  <w:style w:type="character" w:styleId="795" w:customStyle="1">
+  <w:style w:type="character" w:styleId="870" w:customStyle="1">
     <w:name w:val="Quote Char"/>
     <w:uiPriority w:val="29"/>
     <w:rPr>
       <w:i/>
     </w:rPr>
   </w:style>
-  <w:style w:type="character" w:styleId="796" w:customStyle="1">
+  <w:style w:type="character" w:styleId="871" w:customStyle="1">
     <w:name w:val="Intense Quote Char"/>
     <w:uiPriority w:val="30"/>
     <w:rPr>
       <w:i/>
     </w:rPr>
   </w:style>
-  <w:style w:type="character" w:styleId="797" w:customStyle="1">
+  <w:style w:type="character" w:styleId="872" w:customStyle="1">
     <w:name w:val="Footnote Text Char"/>
     <w:uiPriority w:val="99"/>
     <w:rPr>
       <w:sz w:val="18"/>
     </w:rPr>
   </w:style>
-  <w:style w:type="character" w:styleId="798" w:customStyle="1">
+  <w:style w:type="character" w:styleId="873" w:customStyle="1">
     <w:name w:val="Endnote Text Char"/>
     <w:uiPriority w:val="99"/>
     <w:rPr>
       <w:sz w:val="20"/>
     </w:rPr>
   </w:style>
-  <w:style w:type="character" w:styleId="799" w:customStyle="1">
+  <w:style w:type="character" w:styleId="874" w:customStyle="1">
     <w:name w:val="Заголовок 1 Знак"/>
-    <w:basedOn w:val="781"/>
-    <w:link w:val="772"/>
+    <w:basedOn w:val="856"/>
+    <w:link w:val="847"/>
     <w:uiPriority w:val="9"/>
     <w:rPr>
       <w:rFonts w:ascii="Arial" w:hAnsi="Arial" w:eastAsia="Arial" w:cs="Arial"/>
@@ -20634,20 +21719,20 @@
       <w:szCs w:val="40"/>
     </w:rPr>
   </w:style>
-  <w:style w:type="character" w:styleId="800" w:customStyle="1">
+  <w:style w:type="character" w:styleId="875" w:customStyle="1">
     <w:name w:val="Заголовок 2 Знак"/>
-    <w:basedOn w:val="781"/>
-    <w:link w:val="773"/>
+    <w:basedOn w:val="856"/>
+    <w:link w:val="848"/>
     <w:uiPriority w:val="9"/>
     <w:rPr>
       <w:rFonts w:ascii="Arial" w:hAnsi="Arial" w:eastAsia="Arial" w:cs="Arial"/>
       <w:sz w:val="34"/>
     </w:rPr>
   </w:style>
-  <w:style w:type="character" w:styleId="801" w:customStyle="1">
+  <w:style w:type="character" w:styleId="876" w:customStyle="1">
     <w:name w:val="Заголовок 3 Знак"/>
-    <w:basedOn w:val="781"/>
-    <w:link w:val="774"/>
+    <w:basedOn w:val="856"/>
+    <w:link w:val="849"/>
     <w:uiPriority w:val="9"/>
     <w:rPr>
       <w:rFonts w:ascii="Arial" w:hAnsi="Arial" w:eastAsia="Arial" w:cs="Arial"/>
@@ -20655,10 +21740,10 @@
       <w:szCs w:val="30"/>
     </w:rPr>
   </w:style>
-  <w:style w:type="character" w:styleId="802" w:customStyle="1">
+  <w:style w:type="character" w:styleId="877" w:customStyle="1">
     <w:name w:val="Заголовок 4 Знак"/>
-    <w:basedOn w:val="781"/>
-    <w:link w:val="775"/>
+    <w:basedOn w:val="856"/>
+    <w:link w:val="850"/>
     <w:uiPriority w:val="9"/>
     <w:rPr>
       <w:rFonts w:ascii="Arial" w:hAnsi="Arial" w:eastAsia="Arial" w:cs="Arial"/>
@@ -20668,10 +21753,10 @@
       <w:szCs w:val="26"/>
     </w:rPr>
   </w:style>
-  <w:style w:type="character" w:styleId="803" w:customStyle="1">
+  <w:style w:type="character" w:styleId="878" w:customStyle="1">
     <w:name w:val="Заголовок 5 Знак"/>
-    <w:basedOn w:val="781"/>
-    <w:link w:val="776"/>
+    <w:basedOn w:val="856"/>
+    <w:link w:val="851"/>
     <w:uiPriority w:val="9"/>
     <w:rPr>
       <w:rFonts w:ascii="Arial" w:hAnsi="Arial" w:eastAsia="Arial" w:cs="Arial"/>
@@ -20681,10 +21766,10 @@
       <w:szCs w:val="24"/>
     </w:rPr>
   </w:style>
-  <w:style w:type="character" w:styleId="804" w:customStyle="1">
+  <w:style w:type="character" w:styleId="879" w:customStyle="1">
     <w:name w:val="Заголовок 6 Знак"/>
-    <w:basedOn w:val="781"/>
-    <w:link w:val="777"/>
+    <w:basedOn w:val="856"/>
+    <w:link w:val="852"/>
     <w:uiPriority w:val="9"/>
     <w:rPr>
       <w:rFonts w:ascii="Arial" w:hAnsi="Arial" w:eastAsia="Arial" w:cs="Arial"/>
@@ -20694,10 +21779,10 @@
       <w:szCs w:val="22"/>
     </w:rPr>
   </w:style>
-  <w:style w:type="character" w:styleId="805" w:customStyle="1">
+  <w:style w:type="character" w:styleId="880" w:customStyle="1">
     <w:name w:val="Заголовок 7 Знак"/>
-    <w:basedOn w:val="781"/>
-    <w:link w:val="778"/>
+    <w:basedOn w:val="856"/>
+    <w:link w:val="853"/>
     <w:uiPriority w:val="9"/>
     <w:rPr>
       <w:rFonts w:ascii="Arial" w:hAnsi="Arial" w:eastAsia="Arial" w:cs="Arial"/>
@@ -20709,10 +21794,10 @@
       <w:szCs w:val="22"/>
     </w:rPr>
   </w:style>
-  <w:style w:type="character" w:styleId="806" w:customStyle="1">
+  <w:style w:type="character" w:styleId="881" w:customStyle="1">
     <w:name w:val="Заголовок 8 Знак"/>
-    <w:basedOn w:val="781"/>
-    <w:link w:val="779"/>
+    <w:basedOn w:val="856"/>
+    <w:link w:val="854"/>
     <w:uiPriority w:val="9"/>
     <w:rPr>
       <w:rFonts w:ascii="Arial" w:hAnsi="Arial" w:eastAsia="Arial" w:cs="Arial"/>
@@ -20722,10 +21807,10 @@
       <w:szCs w:val="22"/>
     </w:rPr>
   </w:style>
-  <w:style w:type="character" w:styleId="807" w:customStyle="1">
+  <w:style w:type="character" w:styleId="882" w:customStyle="1">
     <w:name w:val="Заголовок 9 Знак"/>
-    <w:basedOn w:val="781"/>
-    <w:link w:val="780"/>
+    <w:basedOn w:val="856"/>
+    <w:link w:val="855"/>
     <w:uiPriority w:val="9"/>
     <w:rPr>
       <w:rFonts w:ascii="Arial" w:hAnsi="Arial" w:eastAsia="Arial" w:cs="Arial"/>
@@ -20735,7 +21820,7 @@
       <w:szCs w:val="21"/>
     </w:rPr>
   </w:style>
-  <w:style w:type="paragraph" w:styleId="808">
+  <w:style w:type="paragraph" w:styleId="883">
     <w:name w:val="No Spacing"/>
     <w:uiPriority w:val="1"/>
     <w:qFormat/>
@@ -20743,11 +21828,11 @@
       <w:spacing w:after="0" w:line="240" w:lineRule="auto"/>
     </w:pPr>
   </w:style>
-  <w:style w:type="paragraph" w:styleId="809">
+  <w:style w:type="paragraph" w:styleId="884">
     <w:name w:val="Title"/>
-    <w:basedOn w:val="771"/>
-    <w:next w:val="771"/>
-    <w:link w:val="810"/>
+    <w:basedOn w:val="846"/>
+    <w:next w:val="846"/>
+    <w:link w:val="885"/>
     <w:uiPriority w:val="10"/>
     <w:qFormat/>
     <w:pPr>
@@ -20759,21 +21844,21 @@
       <w:szCs w:val="48"/>
     </w:rPr>
   </w:style>
-  <w:style w:type="character" w:styleId="810" w:customStyle="1">
+  <w:style w:type="character" w:styleId="885" w:customStyle="1">
     <w:name w:val="Заголовок Знак"/>
-    <w:basedOn w:val="781"/>
-    <w:link w:val="809"/>
+    <w:basedOn w:val="856"/>
+    <w:link w:val="884"/>
     <w:uiPriority w:val="10"/>
     <w:rPr>
       <w:sz w:val="48"/>
       <w:szCs w:val="48"/>
     </w:rPr>
   </w:style>
-  <w:style w:type="paragraph" w:styleId="811">
+  <w:style w:type="paragraph" w:styleId="886">
     <w:name w:val="Subtitle"/>
-    <w:basedOn w:val="771"/>
-    <w:next w:val="771"/>
-    <w:link w:val="812"/>
+    <w:basedOn w:val="846"/>
+    <w:next w:val="846"/>
+    <w:link w:val="887"/>
     <w:uiPriority w:val="11"/>
     <w:qFormat/>
     <w:pPr>
@@ -20784,21 +21869,21 @@
       <w:szCs w:val="24"/>
     </w:rPr>
   </w:style>
-  <w:style w:type="character" w:styleId="812" w:customStyle="1">
+  <w:style w:type="character" w:styleId="887" w:customStyle="1">
     <w:name w:val="Подзаголовок Знак"/>
-    <w:basedOn w:val="781"/>
-    <w:link w:val="811"/>
+    <w:basedOn w:val="856"/>
+    <w:link w:val="886"/>
     <w:uiPriority w:val="11"/>
     <w:rPr>
       <w:sz w:val="24"/>
       <w:szCs w:val="24"/>
     </w:rPr>
   </w:style>
-  <w:style w:type="paragraph" w:styleId="813">
+  <w:style w:type="paragraph" w:styleId="888">
     <w:name w:val="Quote"/>
-    <w:basedOn w:val="771"/>
-    <w:next w:val="771"/>
-    <w:link w:val="814"/>
+    <w:basedOn w:val="846"/>
+    <w:next w:val="846"/>
+    <w:link w:val="889"/>
     <w:uiPriority w:val="29"/>
     <w:qFormat/>
     <w:pPr>
@@ -20808,19 +21893,19 @@
       <w:i/>
     </w:rPr>
   </w:style>
-  <w:style w:type="character" w:styleId="814" w:customStyle="1">
+  <w:style w:type="character" w:styleId="889" w:customStyle="1">
     <w:name w:val="Цитата 2 Знак"/>
-    <w:link w:val="813"/>
+    <w:link w:val="888"/>
     <w:uiPriority w:val="29"/>
     <w:rPr>
       <w:i/>
     </w:rPr>
   </w:style>
-  <w:style w:type="paragraph" w:styleId="815">
+  <w:style w:type="paragraph" w:styleId="890">
     <w:name w:val="Intense Quote"/>
-    <w:basedOn w:val="771"/>
-    <w:next w:val="771"/>
-    <w:link w:val="816"/>
+    <w:basedOn w:val="846"/>
+    <w:next w:val="846"/>
+    <w:link w:val="891"/>
     <w:uiPriority w:val="30"/>
     <w:qFormat/>
     <w:pPr>
@@ -20837,28 +21922,29 @@
       <w:i/>
     </w:rPr>
   </w:style>
-  <w:style w:type="character" w:styleId="816" w:customStyle="1">
+  <w:style w:type="character" w:styleId="891" w:customStyle="1">
     <w:name w:val="Выделенная цитата Знак"/>
-    <w:link w:val="815"/>
+    <w:link w:val="890"/>
     <w:uiPriority w:val="30"/>
     <w:rPr>
       <w:i/>
     </w:rPr>
   </w:style>
-  <w:style w:type="character" w:styleId="817" w:customStyle="1">
+  <w:style w:type="character" w:styleId="892" w:customStyle="1">
     <w:name w:val="Header Char"/>
-    <w:basedOn w:val="781"/>
+    <w:basedOn w:val="856"/>
     <w:uiPriority w:val="99"/>
   </w:style>
-  <w:style w:type="character" w:styleId="818" w:customStyle="1">
+  <w:style w:type="character" w:styleId="893" w:customStyle="1">
     <w:name w:val="Footer Char"/>
-    <w:basedOn w:val="781"/>
+    <w:basedOn w:val="856"/>
     <w:uiPriority w:val="99"/>
   </w:style>
-  <w:style w:type="paragraph" w:styleId="819">
+  <w:style w:type="paragraph" w:styleId="894">
     <w:name w:val="Caption"/>
-    <w:basedOn w:val="771"/>
-    <w:next w:val="771"/>
+    <w:basedOn w:val="846"/>
+    <w:next w:val="846"/>
+    <w:link w:val="895"/>
     <w:uiPriority w:val="35"/>
     <w:semiHidden/>
     <w:unhideWhenUsed/>
@@ -20871,13 +21957,13 @@
       <w:szCs w:val="18"/>
     </w:rPr>
   </w:style>
-  <w:style w:type="character" w:styleId="820" w:customStyle="1">
+  <w:style w:type="character" w:styleId="895" w:customStyle="1">
     <w:name w:val="Caption Char"/>
     <w:uiPriority w:val="99"/>
   </w:style>
-  <w:style w:type="table" w:styleId="821" w:customStyle="1">
+  <w:style w:type="table" w:styleId="896" w:customStyle="1">
     <w:name w:val="Table Grid Light"/>
-    <w:basedOn w:val="782"/>
+    <w:basedOn w:val="857"/>
     <w:uiPriority w:val="59"/>
     <w:pPr>
       <w:spacing w:after="0" w:line="240" w:lineRule="auto"/>
@@ -20893,9 +21979,9 @@
       </w:tblBorders>
     </w:tblPr>
   </w:style>
-  <w:style w:type="table" w:styleId="822">
+  <w:style w:type="table" w:styleId="897">
     <w:name w:val="Plain Table 1"/>
-    <w:basedOn w:val="782"/>
+    <w:basedOn w:val="857"/>
     <w:uiPriority w:val="59"/>
     <w:pPr>
       <w:spacing w:after="0" w:line="240" w:lineRule="auto"/>
@@ -20953,9 +22039,9 @@
       </w:rPr>
     </w:tblStylePr>
   </w:style>
-  <w:style w:type="table" w:styleId="823">
+  <w:style w:type="table" w:styleId="898">
     <w:name w:val="Plain Table 2"/>
-    <w:basedOn w:val="782"/>
+    <w:basedOn w:val="857"/>
     <w:uiPriority w:val="59"/>
     <w:pPr>
       <w:spacing w:after="0" w:line="240" w:lineRule="auto"/>
@@ -21031,9 +22117,9 @@
       </w:rPr>
     </w:tblStylePr>
   </w:style>
-  <w:style w:type="table" w:styleId="824">
+  <w:style w:type="table" w:styleId="899">
     <w:name w:val="Plain Table 3"/>
-    <w:basedOn w:val="782"/>
+    <w:basedOn w:val="857"/>
     <w:uiPriority w:val="99"/>
     <w:pPr>
       <w:spacing w:after="0" w:line="240" w:lineRule="auto"/>
@@ -21107,9 +22193,9 @@
       </w:rPr>
     </w:tblStylePr>
   </w:style>
-  <w:style w:type="table" w:styleId="825">
+  <w:style w:type="table" w:styleId="900">
     <w:name w:val="Plain Table 4"/>
-    <w:basedOn w:val="782"/>
+    <w:basedOn w:val="857"/>
     <w:uiPriority w:val="99"/>
     <w:pPr>
       <w:spacing w:after="0" w:line="240" w:lineRule="auto"/>
@@ -21163,9 +22249,9 @@
       </w:rPr>
     </w:tblStylePr>
   </w:style>
-  <w:style w:type="table" w:styleId="826">
+  <w:style w:type="table" w:styleId="901">
     <w:name w:val="Plain Table 5"/>
-    <w:basedOn w:val="782"/>
+    <w:basedOn w:val="857"/>
     <w:uiPriority w:val="99"/>
     <w:pPr>
       <w:spacing w:after="0" w:line="240" w:lineRule="auto"/>
@@ -21250,9 +22336,9 @@
       </w:tcPr>
     </w:tblStylePr>
   </w:style>
-  <w:style w:type="table" w:styleId="827">
+  <w:style w:type="table" w:styleId="902">
     <w:name w:val="Grid Table 1 Light"/>
-    <w:basedOn w:val="782"/>
+    <w:basedOn w:val="857"/>
     <w:uiPriority w:val="99"/>
     <w:pPr>
       <w:spacing w:after="0" w:line="240" w:lineRule="auto"/>
@@ -21314,9 +22400,9 @@
       </w:rPr>
     </w:tblStylePr>
   </w:style>
-  <w:style w:type="table" w:styleId="828" w:customStyle="1">
+  <w:style w:type="table" w:styleId="903" w:customStyle="1">
     <w:name w:val="Grid Table 1 Light - Accent 1"/>
-    <w:basedOn w:val="782"/>
+    <w:basedOn w:val="857"/>
     <w:uiPriority w:val="99"/>
     <w:pPr>
       <w:spacing w:after="0" w:line="240" w:lineRule="auto"/>
@@ -21378,9 +22464,9 @@
       </w:rPr>
     </w:tblStylePr>
   </w:style>
-  <w:style w:type="table" w:styleId="829" w:customStyle="1">
+  <w:style w:type="table" w:styleId="904" w:customStyle="1">
     <w:name w:val="Grid Table 1 Light - Accent 2"/>
-    <w:basedOn w:val="782"/>
+    <w:basedOn w:val="857"/>
     <w:uiPriority w:val="99"/>
     <w:pPr>
       <w:spacing w:after="0" w:line="240" w:lineRule="auto"/>
@@ -21442,9 +22528,9 @@
       </w:rPr>
     </w:tblStylePr>
   </w:style>
-  <w:style w:type="table" w:styleId="830" w:customStyle="1">
+  <w:style w:type="table" w:styleId="905" w:customStyle="1">
     <w:name w:val="Grid Table 1 Light - Accent 3"/>
-    <w:basedOn w:val="782"/>
+    <w:basedOn w:val="857"/>
     <w:uiPriority w:val="99"/>
     <w:pPr>
       <w:spacing w:after="0" w:line="240" w:lineRule="auto"/>
@@ -21506,9 +22592,9 @@
       </w:rPr>
     </w:tblStylePr>
   </w:style>
-  <w:style w:type="table" w:styleId="831" w:customStyle="1">
+  <w:style w:type="table" w:styleId="906" w:customStyle="1">
     <w:name w:val="Grid Table 1 Light - Accent 4"/>
-    <w:basedOn w:val="782"/>
+    <w:basedOn w:val="857"/>
     <w:uiPriority w:val="99"/>
     <w:pPr>
       <w:spacing w:after="0" w:line="240" w:lineRule="auto"/>
@@ -21570,9 +22656,9 @@
       </w:rPr>
     </w:tblStylePr>
   </w:style>
-  <w:style w:type="table" w:styleId="832" w:customStyle="1">
+  <w:style w:type="table" w:styleId="907" w:customStyle="1">
     <w:name w:val="Grid Table 1 Light - Accent 5"/>
-    <w:basedOn w:val="782"/>
+    <w:basedOn w:val="857"/>
     <w:uiPriority w:val="99"/>
     <w:pPr>
       <w:spacing w:after="0" w:line="240" w:lineRule="auto"/>
@@ -21634,9 +22720,9 @@
       </w:rPr>
     </w:tblStylePr>
   </w:style>
-  <w:style w:type="table" w:styleId="833" w:customStyle="1">
+  <w:style w:type="table" w:styleId="908" w:customStyle="1">
     <w:name w:val="Grid Table 1 Light - Accent 6"/>
-    <w:basedOn w:val="782"/>
+    <w:basedOn w:val="857"/>
     <w:uiPriority w:val="99"/>
     <w:pPr>
       <w:spacing w:after="0" w:line="240" w:lineRule="auto"/>
@@ -21698,9 +22784,9 @@
       </w:rPr>
     </w:tblStylePr>
   </w:style>
-  <w:style w:type="table" w:styleId="834">
+  <w:style w:type="table" w:styleId="909">
     <w:name w:val="Grid Table 2"/>
-    <w:basedOn w:val="782"/>
+    <w:basedOn w:val="857"/>
     <w:uiPriority w:val="99"/>
     <w:pPr>
       <w:spacing w:after="0" w:line="240" w:lineRule="auto"/>
@@ -21777,9 +22863,9 @@
       </w:tcPr>
     </w:tblStylePr>
   </w:style>
-  <w:style w:type="table" w:styleId="835" w:customStyle="1">
+  <w:style w:type="table" w:styleId="910" w:customStyle="1">
     <w:name w:val="Grid Table 2 - Accent 1"/>
-    <w:basedOn w:val="782"/>
+    <w:basedOn w:val="857"/>
     <w:uiPriority w:val="99"/>
     <w:pPr>
       <w:spacing w:after="0" w:line="240" w:lineRule="auto"/>
@@ -21856,9 +22942,9 @@
       </w:tcPr>
     </w:tblStylePr>
   </w:style>
-  <w:style w:type="table" w:styleId="836" w:customStyle="1">
+  <w:style w:type="table" w:styleId="911" w:customStyle="1">
     <w:name w:val="Grid Table 2 - Accent 2"/>
-    <w:basedOn w:val="782"/>
+    <w:basedOn w:val="857"/>
     <w:uiPriority w:val="99"/>
     <w:pPr>
       <w:spacing w:after="0" w:line="240" w:lineRule="auto"/>
@@ -21935,9 +23021,9 @@
       </w:tcPr>
     </w:tblStylePr>
   </w:style>
-  <w:style w:type="table" w:styleId="837" w:customStyle="1">
+  <w:style w:type="table" w:styleId="912" w:customStyle="1">
     <w:name w:val="Grid Table 2 - Accent 3"/>
-    <w:basedOn w:val="782"/>
+    <w:basedOn w:val="857"/>
     <w:uiPriority w:val="99"/>
     <w:pPr>
       <w:spacing w:after="0" w:line="240" w:lineRule="auto"/>
@@ -22014,9 +23100,9 @@
       </w:tcPr>
     </w:tblStylePr>
   </w:style>
-  <w:style w:type="table" w:styleId="838" w:customStyle="1">
+  <w:style w:type="table" w:styleId="913" w:customStyle="1">
     <w:name w:val="Grid Table 2 - Accent 4"/>
-    <w:basedOn w:val="782"/>
+    <w:basedOn w:val="857"/>
     <w:uiPriority w:val="99"/>
     <w:pPr>
       <w:spacing w:after="0" w:line="240" w:lineRule="auto"/>
@@ -22093,9 +23179,9 @@
       </w:tcPr>
     </w:tblStylePr>
   </w:style>
-  <w:style w:type="table" w:styleId="839" w:customStyle="1">
+  <w:style w:type="table" w:styleId="914" w:customStyle="1">
     <w:name w:val="Grid Table 2 - Accent 5"/>
-    <w:basedOn w:val="782"/>
+    <w:basedOn w:val="857"/>
     <w:uiPriority w:val="99"/>
     <w:pPr>
       <w:spacing w:after="0" w:line="240" w:lineRule="auto"/>
@@ -22172,9 +23258,9 @@
       </w:tcPr>
     </w:tblStylePr>
   </w:style>
-  <w:style w:type="table" w:styleId="840" w:customStyle="1">
+  <w:style w:type="table" w:styleId="915" w:customStyle="1">
     <w:name w:val="Grid Table 2 - Accent 6"/>
-    <w:basedOn w:val="782"/>
+    <w:basedOn w:val="857"/>
     <w:uiPriority w:val="99"/>
     <w:pPr>
       <w:spacing w:after="0" w:line="240" w:lineRule="auto"/>
@@ -22251,9 +23337,9 @@
       </w:tcPr>
     </w:tblStylePr>
   </w:style>
-  <w:style w:type="table" w:styleId="841">
+  <w:style w:type="table" w:styleId="916">
     <w:name w:val="Grid Table 3"/>
-    <w:basedOn w:val="782"/>
+    <w:basedOn w:val="857"/>
     <w:uiPriority w:val="99"/>
     <w:pPr>
       <w:spacing w:after="0" w:line="240" w:lineRule="auto"/>
@@ -22351,9 +23437,9 @@
       </w:tcPr>
     </w:tblStylePr>
   </w:style>
-  <w:style w:type="table" w:styleId="842" w:customStyle="1">
+  <w:style w:type="table" w:styleId="917" w:customStyle="1">
     <w:name w:val="Grid Table 3 - Accent 1"/>
-    <w:basedOn w:val="782"/>
+    <w:basedOn w:val="857"/>
     <w:uiPriority w:val="99"/>
     <w:pPr>
       <w:spacing w:after="0" w:line="240" w:lineRule="auto"/>
@@ -22451,9 +23537,9 @@
       </w:tcPr>
     </w:tblStylePr>
   </w:style>
-  <w:style w:type="table" w:styleId="843" w:customStyle="1">
+  <w:style w:type="table" w:styleId="918" w:customStyle="1">
     <w:name w:val="Grid Table 3 - Accent 2"/>
-    <w:basedOn w:val="782"/>
+    <w:basedOn w:val="857"/>
     <w:uiPriority w:val="99"/>
     <w:pPr>
       <w:spacing w:after="0" w:line="240" w:lineRule="auto"/>
@@ -22551,9 +23637,9 @@
       </w:tcPr>
     </w:tblStylePr>
   </w:style>
-  <w:style w:type="table" w:styleId="844" w:customStyle="1">
+  <w:style w:type="table" w:styleId="919" w:customStyle="1">
     <w:name w:val="Grid Table 3 - Accent 3"/>
-    <w:basedOn w:val="782"/>
+    <w:basedOn w:val="857"/>
     <w:uiPriority w:val="99"/>
     <w:pPr>
       <w:spacing w:after="0" w:line="240" w:lineRule="auto"/>
@@ -22651,9 +23737,9 @@
       </w:tcPr>
     </w:tblStylePr>
   </w:style>
-  <w:style w:type="table" w:styleId="845" w:customStyle="1">
+  <w:style w:type="table" w:styleId="920" w:customStyle="1">
     <w:name w:val="Grid Table 3 - Accent 4"/>
-    <w:basedOn w:val="782"/>
+    <w:basedOn w:val="857"/>
     <w:uiPriority w:val="99"/>
     <w:pPr>
       <w:spacing w:after="0" w:line="240" w:lineRule="auto"/>
@@ -22751,9 +23837,9 @@
       </w:tcPr>
     </w:tblStylePr>
   </w:style>
-  <w:style w:type="table" w:styleId="846" w:customStyle="1">
+  <w:style w:type="table" w:styleId="921" w:customStyle="1">
     <w:name w:val="Grid Table 3 - Accent 5"/>
-    <w:basedOn w:val="782"/>
+    <w:basedOn w:val="857"/>
     <w:uiPriority w:val="99"/>
     <w:pPr>
       <w:spacing w:after="0" w:line="240" w:lineRule="auto"/>
@@ -22851,9 +23937,9 @@
       </w:tcPr>
     </w:tblStylePr>
   </w:style>
-  <w:style w:type="table" w:styleId="847" w:customStyle="1">
+  <w:style w:type="table" w:styleId="922" w:customStyle="1">
     <w:name w:val="Grid Table 3 - Accent 6"/>
-    <w:basedOn w:val="782"/>
+    <w:basedOn w:val="857"/>
     <w:uiPriority w:val="99"/>
     <w:pPr>
       <w:spacing w:after="0" w:line="240" w:lineRule="auto"/>
@@ -22951,9 +24037,9 @@
       </w:tcPr>
     </w:tblStylePr>
   </w:style>
-  <w:style w:type="table" w:styleId="848">
+  <w:style w:type="table" w:styleId="923">
     <w:name w:val="Grid Table 4"/>
-    <w:basedOn w:val="782"/>
+    <w:basedOn w:val="857"/>
     <w:uiPriority w:val="59"/>
     <w:pPr>
       <w:spacing w:after="0" w:line="240" w:lineRule="auto"/>
@@ -23031,9 +24117,9 @@
       </w:tcPr>
     </w:tblStylePr>
   </w:style>
-  <w:style w:type="table" w:styleId="849" w:customStyle="1">
+  <w:style w:type="table" w:styleId="924" w:customStyle="1">
     <w:name w:val="Grid Table 4 - Accent 1"/>
-    <w:basedOn w:val="782"/>
+    <w:basedOn w:val="857"/>
     <w:uiPriority w:val="59"/>
     <w:pPr>
       <w:spacing w:after="0" w:line="240" w:lineRule="auto"/>
@@ -23111,9 +24197,9 @@
       </w:tcPr>
     </w:tblStylePr>
   </w:style>
-  <w:style w:type="table" w:styleId="850" w:customStyle="1">
+  <w:style w:type="table" w:styleId="925" w:customStyle="1">
     <w:name w:val="Grid Table 4 - Accent 2"/>
-    <w:basedOn w:val="782"/>
+    <w:basedOn w:val="857"/>
     <w:uiPriority w:val="59"/>
     <w:pPr>
       <w:spacing w:after="0" w:line="240" w:lineRule="auto"/>
@@ -23191,9 +24277,9 @@
       </w:tcPr>
     </w:tblStylePr>
   </w:style>
-  <w:style w:type="table" w:styleId="851" w:customStyle="1">
+  <w:style w:type="table" w:styleId="926" w:customStyle="1">
     <w:name w:val="Grid Table 4 - Accent 3"/>
-    <w:basedOn w:val="782"/>
+    <w:basedOn w:val="857"/>
     <w:uiPriority w:val="59"/>
     <w:pPr>
       <w:spacing w:after="0" w:line="240" w:lineRule="auto"/>
@@ -23271,9 +24357,9 @@
       </w:tcPr>
     </w:tblStylePr>
   </w:style>
-  <w:style w:type="table" w:styleId="852" w:customStyle="1">
+  <w:style w:type="table" w:styleId="927" w:customStyle="1">
     <w:name w:val="Grid Table 4 - Accent 4"/>
-    <w:basedOn w:val="782"/>
+    <w:basedOn w:val="857"/>
     <w:uiPriority w:val="59"/>
     <w:pPr>
       <w:spacing w:after="0" w:line="240" w:lineRule="auto"/>
@@ -23351,9 +24437,9 @@
       </w:tcPr>
     </w:tblStylePr>
   </w:style>
-  <w:style w:type="table" w:styleId="853" w:customStyle="1">
+  <w:style w:type="table" w:styleId="928" w:customStyle="1">
     <w:name w:val="Grid Table 4 - Accent 5"/>
-    <w:basedOn w:val="782"/>
+    <w:basedOn w:val="857"/>
     <w:uiPriority w:val="59"/>
     <w:pPr>
       <w:spacing w:after="0" w:line="240" w:lineRule="auto"/>
@@ -23431,9 +24517,9 @@
       </w:tcPr>
     </w:tblStylePr>
   </w:style>
-  <w:style w:type="table" w:styleId="854" w:customStyle="1">
+  <w:style w:type="table" w:styleId="929" w:customStyle="1">
     <w:name w:val="Grid Table 4 - Accent 6"/>
-    <w:basedOn w:val="782"/>
+    <w:basedOn w:val="857"/>
     <w:uiPriority w:val="59"/>
     <w:pPr>
       <w:spacing w:after="0" w:line="240" w:lineRule="auto"/>
@@ -23511,9 +24597,9 @@
       </w:tcPr>
     </w:tblStylePr>
   </w:style>
-  <w:style w:type="table" w:styleId="855">
+  <w:style w:type="table" w:styleId="930">
     <w:name w:val="Grid Table 5 Dark"/>
-    <w:basedOn w:val="782"/>
+    <w:basedOn w:val="857"/>
     <w:uiPriority w:val="99"/>
     <w:pPr>
       <w:spacing w:after="0" w:line="240" w:lineRule="auto"/>
@@ -23589,9 +24675,9 @@
       </w:tcPr>
     </w:tblStylePr>
   </w:style>
-  <w:style w:type="table" w:styleId="856" w:customStyle="1">
+  <w:style w:type="table" w:styleId="931" w:customStyle="1">
     <w:name w:val="Grid Table 5 Dark- Accent 1"/>
-    <w:basedOn w:val="782"/>
+    <w:basedOn w:val="857"/>
     <w:uiPriority w:val="99"/>
     <w:pPr>
       <w:spacing w:after="0" w:line="240" w:lineRule="auto"/>
@@ -23667,9 +24753,9 @@
       </w:tcPr>
     </w:tblStylePr>
   </w:style>
-  <w:style w:type="table" w:styleId="857" w:customStyle="1">
+  <w:style w:type="table" w:styleId="932" w:customStyle="1">
     <w:name w:val="Grid Table 5 Dark - Accent 2"/>
-    <w:basedOn w:val="782"/>
+    <w:basedOn w:val="857"/>
     <w:uiPriority w:val="99"/>
     <w:pPr>
       <w:spacing w:after="0" w:line="240" w:lineRule="auto"/>
@@ -23745,9 +24831,9 @@
       </w:tcPr>
     </w:tblStylePr>
   </w:style>
-  <w:style w:type="table" w:styleId="858" w:customStyle="1">
+  <w:style w:type="table" w:styleId="933" w:customStyle="1">
     <w:name w:val="Grid Table 5 Dark - Accent 3"/>
-    <w:basedOn w:val="782"/>
+    <w:basedOn w:val="857"/>
     <w:uiPriority w:val="99"/>
     <w:pPr>
       <w:spacing w:after="0" w:line="240" w:lineRule="auto"/>
@@ -23823,9 +24909,9 @@
       </w:tcPr>
     </w:tblStylePr>
   </w:style>
-  <w:style w:type="table" w:styleId="859" w:customStyle="1">
+  <w:style w:type="table" w:styleId="934" w:customStyle="1">
     <w:name w:val="Grid Table 5 Dark- Accent 4"/>
-    <w:basedOn w:val="782"/>
+    <w:basedOn w:val="857"/>
     <w:uiPriority w:val="99"/>
     <w:pPr>
       <w:spacing w:after="0" w:line="240" w:lineRule="auto"/>
@@ -23901,9 +24987,9 @@
       </w:tcPr>
     </w:tblStylePr>
   </w:style>
-  <w:style w:type="table" w:styleId="860" w:customStyle="1">
+  <w:style w:type="table" w:styleId="935" w:customStyle="1">
     <w:name w:val="Grid Table 5 Dark - Accent 5"/>
-    <w:basedOn w:val="782"/>
+    <w:basedOn w:val="857"/>
     <w:uiPriority w:val="99"/>
     <w:pPr>
       <w:spacing w:after="0" w:line="240" w:lineRule="auto"/>
@@ -23979,9 +25065,9 @@
       </w:tcPr>
     </w:tblStylePr>
   </w:style>
-  <w:style w:type="table" w:styleId="861" w:customStyle="1">
+  <w:style w:type="table" w:styleId="936" w:customStyle="1">
     <w:name w:val="Grid Table 5 Dark - Accent 6"/>
-    <w:basedOn w:val="782"/>
+    <w:basedOn w:val="857"/>
     <w:uiPriority w:val="99"/>
     <w:pPr>
       <w:spacing w:after="0" w:line="240" w:lineRule="auto"/>
@@ -24057,9 +25143,9 @@
       </w:tcPr>
     </w:tblStylePr>
   </w:style>
-  <w:style w:type="table" w:styleId="862">
+  <w:style w:type="table" w:styleId="937">
     <w:name w:val="Grid Table 6 Colorful"/>
-    <w:basedOn w:val="782"/>
+    <w:basedOn w:val="857"/>
     <w:uiPriority w:val="99"/>
     <w:pPr>
       <w:spacing w:after="0" w:line="240" w:lineRule="auto"/>
@@ -24128,9 +25214,9 @@
       </w:rPr>
     </w:tblStylePr>
   </w:style>
-  <w:style w:type="table" w:styleId="863" w:customStyle="1">
+  <w:style w:type="table" w:styleId="938" w:customStyle="1">
     <w:name w:val="Grid Table 6 Colorful - Accent 1"/>
-    <w:basedOn w:val="782"/>
+    <w:basedOn w:val="857"/>
     <w:uiPriority w:val="99"/>
     <w:pPr>
       <w:spacing w:after="0" w:line="240" w:lineRule="auto"/>
@@ -24199,9 +25285,9 @@
       </w:rPr>
     </w:tblStylePr>
   </w:style>
-  <w:style w:type="table" w:styleId="864" w:customStyle="1">
+  <w:style w:type="table" w:styleId="939" w:customStyle="1">
     <w:name w:val="Grid Table 6 Colorful - Accent 2"/>
-    <w:basedOn w:val="782"/>
+    <w:basedOn w:val="857"/>
     <w:uiPriority w:val="99"/>
     <w:pPr>
       <w:spacing w:after="0" w:line="240" w:lineRule="auto"/>
@@ -24270,9 +25356,9 @@
       </w:rPr>
     </w:tblStylePr>
   </w:style>
-  <w:style w:type="table" w:styleId="865" w:customStyle="1">
+  <w:style w:type="table" w:styleId="940" w:customStyle="1">
     <w:name w:val="Grid Table 6 Colorful - Accent 3"/>
-    <w:basedOn w:val="782"/>
+    <w:basedOn w:val="857"/>
     <w:uiPriority w:val="99"/>
     <w:pPr>
       <w:spacing w:after="0" w:line="240" w:lineRule="auto"/>
@@ -24341,9 +25427,9 @@
       </w:rPr>
     </w:tblStylePr>
   </w:style>
-  <w:style w:type="table" w:styleId="866" w:customStyle="1">
+  <w:style w:type="table" w:styleId="941" w:customStyle="1">
     <w:name w:val="Grid Table 6 Colorful - Accent 4"/>
-    <w:basedOn w:val="782"/>
+    <w:basedOn w:val="857"/>
     <w:uiPriority w:val="99"/>
     <w:pPr>
       <w:spacing w:after="0" w:line="240" w:lineRule="auto"/>
@@ -24412,9 +25498,9 @@
       </w:rPr>
     </w:tblStylePr>
   </w:style>
-  <w:style w:type="table" w:styleId="867" w:customStyle="1">
+  <w:style w:type="table" w:styleId="942" w:customStyle="1">
     <w:name w:val="Grid Table 6 Colorful - Accent 5"/>
-    <w:basedOn w:val="782"/>
+    <w:basedOn w:val="857"/>
     <w:uiPriority w:val="99"/>
     <w:pPr>
       <w:spacing w:after="0" w:line="240" w:lineRule="auto"/>
@@ -24483,9 +25569,9 @@
       </w:rPr>
     </w:tblStylePr>
   </w:style>
-  <w:style w:type="table" w:styleId="868" w:customStyle="1">
+  <w:style w:type="table" w:styleId="943" w:customStyle="1">
     <w:name w:val="Grid Table 6 Colorful - Accent 6"/>
-    <w:basedOn w:val="782"/>
+    <w:basedOn w:val="857"/>
     <w:uiPriority w:val="99"/>
     <w:pPr>
       <w:spacing w:after="0" w:line="240" w:lineRule="auto"/>
@@ -24554,9 +25640,9 @@
       </w:rPr>
     </w:tblStylePr>
   </w:style>
-  <w:style w:type="table" w:styleId="869">
+  <w:style w:type="table" w:styleId="944">
     <w:name w:val="Grid Table 7 Colorful"/>
-    <w:basedOn w:val="782"/>
+    <w:basedOn w:val="857"/>
     <w:uiPriority w:val="99"/>
     <w:pPr>
       <w:spacing w:after="0" w:line="240" w:lineRule="auto"/>
@@ -24665,9 +25751,9 @@
       </w:tcPr>
     </w:tblStylePr>
   </w:style>
-  <w:style w:type="table" w:styleId="870" w:customStyle="1">
+  <w:style w:type="table" w:styleId="945" w:customStyle="1">
     <w:name w:val="Grid Table 7 Colorful - Accent 1"/>
-    <w:basedOn w:val="782"/>
+    <w:basedOn w:val="857"/>
     <w:uiPriority w:val="99"/>
     <w:pPr>
       <w:spacing w:after="0" w:line="240" w:lineRule="auto"/>
@@ -24776,9 +25862,9 @@
       </w:tcPr>
     </w:tblStylePr>
   </w:style>
-  <w:style w:type="table" w:styleId="871" w:customStyle="1">
+  <w:style w:type="table" w:styleId="946" w:customStyle="1">
     <w:name w:val="Grid Table 7 Colorful - Accent 2"/>
-    <w:basedOn w:val="782"/>
+    <w:basedOn w:val="857"/>
     <w:uiPriority w:val="99"/>
     <w:pPr>
       <w:spacing w:after="0" w:line="240" w:lineRule="auto"/>
@@ -24887,9 +25973,9 @@
       </w:tcPr>
     </w:tblStylePr>
   </w:style>
-  <w:style w:type="table" w:styleId="872" w:customStyle="1">
+  <w:style w:type="table" w:styleId="947" w:customStyle="1">
     <w:name w:val="Grid Table 7 Colorful - Accent 3"/>
-    <w:basedOn w:val="782"/>
+    <w:basedOn w:val="857"/>
     <w:uiPriority w:val="99"/>
     <w:pPr>
       <w:spacing w:after="0" w:line="240" w:lineRule="auto"/>
@@ -24998,9 +26084,9 @@
       </w:tcPr>
     </w:tblStylePr>
   </w:style>
-  <w:style w:type="table" w:styleId="873" w:customStyle="1">
+  <w:style w:type="table" w:styleId="948" w:customStyle="1">
     <w:name w:val="Grid Table 7 Colorful - Accent 4"/>
-    <w:basedOn w:val="782"/>
+    <w:basedOn w:val="857"/>
     <w:uiPriority w:val="99"/>
     <w:pPr>
       <w:spacing w:after="0" w:line="240" w:lineRule="auto"/>
@@ -25109,9 +26195,9 @@
       </w:tcPr>
     </w:tblStylePr>
   </w:style>
-  <w:style w:type="table" w:styleId="874" w:customStyle="1">
+  <w:style w:type="table" w:styleId="949" w:customStyle="1">
     <w:name w:val="Grid Table 7 Colorful - Accent 5"/>
-    <w:basedOn w:val="782"/>
+    <w:basedOn w:val="857"/>
     <w:uiPriority w:val="99"/>
     <w:pPr>
       <w:spacing w:after="0" w:line="240" w:lineRule="auto"/>
@@ -25220,9 +26306,9 @@
       </w:tcPr>
     </w:tblStylePr>
   </w:style>
-  <w:style w:type="table" w:styleId="875" w:customStyle="1">
+  <w:style w:type="table" w:styleId="950" w:customStyle="1">
     <w:name w:val="Grid Table 7 Colorful - Accent 6"/>
-    <w:basedOn w:val="782"/>
+    <w:basedOn w:val="857"/>
     <w:uiPriority w:val="99"/>
     <w:pPr>
       <w:spacing w:after="0" w:line="240" w:lineRule="auto"/>
@@ -25331,9 +26417,9 @@
       </w:tcPr>
     </w:tblStylePr>
   </w:style>
-  <w:style w:type="table" w:styleId="876">
+  <w:style w:type="table" w:styleId="951">
     <w:name w:val="List Table 1 Light"/>
-    <w:basedOn w:val="782"/>
+    <w:basedOn w:val="857"/>
     <w:uiPriority w:val="99"/>
     <w:pPr>
       <w:spacing w:after="0" w:line="240" w:lineRule="auto"/>
@@ -25393,9 +26479,9 @@
       </w:tcPr>
     </w:tblStylePr>
   </w:style>
-  <w:style w:type="table" w:styleId="877" w:customStyle="1">
+  <w:style w:type="table" w:styleId="952" w:customStyle="1">
     <w:name w:val="List Table 1 Light - Accent 1"/>
-    <w:basedOn w:val="782"/>
+    <w:basedOn w:val="857"/>
     <w:uiPriority w:val="99"/>
     <w:pPr>
       <w:spacing w:after="0" w:line="240" w:lineRule="auto"/>
@@ -25455,9 +26541,9 @@
       </w:tcPr>
     </w:tblStylePr>
   </w:style>
-  <w:style w:type="table" w:styleId="878" w:customStyle="1">
+  <w:style w:type="table" w:styleId="953" w:customStyle="1">
     <w:name w:val="List Table 1 Light - Accent 2"/>
-    <w:basedOn w:val="782"/>
+    <w:basedOn w:val="857"/>
     <w:uiPriority w:val="99"/>
     <w:pPr>
       <w:spacing w:after="0" w:line="240" w:lineRule="auto"/>
@@ -25517,9 +26603,9 @@
       </w:tcPr>
     </w:tblStylePr>
   </w:style>
-  <w:style w:type="table" w:styleId="879" w:customStyle="1">
+  <w:style w:type="table" w:styleId="954" w:customStyle="1">
     <w:name w:val="List Table 1 Light - Accent 3"/>
-    <w:basedOn w:val="782"/>
+    <w:basedOn w:val="857"/>
     <w:uiPriority w:val="99"/>
     <w:pPr>
       <w:spacing w:after="0" w:line="240" w:lineRule="auto"/>
@@ -25579,9 +26665,9 @@
       </w:tcPr>
     </w:tblStylePr>
   </w:style>
-  <w:style w:type="table" w:styleId="880" w:customStyle="1">
+  <w:style w:type="table" w:styleId="955" w:customStyle="1">
     <w:name w:val="List Table 1 Light - Accent 4"/>
-    <w:basedOn w:val="782"/>
+    <w:basedOn w:val="857"/>
     <w:uiPriority w:val="99"/>
     <w:pPr>
       <w:spacing w:after="0" w:line="240" w:lineRule="auto"/>
@@ -25641,9 +26727,9 @@
       </w:tcPr>
     </w:tblStylePr>
   </w:style>
-  <w:style w:type="table" w:styleId="881" w:customStyle="1">
+  <w:style w:type="table" w:styleId="956" w:customStyle="1">
     <w:name w:val="List Table 1 Light - Accent 5"/>
-    <w:basedOn w:val="782"/>
+    <w:basedOn w:val="857"/>
     <w:uiPriority w:val="99"/>
     <w:pPr>
       <w:spacing w:after="0" w:line="240" w:lineRule="auto"/>
@@ -25703,9 +26789,9 @@
       </w:tcPr>
     </w:tblStylePr>
   </w:style>
-  <w:style w:type="table" w:styleId="882" w:customStyle="1">
+  <w:style w:type="table" w:styleId="957" w:customStyle="1">
     <w:name w:val="List Table 1 Light - Accent 6"/>
-    <w:basedOn w:val="782"/>
+    <w:basedOn w:val="857"/>
     <w:uiPriority w:val="99"/>
     <w:pPr>
       <w:spacing w:after="0" w:line="240" w:lineRule="auto"/>
@@ -25765,9 +26851,9 @@
       </w:tcPr>
     </w:tblStylePr>
   </w:style>
-  <w:style w:type="table" w:styleId="883">
+  <w:style w:type="table" w:styleId="958">
     <w:name w:val="List Table 2"/>
-    <w:basedOn w:val="782"/>
+    <w:basedOn w:val="857"/>
     <w:uiPriority w:val="99"/>
     <w:pPr>
       <w:spacing w:after="0" w:line="240" w:lineRule="auto"/>
@@ -25850,9 +26936,9 @@
       </w:tcPr>
     </w:tblStylePr>
   </w:style>
-  <w:style w:type="table" w:styleId="884" w:customStyle="1">
+  <w:style w:type="table" w:styleId="959" w:customStyle="1">
     <w:name w:val="List Table 2 - Accent 1"/>
-    <w:basedOn w:val="782"/>
+    <w:basedOn w:val="857"/>
     <w:uiPriority w:val="99"/>
     <w:pPr>
       <w:spacing w:after="0" w:line="240" w:lineRule="auto"/>
@@ -25935,9 +27021,9 @@
       </w:tcPr>
     </w:tblStylePr>
   </w:style>
-  <w:style w:type="table" w:styleId="885" w:customStyle="1">
+  <w:style w:type="table" w:styleId="960" w:customStyle="1">
     <w:name w:val="List Table 2 - Accent 2"/>
-    <w:basedOn w:val="782"/>
+    <w:basedOn w:val="857"/>
     <w:uiPriority w:val="99"/>
     <w:pPr>
       <w:spacing w:after="0" w:line="240" w:lineRule="auto"/>
@@ -26020,9 +27106,9 @@
       </w:tcPr>
     </w:tblStylePr>
   </w:style>
-  <w:style w:type="table" w:styleId="886" w:customStyle="1">
+  <w:style w:type="table" w:styleId="961" w:customStyle="1">
     <w:name w:val="List Table 2 - Accent 3"/>
-    <w:basedOn w:val="782"/>
+    <w:basedOn w:val="857"/>
     <w:uiPriority w:val="99"/>
     <w:pPr>
       <w:spacing w:after="0" w:line="240" w:lineRule="auto"/>
@@ -26105,9 +27191,9 @@
       </w:tcPr>
     </w:tblStylePr>
   </w:style>
-  <w:style w:type="table" w:styleId="887" w:customStyle="1">
+  <w:style w:type="table" w:styleId="962" w:customStyle="1">
     <w:name w:val="List Table 2 - Accent 4"/>
-    <w:basedOn w:val="782"/>
+    <w:basedOn w:val="857"/>
     <w:uiPriority w:val="99"/>
     <w:pPr>
       <w:spacing w:after="0" w:line="240" w:lineRule="auto"/>
@@ -26190,9 +27276,9 @@
       </w:tcPr>
     </w:tblStylePr>
   </w:style>
-  <w:style w:type="table" w:styleId="888" w:customStyle="1">
+  <w:style w:type="table" w:styleId="963" w:customStyle="1">
     <w:name w:val="List Table 2 - Accent 5"/>
-    <w:basedOn w:val="782"/>
+    <w:basedOn w:val="857"/>
     <w:uiPriority w:val="99"/>
     <w:pPr>
       <w:spacing w:after="0" w:line="240" w:lineRule="auto"/>
@@ -26275,9 +27361,9 @@
       </w:tcPr>
     </w:tblStylePr>
   </w:style>
-  <w:style w:type="table" w:styleId="889" w:customStyle="1">
+  <w:style w:type="table" w:styleId="964" w:customStyle="1">
     <w:name w:val="List Table 2 - Accent 6"/>
-    <w:basedOn w:val="782"/>
+    <w:basedOn w:val="857"/>
     <w:uiPriority w:val="99"/>
     <w:pPr>
       <w:spacing w:after="0" w:line="240" w:lineRule="auto"/>
@@ -26360,9 +27446,9 @@
       </w:tcPr>
     </w:tblStylePr>
   </w:style>
-  <w:style w:type="table" w:styleId="890">
+  <w:style w:type="table" w:styleId="965">
     <w:name w:val="List Table 3"/>
-    <w:basedOn w:val="782"/>
+    <w:basedOn w:val="857"/>
     <w:uiPriority w:val="99"/>
     <w:pPr>
       <w:spacing w:after="0" w:line="240" w:lineRule="auto"/>
@@ -26433,9 +27519,9 @@
       </w:rPr>
     </w:tblStylePr>
   </w:style>
-  <w:style w:type="table" w:styleId="891" w:customStyle="1">
+  <w:style w:type="table" w:styleId="966" w:customStyle="1">
     <w:name w:val="List Table 3 - Accent 1"/>
-    <w:basedOn w:val="782"/>
+    <w:basedOn w:val="857"/>
     <w:uiPriority w:val="99"/>
     <w:pPr>
       <w:spacing w:after="0" w:line="240" w:lineRule="auto"/>
@@ -26506,9 +27592,9 @@
       </w:rPr>
     </w:tblStylePr>
   </w:style>
-  <w:style w:type="table" w:styleId="892" w:customStyle="1">
+  <w:style w:type="table" w:styleId="967" w:customStyle="1">
     <w:name w:val="List Table 3 - Accent 2"/>
-    <w:basedOn w:val="782"/>
+    <w:basedOn w:val="857"/>
     <w:uiPriority w:val="99"/>
     <w:pPr>
       <w:spacing w:after="0" w:line="240" w:lineRule="auto"/>
@@ -26579,9 +27665,9 @@
       </w:rPr>
     </w:tblStylePr>
   </w:style>
-  <w:style w:type="table" w:styleId="893" w:customStyle="1">
+  <w:style w:type="table" w:styleId="968" w:customStyle="1">
     <w:name w:val="List Table 3 - Accent 3"/>
-    <w:basedOn w:val="782"/>
+    <w:basedOn w:val="857"/>
     <w:uiPriority w:val="99"/>
     <w:pPr>
       <w:spacing w:after="0" w:line="240" w:lineRule="auto"/>
@@ -26652,9 +27738,9 @@
       </w:rPr>
     </w:tblStylePr>
   </w:style>
-  <w:style w:type="table" w:styleId="894" w:customStyle="1">
+  <w:style w:type="table" w:styleId="969" w:customStyle="1">
     <w:name w:val="List Table 3 - Accent 4"/>
-    <w:basedOn w:val="782"/>
+    <w:basedOn w:val="857"/>
     <w:uiPriority w:val="99"/>
     <w:pPr>
       <w:spacing w:after="0" w:line="240" w:lineRule="auto"/>
@@ -26725,9 +27811,9 @@
       </w:rPr>
     </w:tblStylePr>
   </w:style>
-  <w:style w:type="table" w:styleId="895" w:customStyle="1">
+  <w:style w:type="table" w:styleId="970" w:customStyle="1">
     <w:name w:val="List Table 3 - Accent 5"/>
-    <w:basedOn w:val="782"/>
+    <w:basedOn w:val="857"/>
     <w:uiPriority w:val="99"/>
     <w:pPr>
       <w:spacing w:after="0" w:line="240" w:lineRule="auto"/>
@@ -26798,9 +27884,9 @@
       </w:rPr>
     </w:tblStylePr>
   </w:style>
-  <w:style w:type="table" w:styleId="896" w:customStyle="1">
+  <w:style w:type="table" w:styleId="971" w:customStyle="1">
     <w:name w:val="List Table 3 - Accent 6"/>
-    <w:basedOn w:val="782"/>
+    <w:basedOn w:val="857"/>
     <w:uiPriority w:val="99"/>
     <w:pPr>
       <w:spacing w:after="0" w:line="240" w:lineRule="auto"/>
@@ -26871,9 +27957,9 @@
       </w:rPr>
     </w:tblStylePr>
   </w:style>
-  <w:style w:type="table" w:styleId="897">
+  <w:style w:type="table" w:styleId="972">
     <w:name w:val="List Table 4"/>
-    <w:basedOn w:val="782"/>
+    <w:basedOn w:val="857"/>
     <w:uiPriority w:val="99"/>
     <w:pPr>
       <w:spacing w:after="0" w:line="240" w:lineRule="auto"/>
@@ -26939,9 +28025,9 @@
       </w:rPr>
     </w:tblStylePr>
   </w:style>
-  <w:style w:type="table" w:styleId="898" w:customStyle="1">
+  <w:style w:type="table" w:styleId="973" w:customStyle="1">
     <w:name w:val="List Table 4 - Accent 1"/>
-    <w:basedOn w:val="782"/>
+    <w:basedOn w:val="857"/>
     <w:uiPriority w:val="99"/>
     <w:pPr>
       <w:spacing w:after="0" w:line="240" w:lineRule="auto"/>
@@ -27007,9 +28093,9 @@
       </w:rPr>
     </w:tblStylePr>
   </w:style>
-  <w:style w:type="table" w:styleId="899" w:customStyle="1">
+  <w:style w:type="table" w:styleId="974" w:customStyle="1">
     <w:name w:val="List Table 4 - Accent 2"/>
-    <w:basedOn w:val="782"/>
+    <w:basedOn w:val="857"/>
     <w:uiPriority w:val="99"/>
     <w:pPr>
       <w:spacing w:after="0" w:line="240" w:lineRule="auto"/>
@@ -27075,9 +28161,9 @@
       </w:rPr>
     </w:tblStylePr>
   </w:style>
-  <w:style w:type="table" w:styleId="900" w:customStyle="1">
+  <w:style w:type="table" w:styleId="975" w:customStyle="1">
     <w:name w:val="List Table 4 - Accent 3"/>
-    <w:basedOn w:val="782"/>
+    <w:basedOn w:val="857"/>
     <w:uiPriority w:val="99"/>
     <w:pPr>
       <w:spacing w:after="0" w:line="240" w:lineRule="auto"/>
@@ -27143,9 +28229,9 @@
       </w:rPr>
     </w:tblStylePr>
   </w:style>
-  <w:style w:type="table" w:styleId="901" w:customStyle="1">
+  <w:style w:type="table" w:styleId="976" w:customStyle="1">
     <w:name w:val="List Table 4 - Accent 4"/>
-    <w:basedOn w:val="782"/>
+    <w:basedOn w:val="857"/>
     <w:uiPriority w:val="99"/>
     <w:pPr>
       <w:spacing w:after="0" w:line="240" w:lineRule="auto"/>
@@ -27211,9 +28297,9 @@
       </w:rPr>
     </w:tblStylePr>
   </w:style>
-  <w:style w:type="table" w:styleId="902" w:customStyle="1">
+  <w:style w:type="table" w:styleId="977" w:customStyle="1">
     <w:name w:val="List Table 4 - Accent 5"/>
-    <w:basedOn w:val="782"/>
+    <w:basedOn w:val="857"/>
     <w:uiPriority w:val="99"/>
     <w:pPr>
       <w:spacing w:after="0" w:line="240" w:lineRule="auto"/>
@@ -27279,9 +28365,9 @@
       </w:rPr>
     </w:tblStylePr>
   </w:style>
-  <w:style w:type="table" w:styleId="903" w:customStyle="1">
+  <w:style w:type="table" w:styleId="978" w:customStyle="1">
     <w:name w:val="List Table 4 - Accent 6"/>
-    <w:basedOn w:val="782"/>
+    <w:basedOn w:val="857"/>
     <w:uiPriority w:val="99"/>
     <w:pPr>
       <w:spacing w:after="0" w:line="240" w:lineRule="auto"/>
@@ -27347,9 +28433,9 @@
       </w:rPr>
     </w:tblStylePr>
   </w:style>
-  <w:style w:type="table" w:styleId="904">
+  <w:style w:type="table" w:styleId="979">
     <w:name w:val="List Table 5 Dark"/>
-    <w:basedOn w:val="782"/>
+    <w:basedOn w:val="857"/>
     <w:uiPriority w:val="99"/>
     <w:pPr>
       <w:spacing w:after="0" w:line="240" w:lineRule="auto"/>
@@ -27446,9 +28532,9 @@
       </w:rPr>
     </w:tblStylePr>
   </w:style>
-  <w:style w:type="table" w:styleId="905" w:customStyle="1">
+  <w:style w:type="table" w:styleId="980" w:customStyle="1">
     <w:name w:val="List Table 5 Dark - Accent 1"/>
-    <w:basedOn w:val="782"/>
+    <w:basedOn w:val="857"/>
     <w:uiPriority w:val="99"/>
     <w:pPr>
       <w:spacing w:after="0" w:line="240" w:lineRule="auto"/>
@@ -27545,9 +28631,9 @@
       </w:rPr>
     </w:tblStylePr>
   </w:style>
-  <w:style w:type="table" w:styleId="906" w:customStyle="1">
+  <w:style w:type="table" w:styleId="981" w:customStyle="1">
     <w:name w:val="List Table 5 Dark - Accent 2"/>
-    <w:basedOn w:val="782"/>
+    <w:basedOn w:val="857"/>
     <w:uiPriority w:val="99"/>
     <w:pPr>
       <w:spacing w:after="0" w:line="240" w:lineRule="auto"/>
@@ -27644,9 +28730,9 @@
       </w:rPr>
     </w:tblStylePr>
   </w:style>
-  <w:style w:type="table" w:styleId="907" w:customStyle="1">
+  <w:style w:type="table" w:styleId="982" w:customStyle="1">
     <w:name w:val="List Table 5 Dark - Accent 3"/>
-    <w:basedOn w:val="782"/>
+    <w:basedOn w:val="857"/>
     <w:uiPriority w:val="99"/>
     <w:pPr>
       <w:spacing w:after="0" w:line="240" w:lineRule="auto"/>
@@ -27743,9 +28829,9 @@
       </w:rPr>
     </w:tblStylePr>
   </w:style>
-  <w:style w:type="table" w:styleId="908" w:customStyle="1">
+  <w:style w:type="table" w:styleId="983" w:customStyle="1">
     <w:name w:val="List Table 5 Dark - Accent 4"/>
-    <w:basedOn w:val="782"/>
+    <w:basedOn w:val="857"/>
     <w:uiPriority w:val="99"/>
     <w:pPr>
       <w:spacing w:after="0" w:line="240" w:lineRule="auto"/>
@@ -27842,9 +28928,9 @@
       </w:rPr>
     </w:tblStylePr>
   </w:style>
-  <w:style w:type="table" w:styleId="909" w:customStyle="1">
+  <w:style w:type="table" w:styleId="984" w:customStyle="1">
     <w:name w:val="List Table 5 Dark - Accent 5"/>
-    <w:basedOn w:val="782"/>
+    <w:basedOn w:val="857"/>
     <w:uiPriority w:val="99"/>
     <w:pPr>
       <w:spacing w:after="0" w:line="240" w:lineRule="auto"/>
@@ -27941,9 +29027,9 @@
       </w:rPr>
     </w:tblStylePr>
   </w:style>
-  <w:style w:type="table" w:styleId="910" w:customStyle="1">
+  <w:style w:type="table" w:styleId="985" w:customStyle="1">
     <w:name w:val="List Table 5 Dark - Accent 6"/>
-    <w:basedOn w:val="782"/>
+    <w:basedOn w:val="857"/>
     <w:uiPriority w:val="99"/>
     <w:pPr>
       <w:spacing w:after="0" w:line="240" w:lineRule="auto"/>
@@ -28040,9 +29126,9 @@
       </w:rPr>
     </w:tblStylePr>
   </w:style>
-  <w:style w:type="table" w:styleId="911">
+  <w:style w:type="table" w:styleId="986">
     <w:name w:val="List Table 6 Colorful"/>
-    <w:basedOn w:val="782"/>
+    <w:basedOn w:val="857"/>
     <w:uiPriority w:val="99"/>
     <w:pPr>
       <w:spacing w:after="0" w:line="240" w:lineRule="auto"/>
@@ -28112,9 +29198,9 @@
       </w:tcPr>
     </w:tblStylePr>
   </w:style>
-  <w:style w:type="table" w:styleId="912" w:customStyle="1">
+  <w:style w:type="table" w:styleId="987" w:customStyle="1">
     <w:name w:val="List Table 6 Colorful - Accent 1"/>
-    <w:basedOn w:val="782"/>
+    <w:basedOn w:val="857"/>
     <w:uiPriority w:val="99"/>
     <w:pPr>
       <w:spacing w:after="0" w:line="240" w:lineRule="auto"/>
@@ -28184,9 +29270,9 @@
       </w:tcPr>
     </w:tblStylePr>
   </w:style>
-  <w:style w:type="table" w:styleId="913" w:customStyle="1">
+  <w:style w:type="table" w:styleId="988" w:customStyle="1">
     <w:name w:val="List Table 6 Colorful - Accent 2"/>
-    <w:basedOn w:val="782"/>
+    <w:basedOn w:val="857"/>
     <w:uiPriority w:val="99"/>
     <w:pPr>
       <w:spacing w:after="0" w:line="240" w:lineRule="auto"/>
@@ -28256,9 +29342,9 @@
       </w:tcPr>
     </w:tblStylePr>
   </w:style>
-  <w:style w:type="table" w:styleId="914" w:customStyle="1">
+  <w:style w:type="table" w:styleId="989" w:customStyle="1">
     <w:name w:val="List Table 6 Colorful - Accent 3"/>
-    <w:basedOn w:val="782"/>
+    <w:basedOn w:val="857"/>
     <w:uiPriority w:val="99"/>
     <w:pPr>
       <w:spacing w:after="0" w:line="240" w:lineRule="auto"/>
@@ -28328,9 +29414,9 @@
       </w:tcPr>
     </w:tblStylePr>
   </w:style>
-  <w:style w:type="table" w:styleId="915" w:customStyle="1">
+  <w:style w:type="table" w:styleId="990" w:customStyle="1">
     <w:name w:val="List Table 6 Colorful - Accent 4"/>
-    <w:basedOn w:val="782"/>
+    <w:basedOn w:val="857"/>
     <w:uiPriority w:val="99"/>
     <w:pPr>
       <w:spacing w:after="0" w:line="240" w:lineRule="auto"/>
@@ -28400,9 +29486,9 @@
       </w:tcPr>
     </w:tblStylePr>
   </w:style>
-  <w:style w:type="table" w:styleId="916" w:customStyle="1">
+  <w:style w:type="table" w:styleId="991" w:customStyle="1">
     <w:name w:val="List Table 6 Colorful - Accent 5"/>
-    <w:basedOn w:val="782"/>
+    <w:basedOn w:val="857"/>
     <w:uiPriority w:val="99"/>
     <w:pPr>
       <w:spacing w:after="0" w:line="240" w:lineRule="auto"/>
@@ -28472,9 +29558,9 @@
       </w:tcPr>
     </w:tblStylePr>
   </w:style>
-  <w:style w:type="table" w:styleId="917" w:customStyle="1">
+  <w:style w:type="table" w:styleId="992" w:customStyle="1">
     <w:name w:val="List Table 6 Colorful - Accent 6"/>
-    <w:basedOn w:val="782"/>
+    <w:basedOn w:val="857"/>
     <w:uiPriority w:val="99"/>
     <w:pPr>
       <w:spacing w:after="0" w:line="240" w:lineRule="auto"/>
@@ -28544,9 +29630,9 @@
       </w:tcPr>
     </w:tblStylePr>
   </w:style>
-  <w:style w:type="table" w:styleId="918">
+  <w:style w:type="table" w:styleId="993">
     <w:name w:val="List Table 7 Colorful"/>
-    <w:basedOn w:val="782"/>
+    <w:basedOn w:val="857"/>
     <w:uiPriority w:val="99"/>
     <w:pPr>
       <w:spacing w:after="0" w:line="240" w:lineRule="auto"/>
@@ -28652,9 +29738,9 @@
       </w:tcPr>
     </w:tblStylePr>
   </w:style>
-  <w:style w:type="table" w:styleId="919" w:customStyle="1">
+  <w:style w:type="table" w:styleId="994" w:customStyle="1">
     <w:name w:val="List Table 7 Colorful - Accent 1"/>
-    <w:basedOn w:val="782"/>
+    <w:basedOn w:val="857"/>
     <w:uiPriority w:val="99"/>
     <w:pPr>
       <w:spacing w:after="0" w:line="240" w:lineRule="auto"/>
@@ -28760,9 +29846,9 @@
       </w:tcPr>
     </w:tblStylePr>
   </w:style>
-  <w:style w:type="table" w:styleId="920" w:customStyle="1">
+  <w:style w:type="table" w:styleId="995" w:customStyle="1">
     <w:name w:val="List Table 7 Colorful - Accent 2"/>
-    <w:basedOn w:val="782"/>
+    <w:basedOn w:val="857"/>
     <w:uiPriority w:val="99"/>
     <w:pPr>
       <w:spacing w:after="0" w:line="240" w:lineRule="auto"/>
@@ -28868,9 +29954,9 @@
       </w:tcPr>
     </w:tblStylePr>
   </w:style>
-  <w:style w:type="table" w:styleId="921" w:customStyle="1">
+  <w:style w:type="table" w:styleId="996" w:customStyle="1">
     <w:name w:val="List Table 7 Colorful - Accent 3"/>
-    <w:basedOn w:val="782"/>
+    <w:basedOn w:val="857"/>
     <w:uiPriority w:val="99"/>
     <w:pPr>
       <w:spacing w:after="0" w:line="240" w:lineRule="auto"/>
@@ -28976,9 +30062,9 @@
       </w:tcPr>
     </w:tblStylePr>
   </w:style>
-  <w:style w:type="table" w:styleId="922" w:customStyle="1">
+  <w:style w:type="table" w:styleId="997" w:customStyle="1">
     <w:name w:val="List Table 7 Colorful - Accent 4"/>
-    <w:basedOn w:val="782"/>
+    <w:basedOn w:val="857"/>
     <w:uiPriority w:val="99"/>
     <w:pPr>
       <w:spacing w:after="0" w:line="240" w:lineRule="auto"/>
@@ -29084,9 +30170,9 @@
       </w:tcPr>
     </w:tblStylePr>
   </w:style>
-  <w:style w:type="table" w:styleId="923" w:customStyle="1">
+  <w:style w:type="table" w:styleId="998" w:customStyle="1">
     <w:name w:val="List Table 7 Colorful - Accent 5"/>
-    <w:basedOn w:val="782"/>
+    <w:basedOn w:val="857"/>
     <w:uiPriority w:val="99"/>
     <w:pPr>
       <w:spacing w:after="0" w:line="240" w:lineRule="auto"/>
@@ -29192,9 +30278,9 @@
       </w:tcPr>
     </w:tblStylePr>
   </w:style>
-  <w:style w:type="table" w:styleId="924" w:customStyle="1">
+  <w:style w:type="table" w:styleId="999" w:customStyle="1">
     <w:name w:val="List Table 7 Colorful - Accent 6"/>
-    <w:basedOn w:val="782"/>
+    <w:basedOn w:val="857"/>
     <w:uiPriority w:val="99"/>
     <w:pPr>
       <w:spacing w:after="0" w:line="240" w:lineRule="auto"/>
@@ -29300,9 +30386,9 @@
       </w:tcPr>
     </w:tblStylePr>
   </w:style>
-  <w:style w:type="table" w:styleId="925" w:customStyle="1">
+  <w:style w:type="table" w:styleId="1000" w:customStyle="1">
     <w:name w:val="Lined - Accent"/>
-    <w:basedOn w:val="782"/>
+    <w:basedOn w:val="857"/>
     <w:uiPriority w:val="99"/>
     <w:pPr>
       <w:spacing w:after="0" w:line="240" w:lineRule="auto"/>
@@ -29392,9 +30478,9 @@
       </w:tcPr>
     </w:tblStylePr>
   </w:style>
-  <w:style w:type="table" w:styleId="926" w:customStyle="1">
+  <w:style w:type="table" w:styleId="1001" w:customStyle="1">
     <w:name w:val="Lined - Accent 1"/>
-    <w:basedOn w:val="782"/>
+    <w:basedOn w:val="857"/>
     <w:uiPriority w:val="99"/>
     <w:pPr>
       <w:spacing w:after="0" w:line="240" w:lineRule="auto"/>
@@ -29484,9 +30570,9 @@
       </w:tcPr>
     </w:tblStylePr>
   </w:style>
-  <w:style w:type="table" w:styleId="927" w:customStyle="1">
+  <w:style w:type="table" w:styleId="1002" w:customStyle="1">
     <w:name w:val="Lined - Accent 2"/>
-    <w:basedOn w:val="782"/>
+    <w:basedOn w:val="857"/>
     <w:uiPriority w:val="99"/>
     <w:pPr>
       <w:spacing w:after="0" w:line="240" w:lineRule="auto"/>
@@ -29576,9 +30662,9 @@
       </w:tcPr>
     </w:tblStylePr>
   </w:style>
-  <w:style w:type="table" w:styleId="928" w:customStyle="1">
+  <w:style w:type="table" w:styleId="1003" w:customStyle="1">
     <w:name w:val="Lined - Accent 3"/>
-    <w:basedOn w:val="782"/>
+    <w:basedOn w:val="857"/>
     <w:uiPriority w:val="99"/>
     <w:pPr>
       <w:spacing w:after="0" w:line="240" w:lineRule="auto"/>
@@ -29668,9 +30754,9 @@
       </w:tcPr>
     </w:tblStylePr>
   </w:style>
-  <w:style w:type="table" w:styleId="929" w:customStyle="1">
+  <w:style w:type="table" w:styleId="1004" w:customStyle="1">
     <w:name w:val="Lined - Accent 4"/>
-    <w:basedOn w:val="782"/>
+    <w:basedOn w:val="857"/>
     <w:uiPriority w:val="99"/>
     <w:pPr>
       <w:spacing w:after="0" w:line="240" w:lineRule="auto"/>
@@ -29760,9 +30846,9 @@
       </w:tcPr>
     </w:tblStylePr>
   </w:style>
-  <w:style w:type="table" w:styleId="930" w:customStyle="1">
+  <w:style w:type="table" w:styleId="1005" w:customStyle="1">
     <w:name w:val="Lined - Accent 5"/>
-    <w:basedOn w:val="782"/>
+    <w:basedOn w:val="857"/>
     <w:uiPriority w:val="99"/>
     <w:pPr>
       <w:spacing w:after="0" w:line="240" w:lineRule="auto"/>
@@ -29852,9 +30938,9 @@
       </w:tcPr>
     </w:tblStylePr>
   </w:style>
-  <w:style w:type="table" w:styleId="931" w:customStyle="1">
+  <w:style w:type="table" w:styleId="1006" w:customStyle="1">
     <w:name w:val="Lined - Accent 6"/>
-    <w:basedOn w:val="782"/>
+    <w:basedOn w:val="857"/>
     <w:uiPriority w:val="99"/>
     <w:pPr>
       <w:spacing w:after="0" w:line="240" w:lineRule="auto"/>
@@ -29944,9 +31030,9 @@
       </w:tcPr>
     </w:tblStylePr>
   </w:style>
-  <w:style w:type="table" w:styleId="932" w:customStyle="1">
+  <w:style w:type="table" w:styleId="1007" w:customStyle="1">
     <w:name w:val="Bordered &amp; Lined - Accent"/>
-    <w:basedOn w:val="782"/>
+    <w:basedOn w:val="857"/>
     <w:uiPriority w:val="99"/>
     <w:pPr>
       <w:spacing w:after="0" w:line="240" w:lineRule="auto"/>
@@ -30044,9 +31130,9 @@
       </w:tcPr>
     </w:tblStylePr>
   </w:style>
-  <w:style w:type="table" w:styleId="933" w:customStyle="1">
+  <w:style w:type="table" w:styleId="1008" w:customStyle="1">
     <w:name w:val="Bordered &amp; Lined - Accent 1"/>
-    <w:basedOn w:val="782"/>
+    <w:basedOn w:val="857"/>
     <w:uiPriority w:val="99"/>
     <w:pPr>
       <w:spacing w:after="0" w:line="240" w:lineRule="auto"/>
@@ -30144,9 +31230,9 @@
       </w:tcPr>
     </w:tblStylePr>
   </w:style>
-  <w:style w:type="table" w:styleId="934" w:customStyle="1">
+  <w:style w:type="table" w:styleId="1009" w:customStyle="1">
     <w:name w:val="Bordered &amp; Lined - Accent 2"/>
-    <w:basedOn w:val="782"/>
+    <w:basedOn w:val="857"/>
     <w:uiPriority w:val="99"/>
     <w:pPr>
       <w:spacing w:after="0" w:line="240" w:lineRule="auto"/>
@@ -30244,9 +31330,9 @@
       </w:tcPr>
     </w:tblStylePr>
   </w:style>
-  <w:style w:type="table" w:styleId="935" w:customStyle="1">
+  <w:style w:type="table" w:styleId="1010" w:customStyle="1">
     <w:name w:val="Bordered &amp; Lined - Accent 3"/>
-    <w:basedOn w:val="782"/>
+    <w:basedOn w:val="857"/>
     <w:uiPriority w:val="99"/>
     <w:pPr>
       <w:spacing w:after="0" w:line="240" w:lineRule="auto"/>
@@ -30344,9 +31430,9 @@
       </w:tcPr>
     </w:tblStylePr>
   </w:style>
-  <w:style w:type="table" w:styleId="936" w:customStyle="1">
+  <w:style w:type="table" w:styleId="1011" w:customStyle="1">
     <w:name w:val="Bordered &amp; Lined - Accent 4"/>
-    <w:basedOn w:val="782"/>
+    <w:basedOn w:val="857"/>
     <w:uiPriority w:val="99"/>
     <w:pPr>
       <w:spacing w:after="0" w:line="240" w:lineRule="auto"/>
@@ -30444,9 +31530,9 @@
       </w:tcPr>
     </w:tblStylePr>
   </w:style>
-  <w:style w:type="table" w:styleId="937" w:customStyle="1">
+  <w:style w:type="table" w:styleId="1012" w:customStyle="1">
     <w:name w:val="Bordered &amp; Lined - Accent 5"/>
-    <w:basedOn w:val="782"/>
+    <w:basedOn w:val="857"/>
     <w:uiPriority w:val="99"/>
     <w:pPr>
       <w:spacing w:after="0" w:line="240" w:lineRule="auto"/>
@@ -30544,9 +31630,9 @@
       </w:tcPr>
     </w:tblStylePr>
   </w:style>
-  <w:style w:type="table" w:styleId="938" w:customStyle="1">
+  <w:style w:type="table" w:styleId="1013" w:customStyle="1">
     <w:name w:val="Bordered &amp; Lined - Accent 6"/>
-    <w:basedOn w:val="782"/>
+    <w:basedOn w:val="857"/>
     <w:uiPriority w:val="99"/>
     <w:pPr>
       <w:spacing w:after="0" w:line="240" w:lineRule="auto"/>
@@ -30644,9 +31730,9 @@
       </w:tcPr>
     </w:tblStylePr>
   </w:style>
-  <w:style w:type="table" w:styleId="939" w:customStyle="1">
+  <w:style w:type="table" w:styleId="1014" w:customStyle="1">
     <w:name w:val="Bordered"/>
-    <w:basedOn w:val="782"/>
+    <w:basedOn w:val="857"/>
     <w:uiPriority w:val="99"/>
     <w:pPr>
       <w:spacing w:after="0" w:line="240" w:lineRule="auto"/>
@@ -30722,9 +31808,9 @@
       </w:tcPr>
     </w:tblStylePr>
   </w:style>
-  <w:style w:type="table" w:styleId="940" w:customStyle="1">
+  <w:style w:type="table" w:styleId="1015" w:customStyle="1">
     <w:name w:val="Bordered - Accent 1"/>
-    <w:basedOn w:val="782"/>
+    <w:basedOn w:val="857"/>
     <w:uiPriority w:val="99"/>
     <w:pPr>
       <w:spacing w:after="0" w:line="240" w:lineRule="auto"/>
@@ -30800,9 +31886,9 @@
       </w:tcPr>
     </w:tblStylePr>
   </w:style>
-  <w:style w:type="table" w:styleId="941" w:customStyle="1">
+  <w:style w:type="table" w:styleId="1016" w:customStyle="1">
     <w:name w:val="Bordered - Accent 2"/>
-    <w:basedOn w:val="782"/>
+    <w:basedOn w:val="857"/>
     <w:uiPriority w:val="99"/>
     <w:pPr>
       <w:spacing w:after="0" w:line="240" w:lineRule="auto"/>
@@ -30878,9 +31964,9 @@
       </w:tcPr>
     </w:tblStylePr>
   </w:style>
-  <w:style w:type="table" w:styleId="942" w:customStyle="1">
+  <w:style w:type="table" w:styleId="1017" w:customStyle="1">
     <w:name w:val="Bordered - Accent 3"/>
-    <w:basedOn w:val="782"/>
+    <w:basedOn w:val="857"/>
     <w:uiPriority w:val="99"/>
     <w:pPr>
       <w:spacing w:after="0" w:line="240" w:lineRule="auto"/>
@@ -30956,9 +32042,9 @@
       </w:tcPr>
     </w:tblStylePr>
   </w:style>
-  <w:style w:type="table" w:styleId="943" w:customStyle="1">
+  <w:style w:type="table" w:styleId="1018" w:customStyle="1">
     <w:name w:val="Bordered - Accent 4"/>
-    <w:basedOn w:val="782"/>
+    <w:basedOn w:val="857"/>
     <w:uiPriority w:val="99"/>
     <w:pPr>
       <w:spacing w:after="0" w:line="240" w:lineRule="auto"/>
@@ -31034,9 +32120,9 @@
       </w:tcPr>
     </w:tblStylePr>
   </w:style>
-  <w:style w:type="table" w:styleId="944" w:customStyle="1">
+  <w:style w:type="table" w:styleId="1019" w:customStyle="1">
     <w:name w:val="Bordered - Accent 5"/>
-    <w:basedOn w:val="782"/>
+    <w:basedOn w:val="857"/>
     <w:uiPriority w:val="99"/>
     <w:pPr>
       <w:spacing w:after="0" w:line="240" w:lineRule="auto"/>
@@ -31112,9 +32198,9 @@
       </w:tcPr>
     </w:tblStylePr>
   </w:style>
-  <w:style w:type="table" w:styleId="945" w:customStyle="1">
+  <w:style w:type="table" w:styleId="1020" w:customStyle="1">
     <w:name w:val="Bordered - Accent 6"/>
-    <w:basedOn w:val="782"/>
+    <w:basedOn w:val="857"/>
     <w:uiPriority w:val="99"/>
     <w:pPr>
       <w:spacing w:after="0" w:line="240" w:lineRule="auto"/>
@@ -31190,10 +32276,10 @@
       </w:tcPr>
     </w:tblStylePr>
   </w:style>
-  <w:style w:type="paragraph" w:styleId="946">
+  <w:style w:type="paragraph" w:styleId="1021">
     <w:name w:val="footnote text"/>
-    <w:basedOn w:val="771"/>
-    <w:link w:val="947"/>
+    <w:basedOn w:val="846"/>
+    <w:link w:val="1022"/>
     <w:uiPriority w:val="99"/>
     <w:semiHidden/>
     <w:unhideWhenUsed/>
@@ -31204,27 +32290,27 @@
       <w:sz w:val="18"/>
     </w:rPr>
   </w:style>
-  <w:style w:type="character" w:styleId="947" w:customStyle="1">
+  <w:style w:type="character" w:styleId="1022" w:customStyle="1">
     <w:name w:val="Текст сноски Знак"/>
-    <w:link w:val="946"/>
+    <w:link w:val="1021"/>
     <w:uiPriority w:val="99"/>
     <w:rPr>
       <w:sz w:val="18"/>
     </w:rPr>
   </w:style>
-  <w:style w:type="character" w:styleId="948">
+  <w:style w:type="character" w:styleId="1023">
     <w:name w:val="footnote reference"/>
-    <w:basedOn w:val="781"/>
+    <w:basedOn w:val="856"/>
     <w:uiPriority w:val="99"/>
     <w:unhideWhenUsed/>
     <w:rPr>
       <w:vertAlign w:val="superscript"/>
     </w:rPr>
   </w:style>
-  <w:style w:type="paragraph" w:styleId="949">
+  <w:style w:type="paragraph" w:styleId="1024">
     <w:name w:val="endnote text"/>
-    <w:basedOn w:val="771"/>
-    <w:link w:val="950"/>
+    <w:basedOn w:val="846"/>
+    <w:link w:val="1025"/>
     <w:uiPriority w:val="99"/>
     <w:semiHidden/>
     <w:unhideWhenUsed/>
@@ -31235,17 +32321,17 @@
       <w:sz w:val="20"/>
     </w:rPr>
   </w:style>
-  <w:style w:type="character" w:styleId="950" w:customStyle="1">
+  <w:style w:type="character" w:styleId="1025" w:customStyle="1">
     <w:name w:val="Текст концевой сноски Знак"/>
-    <w:link w:val="949"/>
+    <w:link w:val="1024"/>
     <w:uiPriority w:val="99"/>
     <w:rPr>
       <w:sz w:val="20"/>
     </w:rPr>
   </w:style>
-  <w:style w:type="character" w:styleId="951">
+  <w:style w:type="character" w:styleId="1026">
     <w:name w:val="endnote reference"/>
-    <w:basedOn w:val="781"/>
+    <w:basedOn w:val="856"/>
     <w:uiPriority w:val="99"/>
     <w:semiHidden/>
     <w:unhideWhenUsed/>
@@ -31253,10 +32339,10 @@
       <w:vertAlign w:val="superscript"/>
     </w:rPr>
   </w:style>
-  <w:style w:type="paragraph" w:styleId="952">
+  <w:style w:type="paragraph" w:styleId="1027">
     <w:name w:val="toc 2"/>
-    <w:basedOn w:val="771"/>
-    <w:next w:val="771"/>
+    <w:basedOn w:val="846"/>
+    <w:next w:val="846"/>
     <w:uiPriority w:val="39"/>
     <w:unhideWhenUsed/>
     <w:pPr>
@@ -31264,10 +32350,10 @@
       <w:spacing w:after="57"/>
     </w:pPr>
   </w:style>
-  <w:style w:type="paragraph" w:styleId="953">
+  <w:style w:type="paragraph" w:styleId="1028">
     <w:name w:val="toc 3"/>
-    <w:basedOn w:val="771"/>
-    <w:next w:val="771"/>
+    <w:basedOn w:val="846"/>
+    <w:next w:val="846"/>
     <w:uiPriority w:val="39"/>
     <w:unhideWhenUsed/>
     <w:pPr>
@@ -31275,10 +32361,10 @@
       <w:spacing w:after="57"/>
     </w:pPr>
   </w:style>
-  <w:style w:type="paragraph" w:styleId="954">
+  <w:style w:type="paragraph" w:styleId="1029">
     <w:name w:val="toc 4"/>
-    <w:basedOn w:val="771"/>
-    <w:next w:val="771"/>
+    <w:basedOn w:val="846"/>
+    <w:next w:val="846"/>
     <w:uiPriority w:val="39"/>
     <w:unhideWhenUsed/>
     <w:pPr>
@@ -31286,10 +32372,10 @@
       <w:spacing w:after="57"/>
     </w:pPr>
   </w:style>
-  <w:style w:type="paragraph" w:styleId="955">
+  <w:style w:type="paragraph" w:styleId="1030">
     <w:name w:val="toc 5"/>
-    <w:basedOn w:val="771"/>
-    <w:next w:val="771"/>
+    <w:basedOn w:val="846"/>
+    <w:next w:val="846"/>
     <w:uiPriority w:val="39"/>
     <w:unhideWhenUsed/>
     <w:pPr>
@@ -31297,10 +32383,10 @@
       <w:spacing w:after="57"/>
     </w:pPr>
   </w:style>
-  <w:style w:type="paragraph" w:styleId="956">
+  <w:style w:type="paragraph" w:styleId="1031">
     <w:name w:val="toc 6"/>
-    <w:basedOn w:val="771"/>
-    <w:next w:val="771"/>
+    <w:basedOn w:val="846"/>
+    <w:next w:val="846"/>
     <w:uiPriority w:val="39"/>
     <w:unhideWhenUsed/>
     <w:pPr>
@@ -31308,10 +32394,10 @@
       <w:spacing w:after="57"/>
     </w:pPr>
   </w:style>
-  <w:style w:type="paragraph" w:styleId="957">
+  <w:style w:type="paragraph" w:styleId="1032">
     <w:name w:val="toc 7"/>
-    <w:basedOn w:val="771"/>
-    <w:next w:val="771"/>
+    <w:basedOn w:val="846"/>
+    <w:next w:val="846"/>
     <w:uiPriority w:val="39"/>
     <w:unhideWhenUsed/>
     <w:pPr>
@@ -31319,10 +32405,10 @@
       <w:spacing w:after="57"/>
     </w:pPr>
   </w:style>
-  <w:style w:type="paragraph" w:styleId="958">
+  <w:style w:type="paragraph" w:styleId="1033">
     <w:name w:val="toc 8"/>
-    <w:basedOn w:val="771"/>
-    <w:next w:val="771"/>
+    <w:basedOn w:val="846"/>
+    <w:next w:val="846"/>
     <w:uiPriority w:val="39"/>
     <w:unhideWhenUsed/>
     <w:pPr>
@@ -31330,10 +32416,10 @@
       <w:spacing w:after="57"/>
     </w:pPr>
   </w:style>
-  <w:style w:type="paragraph" w:styleId="959">
+  <w:style w:type="paragraph" w:styleId="1034">
     <w:name w:val="toc 9"/>
-    <w:basedOn w:val="771"/>
-    <w:next w:val="771"/>
+    <w:basedOn w:val="846"/>
+    <w:next w:val="846"/>
     <w:uiPriority w:val="39"/>
     <w:unhideWhenUsed/>
     <w:pPr>
@@ -31341,24 +32427,24 @@
       <w:spacing w:after="57"/>
     </w:pPr>
   </w:style>
-  <w:style w:type="paragraph" w:styleId="960">
+  <w:style w:type="paragraph" w:styleId="1035">
     <w:name w:val="TOC Heading"/>
     <w:uiPriority w:val="39"/>
     <w:unhideWhenUsed/>
   </w:style>
-  <w:style w:type="paragraph" w:styleId="961">
+  <w:style w:type="paragraph" w:styleId="1036">
     <w:name w:val="table of figures"/>
-    <w:basedOn w:val="771"/>
-    <w:next w:val="771"/>
+    <w:basedOn w:val="846"/>
+    <w:next w:val="846"/>
     <w:uiPriority w:val="99"/>
     <w:unhideWhenUsed/>
     <w:pPr>
       <w:spacing w:after="0"/>
     </w:pPr>
   </w:style>
-  <w:style w:type="paragraph" w:styleId="962">
+  <w:style w:type="paragraph" w:styleId="1037">
     <w:name w:val="List Paragraph"/>
-    <w:basedOn w:val="771"/>
+    <w:basedOn w:val="846"/>
     <w:uiPriority w:val="34"/>
     <w:qFormat/>
     <w:pPr>
@@ -31366,9 +32452,9 @@
       <w:ind w:left="720"/>
     </w:pPr>
   </w:style>
-  <w:style w:type="table" w:styleId="963">
+  <w:style w:type="table" w:styleId="1038">
     <w:name w:val="Table Grid"/>
-    <w:basedOn w:val="782"/>
+    <w:basedOn w:val="857"/>
     <w:uiPriority w:val="59"/>
     <w:pPr>
       <w:spacing w:after="0" w:line="240" w:lineRule="auto"/>
@@ -31384,10 +32470,10 @@
       </w:tblBorders>
     </w:tblPr>
   </w:style>
-  <w:style w:type="table" w:styleId="964" w:customStyle="1">
+  <w:style w:type="table" w:styleId="1039" w:customStyle="1">
     <w:name w:val="Сетка таблицы1"/>
-    <w:basedOn w:val="782"/>
-    <w:next w:val="963"/>
+    <w:basedOn w:val="857"/>
+    <w:next w:val="1038"/>
     <w:pPr>
       <w:spacing w:after="0" w:line="240" w:lineRule="auto"/>
     </w:pPr>
@@ -31408,9 +32494,9 @@
       </w:tblBorders>
     </w:tblPr>
   </w:style>
-  <w:style w:type="character" w:styleId="965">
+  <w:style w:type="character" w:styleId="1040">
     <w:name w:val="Hyperlink"/>
-    <w:basedOn w:val="781"/>
+    <w:basedOn w:val="856"/>
     <w:uiPriority w:val="99"/>
     <w:unhideWhenUsed/>
     <w:rPr>
@@ -31418,10 +32504,10 @@
       <w:u w:val="single"/>
     </w:rPr>
   </w:style>
-  <w:style w:type="paragraph" w:styleId="966">
+  <w:style w:type="paragraph" w:styleId="1041">
     <w:name w:val="toc 1"/>
-    <w:basedOn w:val="771"/>
-    <w:next w:val="771"/>
+    <w:basedOn w:val="846"/>
+    <w:next w:val="846"/>
     <w:uiPriority w:val="39"/>
     <w:unhideWhenUsed/>
     <w:pPr>
@@ -31436,10 +32522,10 @@
       <w:szCs w:val="28"/>
     </w:rPr>
   </w:style>
-  <w:style w:type="paragraph" w:styleId="967">
+  <w:style w:type="paragraph" w:styleId="1042">
     <w:name w:val="Header"/>
-    <w:basedOn w:val="771"/>
-    <w:link w:val="968"/>
+    <w:basedOn w:val="846"/>
+    <w:link w:val="1043"/>
     <w:uiPriority w:val="99"/>
     <w:unhideWhenUsed/>
     <w:pPr>
@@ -31450,19 +32536,19 @@
       </w:tabs>
     </w:pPr>
   </w:style>
-  <w:style w:type="character" w:styleId="968" w:customStyle="1">
+  <w:style w:type="character" w:styleId="1043" w:customStyle="1">
     <w:name w:val="Верхний колонтитул Знак"/>
-    <w:basedOn w:val="781"/>
-    <w:link w:val="967"/>
+    <w:basedOn w:val="856"/>
+    <w:link w:val="1042"/>
     <w:uiPriority w:val="99"/>
     <w:rPr>
       <w:rFonts w:ascii="Calibri" w:hAnsi="Calibri" w:eastAsia="Times New Roman" w:cs="Times New Roman"/>
     </w:rPr>
   </w:style>
-  <w:style w:type="paragraph" w:styleId="969">
+  <w:style w:type="paragraph" w:styleId="1044">
     <w:name w:val="Footer"/>
-    <w:basedOn w:val="771"/>
-    <w:link w:val="970"/>
+    <w:basedOn w:val="846"/>
+    <w:link w:val="1045"/>
     <w:uiPriority w:val="99"/>
     <w:unhideWhenUsed/>
     <w:pPr>
@@ -31473,18 +32559,18 @@
       </w:tabs>
     </w:pPr>
   </w:style>
-  <w:style w:type="character" w:styleId="970" w:customStyle="1">
+  <w:style w:type="character" w:styleId="1045" w:customStyle="1">
     <w:name w:val="Нижний колонтитул Знак"/>
-    <w:basedOn w:val="781"/>
-    <w:link w:val="969"/>
+    <w:basedOn w:val="856"/>
+    <w:link w:val="1044"/>
     <w:uiPriority w:val="99"/>
     <w:rPr>
       <w:rFonts w:ascii="Calibri" w:hAnsi="Calibri" w:eastAsia="Times New Roman" w:cs="Times New Roman"/>
     </w:rPr>
   </w:style>
-  <w:style w:type="character" w:styleId="971" w:customStyle="1">
+  <w:style w:type="character" w:styleId="1046" w:customStyle="1">
     <w:name w:val="Неразрешенное упоминание1"/>
-    <w:basedOn w:val="781"/>
+    <w:basedOn w:val="856"/>
     <w:uiPriority w:val="99"/>
     <w:semiHidden/>
     <w:unhideWhenUsed/>
@@ -31493,9 +32579,9 @@
       <w:shd w:val="clear" w:color="auto" w:fill="e1dfdd"/>
     </w:rPr>
   </w:style>
-  <w:style w:type="character" w:styleId="972">
+  <w:style w:type="character" w:styleId="1047">
     <w:name w:val="Unresolved Mention"/>
-    <w:basedOn w:val="781"/>
+    <w:basedOn w:val="856"/>
     <w:uiPriority w:val="99"/>
     <w:semiHidden/>
     <w:unhideWhenUsed/>
@@ -31510,12 +32596,12 @@
 <file path=word/theme/theme1.xml><?xml version="1.0" encoding="utf-8"?>
 <a:theme xmlns:a="http://schemas.openxmlformats.org/drawingml/2006/main" xmlns:r="http://schemas.openxmlformats.org/officeDocument/2006/relationships" xmlns:p="http://schemas.openxmlformats.org/presentationml/2006/main" name="Тема Office">
   <a:themeElements>
-    <a:clrScheme name="Стандартная">
+    <a:clrScheme name="New Office">
       <a:dk1>
-        <a:sysClr val="windowText" lastClr="000000"/>
+        <a:srgbClr val="000000"/>
       </a:dk1>
       <a:lt1>
-        <a:sysClr val="window" lastClr="FFFFFF"/>
+        <a:srgbClr val="FFFFFF"/>
       </a:lt1>
       <a:dk2>
         <a:srgbClr val="44546A"/>
@@ -31711,5 +32797,47 @@
     </a:fmtScheme>
   </a:themeElements>
   <a:objectDefaults/>
+  <a:extraClrSchemeLst>
+    <a:extraClrScheme>
+      <a:clrScheme name="Стандартная">
+        <a:dk1>
+          <a:sysClr val="windowText" lastClr="000000"/>
+        </a:dk1>
+        <a:lt1>
+          <a:sysClr val="window" lastClr="FFFFFF"/>
+        </a:lt1>
+        <a:dk2>
+          <a:srgbClr val="44546A"/>
+        </a:dk2>
+        <a:lt2>
+          <a:srgbClr val="E7E6E6"/>
+        </a:lt2>
+        <a:accent1>
+          <a:srgbClr val="5B9BD5"/>
+        </a:accent1>
+        <a:accent2>
+          <a:srgbClr val="ED7D31"/>
+        </a:accent2>
+        <a:accent3>
+          <a:srgbClr val="A5A5A5"/>
+        </a:accent3>
+        <a:accent4>
+          <a:srgbClr val="FFC000"/>
+        </a:accent4>
+        <a:accent5>
+          <a:srgbClr val="4472C4"/>
+        </a:accent5>
+        <a:accent6>
+          <a:srgbClr val="70AD47"/>
+        </a:accent6>
+        <a:hlink>
+          <a:srgbClr val="0563C1"/>
+        </a:hlink>
+        <a:folHlink>
+          <a:srgbClr val="954F72"/>
+        </a:folHlink>
+      </a:clrScheme>
+    </a:extraClrScheme>
+  </a:extraClrSchemeLst>
 </a:theme>
 </file>